--- a/gu23/report/template/act23_general.docx
+++ b/gu23/report/template/act23_general.docx
@@ -1,6 +1,6 @@
 
 <file path=word/document.xml><?xml version="1.0" encoding="utf-8"?>
-<w:document xmlns:w="http://schemas.openxmlformats.org/wordprocessingml/2006/main">
+<w:document xmlns:wpc="http://schemas.microsoft.com/office/word/2010/wordprocessingCanvas" xmlns:cx="http://schemas.microsoft.com/office/drawing/2014/chartex" xmlns:cx1="http://schemas.microsoft.com/office/drawing/2015/9/8/chartex" xmlns:mc="http://schemas.openxmlformats.org/markup-compatibility/2006" xmlns:o="urn:schemas-microsoft-com:office:office" xmlns:r="http://schemas.openxmlformats.org/officeDocument/2006/relationships" xmlns:m="http://schemas.openxmlformats.org/officeDocument/2006/math" xmlns:v="urn:schemas-microsoft-com:vml" xmlns:wp14="http://schemas.microsoft.com/office/word/2010/wordprocessingDrawing" xmlns:wp="http://schemas.openxmlformats.org/drawingml/2006/wordprocessingDrawing" xmlns:w10="urn:schemas-microsoft-com:office:word" xmlns:w="http://schemas.openxmlformats.org/wordprocessingml/2006/main" xmlns:w14="http://schemas.microsoft.com/office/word/2010/wordml" xmlns:w15="http://schemas.microsoft.com/office/word/2012/wordml" xmlns:w16se="http://schemas.microsoft.com/office/word/2015/wordml/symex" xmlns:wpg="http://schemas.microsoft.com/office/word/2010/wordprocessingGroup" xmlns:wpi="http://schemas.microsoft.com/office/word/2010/wordprocessingInk" xmlns:wne="http://schemas.microsoft.com/office/word/2006/wordml" xmlns:wps="http://schemas.microsoft.com/office/word/2010/wordprocessingShape" mc:Ignorable="w14 w15 w16se wp14">
   <w:body>
     <w:p>
       <w:pPr>
@@ -31,7 +31,15 @@
         <w:br/>
       </w:r>
       <w:r>
-        <w:t>Цех: {{CEX}}</w:t>
+        <w:t>Цех: {{</w:t>
+      </w:r>
+      <w:r>
+        <w:t>DEPT</w:t>
+      </w:r>
+      <w:bookmarkStart w:id="0" w:name="_GoBack"/>
+      <w:bookmarkEnd w:id="0"/>
+      <w:r>
+        <w:t>}}</w:t>
       </w:r>
     </w:p>
     <w:p/>
@@ -49,7 +57,7 @@
         <w:t>Должность</w:t>
       </w:r>
       <w:r>
-        <w:t xml:space="preserve">: {{SIGNER_1_POST}}    Ф.И.О.: {{SIGNER_1_FIO}}</w:t>
+        <w:t>: {{SIGNER_1_POST}}    Ф.И.О.: {{SIGNER_1_FIO}}</w:t>
       </w:r>
     </w:p>
     <w:p>
@@ -61,7 +69,7 @@
         <w:t>Должность</w:t>
       </w:r>
       <w:r>
-        <w:t xml:space="preserve">: {{SIGNER_2_POST}}    Ф.И.О.: {{SIGNER_2_FIO}}</w:t>
+        <w:t>: {{SIGNER_2_POST}}    Ф.И.О.: {{SIGNER_2_FIO}}</w:t>
       </w:r>
     </w:p>
     <w:p>
@@ -73,7 +81,7 @@
         <w:t>Участник</w:t>
       </w:r>
       <w:r>
-        <w:t xml:space="preserve">: {{SIGNER_3_FIO}}</w:t>
+        <w:t>: {{SIGNER_3_FIO}}</w:t>
       </w:r>
     </w:p>
     <w:p>
@@ -85,7 +93,7 @@
         <w:t>Перевозчик</w:t>
       </w:r>
       <w:r>
-        <w:t xml:space="preserve">: ОАО "РЖД"</w:t>
+        <w:t>: ОАО "РЖД"</w:t>
       </w:r>
     </w:p>
     <w:p>
@@ -97,7 +105,7 @@
         <w:t>Станция составления</w:t>
       </w:r>
       <w:r>
-        <w:t xml:space="preserve">: {{STATION}}</w:t>
+        <w:t>: {{STATION}}</w:t>
       </w:r>
     </w:p>
     <w:p>
@@ -109,7 +117,7 @@
         <w:t>Станция отправления</w:t>
       </w:r>
       <w:r>
-        <w:t xml:space="preserve">: {{ST_FROM}}</w:t>
+        <w:t>: {{ST_FROM}}</w:t>
       </w:r>
     </w:p>
     <w:p>
@@ -121,7 +129,7 @@
         <w:t>Станция назначения</w:t>
       </w:r>
       <w:r>
-        <w:t xml:space="preserve">: {{ST_TO}}</w:t>
+        <w:t>: {{ST_TO}}</w:t>
       </w:r>
     </w:p>
     <w:p>
@@ -133,7 +141,7 @@
         <w:t>Причина</w:t>
       </w:r>
       <w:r>
-        <w:t xml:space="preserve">: {{REASON_NAME}}</w:t>
+        <w:t>: {{REASON_NAME}}</w:t>
       </w:r>
     </w:p>
     <w:p>
@@ -145,7 +153,7 @@
         <w:t>Сведения о времени</w:t>
       </w:r>
       <w:r>
-        <w:t xml:space="preserve">:</w:t>
+        <w:t>:</w:t>
       </w:r>
     </w:p>
     <w:p>
@@ -163,27 +171,29 @@
         <w:t>Обстоятельства, вызвавшие составление акта</w:t>
       </w:r>
       <w:r>
-        <w:t xml:space="preserve">:</w:t>
-      </w:r>
-    </w:p>
-    <w:p>
-      <w:r>
-        <w:t xml:space="preserve">{{CIRCUMSTANCES}}</w:t>
+        <w:t>:</w:t>
+      </w:r>
+    </w:p>
+    <w:p>
+      <w:r>
+        <w:t>{{CIRCUMSTANCES}}</w:t>
       </w:r>
     </w:p>
     <w:p/>
     <w:tbl>
       <w:tblPr>
-        <w:tblStyle w:val="tbl"/>
+        <w:tblStyle w:val="a3"/>
         <w:tblW w:w="9038" w:type="dxa"/>
+        <w:tblInd w:w="5" w:type="dxa"/>
+        <w:tblLook w:val="04A0" w:firstRow="1" w:lastRow="0" w:firstColumn="1" w:lastColumn="0" w:noHBand="0" w:noVBand="1"/>
       </w:tblPr>
       <w:tblGrid>
-        <w:gridCol w:w="700"/>
-        <w:gridCol w:w="1400"/>
-        <w:gridCol w:w="1600"/>
-        <w:gridCol w:w="2500"/>
-        <w:gridCol w:w="1419"/>
-        <w:gridCol w:w="1419"/>
+        <w:gridCol w:w="1517"/>
+        <w:gridCol w:w="1455"/>
+        <w:gridCol w:w="1653"/>
+        <w:gridCol w:w="1840"/>
+        <w:gridCol w:w="1923"/>
+        <w:gridCol w:w="1872"/>
       </w:tblGrid>
       <w:tr>
         <w:tc>
@@ -350,29 +360,430 @@
     <w:sectPr>
       <w:pgSz w:w="12240" w:h="15840"/>
       <w:pgMar w:top="1134" w:right="851" w:bottom="1134" w:left="1134" w:header="720" w:footer="720" w:gutter="0"/>
+      <w:cols w:space="720"/>
     </w:sectPr>
   </w:body>
 </w:document>
 </file>
 
 <file path=word/styles.xml><?xml version="1.0" encoding="utf-8"?>
-<w:styles xmlns:w="http://schemas.openxmlformats.org/wordprocessingml/2006/main" xmlns:r="http://schemas.openxmlformats.org/officeDocument/2006/relationships">
+<w:styles xmlns:mc="http://schemas.openxmlformats.org/markup-compatibility/2006" xmlns:r="http://schemas.openxmlformats.org/officeDocument/2006/relationships" xmlns:w="http://schemas.openxmlformats.org/wordprocessingml/2006/main" xmlns:w14="http://schemas.microsoft.com/office/word/2010/wordml" xmlns:w15="http://schemas.microsoft.com/office/word/2012/wordml" xmlns:w16se="http://schemas.microsoft.com/office/word/2015/wordml/symex" mc:Ignorable="w14 w15 w16se">
   <w:docDefaults>
     <w:rPrDefault>
       <w:rPr>
-        <w:rFonts w:ascii="Times New Roman" w:hAnsi="Times New Roman" w:cs="Times New Roman"/>
+        <w:rFonts w:ascii="Times New Roman" w:eastAsia="Times New Roman" w:hAnsi="Times New Roman" w:cs="Times New Roman"/>
         <w:sz w:val="24"/>
         <w:szCs w:val="24"/>
-        <w:lang w:val="ru-RU"/>
+        <w:lang w:val="ru-RU" w:eastAsia="ru-RU" w:bidi="ar-SA"/>
       </w:rPr>
     </w:rPrDefault>
-    <w:pPrDefault>
-      <w:pPr>
-        <w:spacing w:after="0" w:line="240" w:lineRule="auto"/>
-      </w:pPr>
-    </w:pPrDefault>
+    <w:pPrDefault/>
   </w:docDefaults>
-  <w:style w:type="table" w:styleId="tbl">
+  <w:latentStyles w:defLockedState="0" w:defUIPriority="99" w:defSemiHidden="0" w:defUnhideWhenUsed="0" w:defQFormat="0" w:count="371">
+    <w:lsdException w:name="Normal" w:uiPriority="0" w:qFormat="1"/>
+    <w:lsdException w:name="heading 1" w:uiPriority="9" w:qFormat="1"/>
+    <w:lsdException w:name="heading 2" w:semiHidden="1" w:uiPriority="9" w:unhideWhenUsed="1" w:qFormat="1"/>
+    <w:lsdException w:name="heading 3" w:semiHidden="1" w:uiPriority="9" w:unhideWhenUsed="1" w:qFormat="1"/>
+    <w:lsdException w:name="heading 4" w:semiHidden="1" w:uiPriority="9" w:unhideWhenUsed="1" w:qFormat="1"/>
+    <w:lsdException w:name="heading 5" w:semiHidden="1" w:uiPriority="9" w:unhideWhenUsed="1" w:qFormat="1"/>
+    <w:lsdException w:name="heading 6" w:semiHidden="1" w:uiPriority="9" w:unhideWhenUsed="1" w:qFormat="1"/>
+    <w:lsdException w:name="heading 7" w:semiHidden="1" w:uiPriority="9" w:unhideWhenUsed="1" w:qFormat="1"/>
+    <w:lsdException w:name="heading 8" w:semiHidden="1" w:uiPriority="9" w:unhideWhenUsed="1" w:qFormat="1"/>
+    <w:lsdException w:name="heading 9" w:semiHidden="1" w:uiPriority="9" w:unhideWhenUsed="1" w:qFormat="1"/>
+    <w:lsdException w:name="index 1" w:semiHidden="1" w:unhideWhenUsed="1"/>
+    <w:lsdException w:name="index 2" w:semiHidden="1" w:unhideWhenUsed="1"/>
+    <w:lsdException w:name="index 3" w:semiHidden="1" w:unhideWhenUsed="1"/>
+    <w:lsdException w:name="index 4" w:semiHidden="1" w:unhideWhenUsed="1"/>
+    <w:lsdException w:name="index 5" w:semiHidden="1" w:unhideWhenUsed="1"/>
+    <w:lsdException w:name="index 6" w:semiHidden="1" w:unhideWhenUsed="1"/>
+    <w:lsdException w:name="index 7" w:semiHidden="1" w:unhideWhenUsed="1"/>
+    <w:lsdException w:name="index 8" w:semiHidden="1" w:unhideWhenUsed="1"/>
+    <w:lsdException w:name="index 9" w:semiHidden="1" w:unhideWhenUsed="1"/>
+    <w:lsdException w:name="toc 1" w:semiHidden="1" w:uiPriority="39" w:unhideWhenUsed="1"/>
+    <w:lsdException w:name="toc 2" w:semiHidden="1" w:uiPriority="39" w:unhideWhenUsed="1"/>
+    <w:lsdException w:name="toc 3" w:semiHidden="1" w:uiPriority="39" w:unhideWhenUsed="1"/>
+    <w:lsdException w:name="toc 4" w:semiHidden="1" w:uiPriority="39" w:unhideWhenUsed="1"/>
+    <w:lsdException w:name="toc 5" w:semiHidden="1" w:uiPriority="39" w:unhideWhenUsed="1"/>
+    <w:lsdException w:name="toc 6" w:semiHidden="1" w:uiPriority="39" w:unhideWhenUsed="1"/>
+    <w:lsdException w:name="toc 7" w:semiHidden="1" w:uiPriority="39" w:unhideWhenUsed="1"/>
+    <w:lsdException w:name="toc 8" w:semiHidden="1" w:uiPriority="39" w:unhideWhenUsed="1"/>
+    <w:lsdException w:name="toc 9" w:semiHidden="1" w:uiPriority="39" w:unhideWhenUsed="1"/>
+    <w:lsdException w:name="Normal Indent" w:semiHidden="1" w:unhideWhenUsed="1"/>
+    <w:lsdException w:name="footnote text" w:semiHidden="1" w:unhideWhenUsed="1"/>
+    <w:lsdException w:name="annotation text" w:semiHidden="1" w:unhideWhenUsed="1"/>
+    <w:lsdException w:name="header" w:semiHidden="1" w:unhideWhenUsed="1"/>
+    <w:lsdException w:name="footer" w:semiHidden="1" w:unhideWhenUsed="1"/>
+    <w:lsdException w:name="index heading" w:semiHidden="1" w:unhideWhenUsed="1"/>
+    <w:lsdException w:name="caption" w:semiHidden="1" w:uiPriority="35" w:unhideWhenUsed="1" w:qFormat="1"/>
+    <w:lsdException w:name="table of figures" w:semiHidden="1" w:unhideWhenUsed="1"/>
+    <w:lsdException w:name="envelope address" w:semiHidden="1" w:unhideWhenUsed="1"/>
+    <w:lsdException w:name="envelope return" w:semiHidden="1" w:unhideWhenUsed="1"/>
+    <w:lsdException w:name="footnote reference" w:semiHidden="1" w:unhideWhenUsed="1"/>
+    <w:lsdException w:name="annotation reference" w:semiHidden="1" w:unhideWhenUsed="1"/>
+    <w:lsdException w:name="line number" w:semiHidden="1" w:unhideWhenUsed="1"/>
+    <w:lsdException w:name="page number" w:semiHidden="1" w:unhideWhenUsed="1"/>
+    <w:lsdException w:name="endnote reference" w:semiHidden="1" w:unhideWhenUsed="1"/>
+    <w:lsdException w:name="endnote text" w:semiHidden="1" w:unhideWhenUsed="1"/>
+    <w:lsdException w:name="table of authorities" w:semiHidden="1" w:unhideWhenUsed="1"/>
+    <w:lsdException w:name="macro" w:semiHidden="1" w:unhideWhenUsed="1"/>
+    <w:lsdException w:name="toa heading" w:semiHidden="1" w:unhideWhenUsed="1"/>
+    <w:lsdException w:name="List" w:semiHidden="1" w:unhideWhenUsed="1"/>
+    <w:lsdException w:name="List Bullet" w:semiHidden="1" w:unhideWhenUsed="1"/>
+    <w:lsdException w:name="List Number" w:semiHidden="1" w:unhideWhenUsed="1"/>
+    <w:lsdException w:name="List 2" w:semiHidden="1" w:unhideWhenUsed="1"/>
+    <w:lsdException w:name="List 3" w:semiHidden="1" w:unhideWhenUsed="1"/>
+    <w:lsdException w:name="List 4" w:semiHidden="1" w:unhideWhenUsed="1"/>
+    <w:lsdException w:name="List 5" w:semiHidden="1" w:unhideWhenUsed="1"/>
+    <w:lsdException w:name="List Bullet 2" w:semiHidden="1" w:unhideWhenUsed="1"/>
+    <w:lsdException w:name="List Bullet 3" w:semiHidden="1" w:unhideWhenUsed="1"/>
+    <w:lsdException w:name="List Bullet 4" w:semiHidden="1" w:unhideWhenUsed="1"/>
+    <w:lsdException w:name="List Bullet 5" w:semiHidden="1" w:unhideWhenUsed="1"/>
+    <w:lsdException w:name="List Number 2" w:semiHidden="1" w:unhideWhenUsed="1"/>
+    <w:lsdException w:name="List Number 3" w:semiHidden="1" w:unhideWhenUsed="1"/>
+    <w:lsdException w:name="List Number 4" w:semiHidden="1" w:unhideWhenUsed="1"/>
+    <w:lsdException w:name="List Number 5" w:semiHidden="1" w:unhideWhenUsed="1"/>
+    <w:lsdException w:name="Title" w:uiPriority="10" w:qFormat="1"/>
+    <w:lsdException w:name="Closing" w:semiHidden="1" w:unhideWhenUsed="1"/>
+    <w:lsdException w:name="Signature" w:semiHidden="1" w:unhideWhenUsed="1"/>
+    <w:lsdException w:name="Default Paragraph Font" w:semiHidden="1" w:uiPriority="1" w:unhideWhenUsed="1"/>
+    <w:lsdException w:name="Body Text" w:semiHidden="1" w:unhideWhenUsed="1"/>
+    <w:lsdException w:name="Body Text Indent" w:semiHidden="1" w:unhideWhenUsed="1"/>
+    <w:lsdException w:name="List Continue" w:semiHidden="1" w:unhideWhenUsed="1"/>
+    <w:lsdException w:name="List Continue 2" w:semiHidden="1" w:unhideWhenUsed="1"/>
+    <w:lsdException w:name="List Continue 3" w:semiHidden="1" w:unhideWhenUsed="1"/>
+    <w:lsdException w:name="List Continue 4" w:semiHidden="1" w:unhideWhenUsed="1"/>
+    <w:lsdException w:name="List Continue 5" w:semiHidden="1" w:unhideWhenUsed="1"/>
+    <w:lsdException w:name="Message Header" w:semiHidden="1" w:unhideWhenUsed="1"/>
+    <w:lsdException w:name="Subtitle" w:uiPriority="11" w:qFormat="1"/>
+    <w:lsdException w:name="Salutation" w:semiHidden="1" w:unhideWhenUsed="1"/>
+    <w:lsdException w:name="Date" w:semiHidden="1" w:unhideWhenUsed="1"/>
+    <w:lsdException w:name="Body Text First Indent" w:semiHidden="1" w:unhideWhenUsed="1"/>
+    <w:lsdException w:name="Body Text First Indent 2" w:semiHidden="1" w:unhideWhenUsed="1"/>
+    <w:lsdException w:name="Note Heading" w:semiHidden="1" w:unhideWhenUsed="1"/>
+    <w:lsdException w:name="Body Text 2" w:semiHidden="1" w:unhideWhenUsed="1"/>
+    <w:lsdException w:name="Body Text 3" w:semiHidden="1" w:unhideWhenUsed="1"/>
+    <w:lsdException w:name="Body Text Indent 2" w:semiHidden="1" w:unhideWhenUsed="1"/>
+    <w:lsdException w:name="Body Text Indent 3" w:semiHidden="1" w:unhideWhenUsed="1"/>
+    <w:lsdException w:name="Block Text" w:semiHidden="1" w:unhideWhenUsed="1"/>
+    <w:lsdException w:name="Hyperlink" w:semiHidden="1" w:unhideWhenUsed="1"/>
+    <w:lsdException w:name="FollowedHyperlink" w:semiHidden="1" w:unhideWhenUsed="1"/>
+    <w:lsdException w:name="Strong" w:uiPriority="22" w:qFormat="1"/>
+    <w:lsdException w:name="Emphasis" w:uiPriority="20" w:qFormat="1"/>
+    <w:lsdException w:name="Document Map" w:semiHidden="1" w:unhideWhenUsed="1"/>
+    <w:lsdException w:name="Plain Text" w:semiHidden="1" w:unhideWhenUsed="1"/>
+    <w:lsdException w:name="E-mail Signature" w:semiHidden="1" w:unhideWhenUsed="1"/>
+    <w:lsdException w:name="HTML Top of Form" w:semiHidden="1" w:unhideWhenUsed="1"/>
+    <w:lsdException w:name="HTML Bottom of Form" w:semiHidden="1" w:unhideWhenUsed="1"/>
+    <w:lsdException w:name="Normal (Web)" w:semiHidden="1" w:unhideWhenUsed="1"/>
+    <w:lsdException w:name="HTML Acronym" w:semiHidden="1" w:unhideWhenUsed="1"/>
+    <w:lsdException w:name="HTML Address" w:semiHidden="1" w:unhideWhenUsed="1"/>
+    <w:lsdException w:name="HTML Cite" w:semiHidden="1" w:unhideWhenUsed="1"/>
+    <w:lsdException w:name="HTML Code" w:semiHidden="1" w:unhideWhenUsed="1"/>
+    <w:lsdException w:name="HTML Definition" w:semiHidden="1" w:unhideWhenUsed="1"/>
+    <w:lsdException w:name="HTML Keyboard" w:semiHidden="1" w:unhideWhenUsed="1"/>
+    <w:lsdException w:name="HTML Preformatted" w:semiHidden="1" w:unhideWhenUsed="1"/>
+    <w:lsdException w:name="HTML Sample" w:semiHidden="1" w:unhideWhenUsed="1"/>
+    <w:lsdException w:name="HTML Typewriter" w:semiHidden="1" w:unhideWhenUsed="1"/>
+    <w:lsdException w:name="HTML Variable" w:semiHidden="1" w:unhideWhenUsed="1"/>
+    <w:lsdException w:name="Normal Table" w:semiHidden="1" w:unhideWhenUsed="1"/>
+    <w:lsdException w:name="annotation subject" w:semiHidden="1" w:unhideWhenUsed="1"/>
+    <w:lsdException w:name="No List" w:semiHidden="1" w:unhideWhenUsed="1"/>
+    <w:lsdException w:name="Outline List 1" w:semiHidden="1" w:unhideWhenUsed="1"/>
+    <w:lsdException w:name="Outline List 2" w:semiHidden="1" w:unhideWhenUsed="1"/>
+    <w:lsdException w:name="Outline List 3" w:semiHidden="1" w:unhideWhenUsed="1"/>
+    <w:lsdException w:name="Table Simple 1" w:semiHidden="1" w:unhideWhenUsed="1"/>
+    <w:lsdException w:name="Table Simple 2" w:semiHidden="1" w:unhideWhenUsed="1"/>
+    <w:lsdException w:name="Table Simple 3" w:semiHidden="1" w:unhideWhenUsed="1"/>
+    <w:lsdException w:name="Table Classic 1" w:semiHidden="1" w:unhideWhenUsed="1"/>
+    <w:lsdException w:name="Table Classic 2" w:semiHidden="1" w:unhideWhenUsed="1"/>
+    <w:lsdException w:name="Table Classic 3" w:semiHidden="1" w:unhideWhenUsed="1"/>
+    <w:lsdException w:name="Table Classic 4" w:semiHidden="1" w:unhideWhenUsed="1"/>
+    <w:lsdException w:name="Table Colorful 1" w:semiHidden="1" w:unhideWhenUsed="1"/>
+    <w:lsdException w:name="Table Colorful 2" w:semiHidden="1" w:unhideWhenUsed="1"/>
+    <w:lsdException w:name="Table Colorful 3" w:semiHidden="1" w:unhideWhenUsed="1"/>
+    <w:lsdException w:name="Table Columns 1" w:semiHidden="1" w:unhideWhenUsed="1"/>
+    <w:lsdException w:name="Table Columns 2" w:semiHidden="1" w:unhideWhenUsed="1"/>
+    <w:lsdException w:name="Table Columns 3" w:semiHidden="1" w:unhideWhenUsed="1"/>
+    <w:lsdException w:name="Table Columns 4" w:semiHidden="1" w:unhideWhenUsed="1"/>
+    <w:lsdException w:name="Table Columns 5" w:semiHidden="1" w:unhideWhenUsed="1"/>
+    <w:lsdException w:name="Table Grid 1" w:semiHidden="1" w:unhideWhenUsed="1"/>
+    <w:lsdException w:name="Table Grid 2" w:semiHidden="1" w:unhideWhenUsed="1"/>
+    <w:lsdException w:name="Table Grid 3" w:semiHidden="1" w:unhideWhenUsed="1"/>
+    <w:lsdException w:name="Table Grid 4" w:semiHidden="1" w:unhideWhenUsed="1"/>
+    <w:lsdException w:name="Table Grid 5" w:semiHidden="1" w:unhideWhenUsed="1"/>
+    <w:lsdException w:name="Table Grid 6" w:semiHidden="1" w:unhideWhenUsed="1"/>
+    <w:lsdException w:name="Table Grid 7" w:semiHidden="1" w:unhideWhenUsed="1"/>
+    <w:lsdException w:name="Table Grid 8" w:semiHidden="1" w:unhideWhenUsed="1"/>
+    <w:lsdException w:name="Table List 1" w:semiHidden="1" w:unhideWhenUsed="1"/>
+    <w:lsdException w:name="Table List 2" w:semiHidden="1" w:unhideWhenUsed="1"/>
+    <w:lsdException w:name="Table List 3" w:semiHidden="1" w:unhideWhenUsed="1"/>
+    <w:lsdException w:name="Table List 4" w:semiHidden="1" w:unhideWhenUsed="1"/>
+    <w:lsdException w:name="Table List 5" w:semiHidden="1" w:unhideWhenUsed="1"/>
+    <w:lsdException w:name="Table List 6" w:semiHidden="1" w:unhideWhenUsed="1"/>
+    <w:lsdException w:name="Table List 7" w:semiHidden="1" w:unhideWhenUsed="1"/>
+    <w:lsdException w:name="Table List 8" w:semiHidden="1" w:unhideWhenUsed="1"/>
+    <w:lsdException w:name="Table 3D effects 1" w:semiHidden="1" w:unhideWhenUsed="1"/>
+    <w:lsdException w:name="Table 3D effects 2" w:semiHidden="1" w:unhideWhenUsed="1"/>
+    <w:lsdException w:name="Table 3D effects 3" w:semiHidden="1" w:unhideWhenUsed="1"/>
+    <w:lsdException w:name="Table Contemporary" w:semiHidden="1" w:unhideWhenUsed="1"/>
+    <w:lsdException w:name="Table Elegant" w:semiHidden="1" w:unhideWhenUsed="1"/>
+    <w:lsdException w:name="Table Professional" w:semiHidden="1" w:unhideWhenUsed="1"/>
+    <w:lsdException w:name="Table Subtle 1" w:semiHidden="1" w:unhideWhenUsed="1"/>
+    <w:lsdException w:name="Table Subtle 2" w:semiHidden="1" w:unhideWhenUsed="1"/>
+    <w:lsdException w:name="Table Web 1" w:semiHidden="1" w:unhideWhenUsed="1"/>
+    <w:lsdException w:name="Table Web 2" w:semiHidden="1" w:unhideWhenUsed="1"/>
+    <w:lsdException w:name="Table Web 3" w:semiHidden="1" w:unhideWhenUsed="1"/>
+    <w:lsdException w:name="Balloon Text" w:semiHidden="1" w:unhideWhenUsed="1"/>
+    <w:lsdException w:name="Table Grid" w:uiPriority="39"/>
+    <w:lsdException w:name="Table Theme" w:semiHidden="1" w:unhideWhenUsed="1"/>
+    <w:lsdException w:name="Placeholder Text" w:semiHidden="1"/>
+    <w:lsdException w:name="No Spacing" w:uiPriority="1" w:qFormat="1"/>
+    <w:lsdException w:name="Light Shading" w:uiPriority="60"/>
+    <w:lsdException w:name="Light List" w:uiPriority="61"/>
+    <w:lsdException w:name="Light Grid" w:uiPriority="62"/>
+    <w:lsdException w:name="Medium Shading 1" w:uiPriority="63"/>
+    <w:lsdException w:name="Medium Shading 2" w:uiPriority="64"/>
+    <w:lsdException w:name="Medium List 1" w:uiPriority="65"/>
+    <w:lsdException w:name="Medium List 2" w:uiPriority="66"/>
+    <w:lsdException w:name="Medium Grid 1" w:uiPriority="67"/>
+    <w:lsdException w:name="Medium Grid 2" w:uiPriority="68"/>
+    <w:lsdException w:name="Medium Grid 3" w:uiPriority="69"/>
+    <w:lsdException w:name="Dark List" w:uiPriority="70"/>
+    <w:lsdException w:name="Colorful Shading" w:uiPriority="71"/>
+    <w:lsdException w:name="Colorful List" w:uiPriority="72"/>
+    <w:lsdException w:name="Colorful Grid" w:uiPriority="73"/>
+    <w:lsdException w:name="Light Shading Accent 1" w:uiPriority="60"/>
+    <w:lsdException w:name="Light List Accent 1" w:uiPriority="61"/>
+    <w:lsdException w:name="Light Grid Accent 1" w:uiPriority="62"/>
+    <w:lsdException w:name="Medium Shading 1 Accent 1" w:uiPriority="63"/>
+    <w:lsdException w:name="Medium Shading 2 Accent 1" w:uiPriority="64"/>
+    <w:lsdException w:name="Medium List 1 Accent 1" w:uiPriority="65"/>
+    <w:lsdException w:name="Revision" w:semiHidden="1"/>
+    <w:lsdException w:name="List Paragraph" w:uiPriority="34" w:qFormat="1"/>
+    <w:lsdException w:name="Quote" w:uiPriority="29" w:qFormat="1"/>
+    <w:lsdException w:name="Intense Quote" w:uiPriority="30" w:qFormat="1"/>
+    <w:lsdException w:name="Medium List 2 Accent 1" w:uiPriority="66"/>
+    <w:lsdException w:name="Medium Grid 1 Accent 1" w:uiPriority="67"/>
+    <w:lsdException w:name="Medium Grid 2 Accent 1" w:uiPriority="68"/>
+    <w:lsdException w:name="Medium Grid 3 Accent 1" w:uiPriority="69"/>
+    <w:lsdException w:name="Dark List Accent 1" w:uiPriority="70"/>
+    <w:lsdException w:name="Colorful Shading Accent 1" w:uiPriority="71"/>
+    <w:lsdException w:name="Colorful List Accent 1" w:uiPriority="72"/>
+    <w:lsdException w:name="Colorful Grid Accent 1" w:uiPriority="73"/>
+    <w:lsdException w:name="Light Shading Accent 2" w:uiPriority="60"/>
+    <w:lsdException w:name="Light List Accent 2" w:uiPriority="61"/>
+    <w:lsdException w:name="Light Grid Accent 2" w:uiPriority="62"/>
+    <w:lsdException w:name="Medium Shading 1 Accent 2" w:uiPriority="63"/>
+    <w:lsdException w:name="Medium Shading 2 Accent 2" w:uiPriority="64"/>
+    <w:lsdException w:name="Medium List 1 Accent 2" w:uiPriority="65"/>
+    <w:lsdException w:name="Medium List 2 Accent 2" w:uiPriority="66"/>
+    <w:lsdException w:name="Medium Grid 1 Accent 2" w:uiPriority="67"/>
+    <w:lsdException w:name="Medium Grid 2 Accent 2" w:uiPriority="68"/>
+    <w:lsdException w:name="Medium Grid 3 Accent 2" w:uiPriority="69"/>
+    <w:lsdException w:name="Dark List Accent 2" w:uiPriority="70"/>
+    <w:lsdException w:name="Colorful Shading Accent 2" w:uiPriority="71"/>
+    <w:lsdException w:name="Colorful List Accent 2" w:uiPriority="72"/>
+    <w:lsdException w:name="Colorful Grid Accent 2" w:uiPriority="73"/>
+    <w:lsdException w:name="Light Shading Accent 3" w:uiPriority="60"/>
+    <w:lsdException w:name="Light List Accent 3" w:uiPriority="61"/>
+    <w:lsdException w:name="Light Grid Accent 3" w:uiPriority="62"/>
+    <w:lsdException w:name="Medium Shading 1 Accent 3" w:uiPriority="63"/>
+    <w:lsdException w:name="Medium Shading 2 Accent 3" w:uiPriority="64"/>
+    <w:lsdException w:name="Medium List 1 Accent 3" w:uiPriority="65"/>
+    <w:lsdException w:name="Medium List 2 Accent 3" w:uiPriority="66"/>
+    <w:lsdException w:name="Medium Grid 1 Accent 3" w:uiPriority="67"/>
+    <w:lsdException w:name="Medium Grid 2 Accent 3" w:uiPriority="68"/>
+    <w:lsdException w:name="Medium Grid 3 Accent 3" w:uiPriority="69"/>
+    <w:lsdException w:name="Dark List Accent 3" w:uiPriority="70"/>
+    <w:lsdException w:name="Colorful Shading Accent 3" w:uiPriority="71"/>
+    <w:lsdException w:name="Colorful List Accent 3" w:uiPriority="72"/>
+    <w:lsdException w:name="Colorful Grid Accent 3" w:uiPriority="73"/>
+    <w:lsdException w:name="Light Shading Accent 4" w:uiPriority="60"/>
+    <w:lsdException w:name="Light List Accent 4" w:uiPriority="61"/>
+    <w:lsdException w:name="Light Grid Accent 4" w:uiPriority="62"/>
+    <w:lsdException w:name="Medium Shading 1 Accent 4" w:uiPriority="63"/>
+    <w:lsdException w:name="Medium Shading 2 Accent 4" w:uiPriority="64"/>
+    <w:lsdException w:name="Medium List 1 Accent 4" w:uiPriority="65"/>
+    <w:lsdException w:name="Medium List 2 Accent 4" w:uiPriority="66"/>
+    <w:lsdException w:name="Medium Grid 1 Accent 4" w:uiPriority="67"/>
+    <w:lsdException w:name="Medium Grid 2 Accent 4" w:uiPriority="68"/>
+    <w:lsdException w:name="Medium Grid 3 Accent 4" w:uiPriority="69"/>
+    <w:lsdException w:name="Dark List Accent 4" w:uiPriority="70"/>
+    <w:lsdException w:name="Colorful Shading Accent 4" w:uiPriority="71"/>
+    <w:lsdException w:name="Colorful List Accent 4" w:uiPriority="72"/>
+    <w:lsdException w:name="Colorful Grid Accent 4" w:uiPriority="73"/>
+    <w:lsdException w:name="Light Shading Accent 5" w:uiPriority="60"/>
+    <w:lsdException w:name="Light List Accent 5" w:uiPriority="61"/>
+    <w:lsdException w:name="Light Grid Accent 5" w:uiPriority="62"/>
+    <w:lsdException w:name="Medium Shading 1 Accent 5" w:uiPriority="63"/>
+    <w:lsdException w:name="Medium Shading 2 Accent 5" w:uiPriority="64"/>
+    <w:lsdException w:name="Medium List 1 Accent 5" w:uiPriority="65"/>
+    <w:lsdException w:name="Medium List 2 Accent 5" w:uiPriority="66"/>
+    <w:lsdException w:name="Medium Grid 1 Accent 5" w:uiPriority="67"/>
+    <w:lsdException w:name="Medium Grid 2 Accent 5" w:uiPriority="68"/>
+    <w:lsdException w:name="Medium Grid 3 Accent 5" w:uiPriority="69"/>
+    <w:lsdException w:name="Dark List Accent 5" w:uiPriority="70"/>
+    <w:lsdException w:name="Colorful Shading Accent 5" w:uiPriority="71"/>
+    <w:lsdException w:name="Colorful List Accent 5" w:uiPriority="72"/>
+    <w:lsdException w:name="Colorful Grid Accent 5" w:uiPriority="73"/>
+    <w:lsdException w:name="Light Shading Accent 6" w:uiPriority="60"/>
+    <w:lsdException w:name="Light List Accent 6" w:uiPriority="61"/>
+    <w:lsdException w:name="Light Grid Accent 6" w:uiPriority="62"/>
+    <w:lsdException w:name="Medium Shading 1 Accent 6" w:uiPriority="63"/>
+    <w:lsdException w:name="Medium Shading 2 Accent 6" w:uiPriority="64"/>
+    <w:lsdException w:name="Medium List 1 Accent 6" w:uiPriority="65"/>
+    <w:lsdException w:name="Medium List 2 Accent 6" w:uiPriority="66"/>
+    <w:lsdException w:name="Medium Grid 1 Accent 6" w:uiPriority="67"/>
+    <w:lsdException w:name="Medium Grid 2 Accent 6" w:uiPriority="68"/>
+    <w:lsdException w:name="Medium Grid 3 Accent 6" w:uiPriority="69"/>
+    <w:lsdException w:name="Dark List Accent 6" w:uiPriority="70"/>
+    <w:lsdException w:name="Colorful Shading Accent 6" w:uiPriority="71"/>
+    <w:lsdException w:name="Colorful List Accent 6" w:uiPriority="72"/>
+    <w:lsdException w:name="Colorful Grid Accent 6" w:uiPriority="73"/>
+    <w:lsdException w:name="Subtle Emphasis" w:uiPriority="19" w:qFormat="1"/>
+    <w:lsdException w:name="Intense Emphasis" w:uiPriority="21" w:qFormat="1"/>
+    <w:lsdException w:name="Subtle Reference" w:uiPriority="31" w:qFormat="1"/>
+    <w:lsdException w:name="Intense Reference" w:uiPriority="32" w:qFormat="1"/>
+    <w:lsdException w:name="Book Title" w:uiPriority="33" w:qFormat="1"/>
+    <w:lsdException w:name="Bibliography" w:semiHidden="1" w:uiPriority="37" w:unhideWhenUsed="1"/>
+    <w:lsdException w:name="TOC Heading" w:semiHidden="1" w:uiPriority="39" w:unhideWhenUsed="1" w:qFormat="1"/>
+    <w:lsdException w:name="Plain Table 1" w:uiPriority="41"/>
+    <w:lsdException w:name="Plain Table 2" w:uiPriority="42"/>
+    <w:lsdException w:name="Plain Table 3" w:uiPriority="43"/>
+    <w:lsdException w:name="Plain Table 4" w:uiPriority="44"/>
+    <w:lsdException w:name="Plain Table 5" w:uiPriority="45"/>
+    <w:lsdException w:name="Grid Table Light" w:uiPriority="40"/>
+    <w:lsdException w:name="Grid Table 1 Light" w:uiPriority="46"/>
+    <w:lsdException w:name="Grid Table 2" w:uiPriority="47"/>
+    <w:lsdException w:name="Grid Table 3" w:uiPriority="48"/>
+    <w:lsdException w:name="Grid Table 4" w:uiPriority="49"/>
+    <w:lsdException w:name="Grid Table 5 Dark" w:uiPriority="50"/>
+    <w:lsdException w:name="Grid Table 6 Colorful" w:uiPriority="51"/>
+    <w:lsdException w:name="Grid Table 7 Colorful" w:uiPriority="52"/>
+    <w:lsdException w:name="Grid Table 1 Light Accent 1" w:uiPriority="46"/>
+    <w:lsdException w:name="Grid Table 2 Accent 1" w:uiPriority="47"/>
+    <w:lsdException w:name="Grid Table 3 Accent 1" w:uiPriority="48"/>
+    <w:lsdException w:name="Grid Table 4 Accent 1" w:uiPriority="49"/>
+    <w:lsdException w:name="Grid Table 5 Dark Accent 1" w:uiPriority="50"/>
+    <w:lsdException w:name="Grid Table 6 Colorful Accent 1" w:uiPriority="51"/>
+    <w:lsdException w:name="Grid Table 7 Colorful Accent 1" w:uiPriority="52"/>
+    <w:lsdException w:name="Grid Table 1 Light Accent 2" w:uiPriority="46"/>
+    <w:lsdException w:name="Grid Table 2 Accent 2" w:uiPriority="47"/>
+    <w:lsdException w:name="Grid Table 3 Accent 2" w:uiPriority="48"/>
+    <w:lsdException w:name="Grid Table 4 Accent 2" w:uiPriority="49"/>
+    <w:lsdException w:name="Grid Table 5 Dark Accent 2" w:uiPriority="50"/>
+    <w:lsdException w:name="Grid Table 6 Colorful Accent 2" w:uiPriority="51"/>
+    <w:lsdException w:name="Grid Table 7 Colorful Accent 2" w:uiPriority="52"/>
+    <w:lsdException w:name="Grid Table 1 Light Accent 3" w:uiPriority="46"/>
+    <w:lsdException w:name="Grid Table 2 Accent 3" w:uiPriority="47"/>
+    <w:lsdException w:name="Grid Table 3 Accent 3" w:uiPriority="48"/>
+    <w:lsdException w:name="Grid Table 4 Accent 3" w:uiPriority="49"/>
+    <w:lsdException w:name="Grid Table 5 Dark Accent 3" w:uiPriority="50"/>
+    <w:lsdException w:name="Grid Table 6 Colorful Accent 3" w:uiPriority="51"/>
+    <w:lsdException w:name="Grid Table 7 Colorful Accent 3" w:uiPriority="52"/>
+    <w:lsdException w:name="Grid Table 1 Light Accent 4" w:uiPriority="46"/>
+    <w:lsdException w:name="Grid Table 2 Accent 4" w:uiPriority="47"/>
+    <w:lsdException w:name="Grid Table 3 Accent 4" w:uiPriority="48"/>
+    <w:lsdException w:name="Grid Table 4 Accent 4" w:uiPriority="49"/>
+    <w:lsdException w:name="Grid Table 5 Dark Accent 4" w:uiPriority="50"/>
+    <w:lsdException w:name="Grid Table 6 Colorful Accent 4" w:uiPriority="51"/>
+    <w:lsdException w:name="Grid Table 7 Colorful Accent 4" w:uiPriority="52"/>
+    <w:lsdException w:name="Grid Table 1 Light Accent 5" w:uiPriority="46"/>
+    <w:lsdException w:name="Grid Table 2 Accent 5" w:uiPriority="47"/>
+    <w:lsdException w:name="Grid Table 3 Accent 5" w:uiPriority="48"/>
+    <w:lsdException w:name="Grid Table 4 Accent 5" w:uiPriority="49"/>
+    <w:lsdException w:name="Grid Table 5 Dark Accent 5" w:uiPriority="50"/>
+    <w:lsdException w:name="Grid Table 6 Colorful Accent 5" w:uiPriority="51"/>
+    <w:lsdException w:name="Grid Table 7 Colorful Accent 5" w:uiPriority="52"/>
+    <w:lsdException w:name="Grid Table 1 Light Accent 6" w:uiPriority="46"/>
+    <w:lsdException w:name="Grid Table 2 Accent 6" w:uiPriority="47"/>
+    <w:lsdException w:name="Grid Table 3 Accent 6" w:uiPriority="48"/>
+    <w:lsdException w:name="Grid Table 4 Accent 6" w:uiPriority="49"/>
+    <w:lsdException w:name="Grid Table 5 Dark Accent 6" w:uiPriority="50"/>
+    <w:lsdException w:name="Grid Table 6 Colorful Accent 6" w:uiPriority="51"/>
+    <w:lsdException w:name="Grid Table 7 Colorful Accent 6" w:uiPriority="52"/>
+    <w:lsdException w:name="List Table 1 Light" w:uiPriority="46"/>
+    <w:lsdException w:name="List Table 2" w:uiPriority="47"/>
+    <w:lsdException w:name="List Table 3" w:uiPriority="48"/>
+    <w:lsdException w:name="List Table 4" w:uiPriority="49"/>
+    <w:lsdException w:name="List Table 5 Dark" w:uiPriority="50"/>
+    <w:lsdException w:name="List Table 6 Colorful" w:uiPriority="51"/>
+    <w:lsdException w:name="List Table 7 Colorful" w:uiPriority="52"/>
+    <w:lsdException w:name="List Table 1 Light Accent 1" w:uiPriority="46"/>
+    <w:lsdException w:name="List Table 2 Accent 1" w:uiPriority="47"/>
+    <w:lsdException w:name="List Table 3 Accent 1" w:uiPriority="48"/>
+    <w:lsdException w:name="List Table 4 Accent 1" w:uiPriority="49"/>
+    <w:lsdException w:name="List Table 5 Dark Accent 1" w:uiPriority="50"/>
+    <w:lsdException w:name="List Table 6 Colorful Accent 1" w:uiPriority="51"/>
+    <w:lsdException w:name="List Table 7 Colorful Accent 1" w:uiPriority="52"/>
+    <w:lsdException w:name="List Table 1 Light Accent 2" w:uiPriority="46"/>
+    <w:lsdException w:name="List Table 2 Accent 2" w:uiPriority="47"/>
+    <w:lsdException w:name="List Table 3 Accent 2" w:uiPriority="48"/>
+    <w:lsdException w:name="List Table 4 Accent 2" w:uiPriority="49"/>
+    <w:lsdException w:name="List Table 5 Dark Accent 2" w:uiPriority="50"/>
+    <w:lsdException w:name="List Table 6 Colorful Accent 2" w:uiPriority="51"/>
+    <w:lsdException w:name="List Table 7 Colorful Accent 2" w:uiPriority="52"/>
+    <w:lsdException w:name="List Table 1 Light Accent 3" w:uiPriority="46"/>
+    <w:lsdException w:name="List Table 2 Accent 3" w:uiPriority="47"/>
+    <w:lsdException w:name="List Table 3 Accent 3" w:uiPriority="48"/>
+    <w:lsdException w:name="List Table 4 Accent 3" w:uiPriority="49"/>
+    <w:lsdException w:name="List Table 5 Dark Accent 3" w:uiPriority="50"/>
+    <w:lsdException w:name="List Table 6 Colorful Accent 3" w:uiPriority="51"/>
+    <w:lsdException w:name="List Table 7 Colorful Accent 3" w:uiPriority="52"/>
+    <w:lsdException w:name="List Table 1 Light Accent 4" w:uiPriority="46"/>
+    <w:lsdException w:name="List Table 2 Accent 4" w:uiPriority="47"/>
+    <w:lsdException w:name="List Table 3 Accent 4" w:uiPriority="48"/>
+    <w:lsdException w:name="List Table 4 Accent 4" w:uiPriority="49"/>
+    <w:lsdException w:name="List Table 5 Dark Accent 4" w:uiPriority="50"/>
+    <w:lsdException w:name="List Table 6 Colorful Accent 4" w:uiPriority="51"/>
+    <w:lsdException w:name="List Table 7 Colorful Accent 4" w:uiPriority="52"/>
+    <w:lsdException w:name="List Table 1 Light Accent 5" w:uiPriority="46"/>
+    <w:lsdException w:name="List Table 2 Accent 5" w:uiPriority="47"/>
+    <w:lsdException w:name="List Table 3 Accent 5" w:uiPriority="48"/>
+    <w:lsdException w:name="List Table 4 Accent 5" w:uiPriority="49"/>
+    <w:lsdException w:name="List Table 5 Dark Accent 5" w:uiPriority="50"/>
+    <w:lsdException w:name="List Table 6 Colorful Accent 5" w:uiPriority="51"/>
+    <w:lsdException w:name="List Table 7 Colorful Accent 5" w:uiPriority="52"/>
+    <w:lsdException w:name="List Table 1 Light Accent 6" w:uiPriority="46"/>
+    <w:lsdException w:name="List Table 2 Accent 6" w:uiPriority="47"/>
+    <w:lsdException w:name="List Table 3 Accent 6" w:uiPriority="48"/>
+    <w:lsdException w:name="List Table 4 Accent 6" w:uiPriority="49"/>
+    <w:lsdException w:name="List Table 5 Dark Accent 6" w:uiPriority="50"/>
+    <w:lsdException w:name="List Table 6 Colorful Accent 6" w:uiPriority="51"/>
+    <w:lsdException w:name="List Table 7 Colorful Accent 6" w:uiPriority="52"/>
+  </w:latentStyles>
+  <w:style w:type="paragraph" w:default="1" w:styleId="a">
+    <w:name w:val="Normal"/>
+    <w:qFormat/>
+  </w:style>
+  <w:style w:type="character" w:default="1" w:styleId="a0">
+    <w:name w:val="Default Paragraph Font"/>
+    <w:uiPriority w:val="1"/>
+    <w:semiHidden/>
+    <w:unhideWhenUsed/>
+  </w:style>
+  <w:style w:type="table" w:default="1" w:styleId="a1">
+    <w:name w:val="Normal Table"/>
+    <w:uiPriority w:val="99"/>
+    <w:semiHidden/>
+    <w:unhideWhenUsed/>
+    <w:tblPr>
+      <w:tblInd w:w="0" w:type="dxa"/>
+      <w:tblCellMar>
+        <w:top w:w="0" w:type="dxa"/>
+        <w:left w:w="108" w:type="dxa"/>
+        <w:bottom w:w="0" w:type="dxa"/>
+        <w:right w:w="108" w:type="dxa"/>
+      </w:tblCellMar>
+    </w:tblPr>
+  </w:style>
+  <w:style w:type="numbering" w:default="1" w:styleId="a2">
+    <w:name w:val="No List"/>
+    <w:uiPriority w:val="99"/>
+    <w:semiHidden/>
+    <w:unhideWhenUsed/>
+  </w:style>
+  <w:style w:type="table" w:styleId="a3">
     <w:name w:val="Table Grid"/>
     <w:tblPr>
       <w:tblBorders>
@@ -383,7 +794,274 @@
         <w:insideH w:val="single" w:sz="4" w:space="0" w:color="000000"/>
         <w:insideV w:val="single" w:sz="4" w:space="0" w:color="000000"/>
       </w:tblBorders>
+      <w:tblCellMar>
+        <w:top w:w="0" w:type="dxa"/>
+        <w:left w:w="0" w:type="dxa"/>
+        <w:bottom w:w="0" w:type="dxa"/>
+        <w:right w:w="0" w:type="dxa"/>
+      </w:tblCellMar>
     </w:tblPr>
   </w:style>
 </w:styles>
+</file>
+
+<file path=word/theme/theme1.xml><?xml version="1.0" encoding="utf-8"?>
+<a:theme xmlns:a="http://schemas.openxmlformats.org/drawingml/2006/main" name="Тема Office">
+  <a:themeElements>
+    <a:clrScheme name="Стандартная">
+      <a:dk1>
+        <a:sysClr val="windowText" lastClr="000000"/>
+      </a:dk1>
+      <a:lt1>
+        <a:sysClr val="window" lastClr="FFFFFF"/>
+      </a:lt1>
+      <a:dk2>
+        <a:srgbClr val="44546A"/>
+      </a:dk2>
+      <a:lt2>
+        <a:srgbClr val="E7E6E6"/>
+      </a:lt2>
+      <a:accent1>
+        <a:srgbClr val="5B9BD5"/>
+      </a:accent1>
+      <a:accent2>
+        <a:srgbClr val="ED7D31"/>
+      </a:accent2>
+      <a:accent3>
+        <a:srgbClr val="A5A5A5"/>
+      </a:accent3>
+      <a:accent4>
+        <a:srgbClr val="FFC000"/>
+      </a:accent4>
+      <a:accent5>
+        <a:srgbClr val="4472C4"/>
+      </a:accent5>
+      <a:accent6>
+        <a:srgbClr val="70AD47"/>
+      </a:accent6>
+      <a:hlink>
+        <a:srgbClr val="0563C1"/>
+      </a:hlink>
+      <a:folHlink>
+        <a:srgbClr val="954F72"/>
+      </a:folHlink>
+    </a:clrScheme>
+    <a:fontScheme name="Стандартная">
+      <a:majorFont>
+        <a:latin typeface="Calibri Light" panose="020F0302020204030204"/>
+        <a:ea typeface=""/>
+        <a:cs typeface=""/>
+        <a:font script="Jpan" typeface="游ゴシック Light"/>
+        <a:font script="Hang" typeface="맑은 고딕"/>
+        <a:font script="Hans" typeface="等线 Light"/>
+        <a:font script="Hant" typeface="新細明體"/>
+        <a:font script="Arab" typeface="Times New Roman"/>
+        <a:font script="Hebr" typeface="Times New Roman"/>
+        <a:font script="Thai" typeface="Angsana New"/>
+        <a:font script="Ethi" typeface="Nyala"/>
+        <a:font script="Beng" typeface="Vrinda"/>
+        <a:font script="Gujr" typeface="Shruti"/>
+        <a:font script="Khmr" typeface="MoolBoran"/>
+        <a:font script="Knda" typeface="Tunga"/>
+        <a:font script="Guru" typeface="Raavi"/>
+        <a:font script="Cans" typeface="Euphemia"/>
+        <a:font script="Cher" typeface="Plantagenet Cherokee"/>
+        <a:font script="Yiii" typeface="Microsoft Yi Baiti"/>
+        <a:font script="Tibt" typeface="Microsoft Himalaya"/>
+        <a:font script="Thaa" typeface="MV Boli"/>
+        <a:font script="Deva" typeface="Mangal"/>
+        <a:font script="Telu" typeface="Gautami"/>
+        <a:font script="Taml" typeface="Latha"/>
+        <a:font script="Syrc" typeface="Estrangelo Edessa"/>
+        <a:font script="Orya" typeface="Kalinga"/>
+        <a:font script="Mlym" typeface="Kartika"/>
+        <a:font script="Laoo" typeface="DokChampa"/>
+        <a:font script="Sinh" typeface="Iskoola Pota"/>
+        <a:font script="Mong" typeface="Mongolian Baiti"/>
+        <a:font script="Viet" typeface="Times New Roman"/>
+        <a:font script="Uigh" typeface="Microsoft Uighur"/>
+        <a:font script="Geor" typeface="Sylfaen"/>
+      </a:majorFont>
+      <a:minorFont>
+        <a:latin typeface="Calibri" panose="020F0502020204030204"/>
+        <a:ea typeface=""/>
+        <a:cs typeface=""/>
+        <a:font script="Jpan" typeface="游明朝"/>
+        <a:font script="Hang" typeface="맑은 고딕"/>
+        <a:font script="Hans" typeface="等线"/>
+        <a:font script="Hant" typeface="新細明體"/>
+        <a:font script="Arab" typeface="Arial"/>
+        <a:font script="Hebr" typeface="Arial"/>
+        <a:font script="Thai" typeface="Cordia New"/>
+        <a:font script="Ethi" typeface="Nyala"/>
+        <a:font script="Beng" typeface="Vrinda"/>
+        <a:font script="Gujr" typeface="Shruti"/>
+        <a:font script="Khmr" typeface="DaunPenh"/>
+        <a:font script="Knda" typeface="Tunga"/>
+        <a:font script="Guru" typeface="Raavi"/>
+        <a:font script="Cans" typeface="Euphemia"/>
+        <a:font script="Cher" typeface="Plantagenet Cherokee"/>
+        <a:font script="Yiii" typeface="Microsoft Yi Baiti"/>
+        <a:font script="Tibt" typeface="Microsoft Himalaya"/>
+        <a:font script="Thaa" typeface="MV Boli"/>
+        <a:font script="Deva" typeface="Mangal"/>
+        <a:font script="Telu" typeface="Gautami"/>
+        <a:font script="Taml" typeface="Latha"/>
+        <a:font script="Syrc" typeface="Estrangelo Edessa"/>
+        <a:font script="Orya" typeface="Kalinga"/>
+        <a:font script="Mlym" typeface="Kartika"/>
+        <a:font script="Laoo" typeface="DokChampa"/>
+        <a:font script="Sinh" typeface="Iskoola Pota"/>
+        <a:font script="Mong" typeface="Mongolian Baiti"/>
+        <a:font script="Viet" typeface="Arial"/>
+        <a:font script="Uigh" typeface="Microsoft Uighur"/>
+        <a:font script="Geor" typeface="Sylfaen"/>
+      </a:minorFont>
+    </a:fontScheme>
+    <a:fmtScheme name="Стандартная">
+      <a:fillStyleLst>
+        <a:solidFill>
+          <a:schemeClr val="phClr"/>
+        </a:solidFill>
+        <a:gradFill rotWithShape="1">
+          <a:gsLst>
+            <a:gs pos="0">
+              <a:schemeClr val="phClr">
+                <a:lumMod val="110000"/>
+                <a:satMod val="105000"/>
+                <a:tint val="67000"/>
+              </a:schemeClr>
+            </a:gs>
+            <a:gs pos="50000">
+              <a:schemeClr val="phClr">
+                <a:lumMod val="105000"/>
+                <a:satMod val="103000"/>
+                <a:tint val="73000"/>
+              </a:schemeClr>
+            </a:gs>
+            <a:gs pos="100000">
+              <a:schemeClr val="phClr">
+                <a:lumMod val="105000"/>
+                <a:satMod val="109000"/>
+                <a:tint val="81000"/>
+              </a:schemeClr>
+            </a:gs>
+          </a:gsLst>
+          <a:lin ang="5400000" scaled="0"/>
+        </a:gradFill>
+        <a:gradFill rotWithShape="1">
+          <a:gsLst>
+            <a:gs pos="0">
+              <a:schemeClr val="phClr">
+                <a:satMod val="103000"/>
+                <a:lumMod val="102000"/>
+                <a:tint val="94000"/>
+              </a:schemeClr>
+            </a:gs>
+            <a:gs pos="50000">
+              <a:schemeClr val="phClr">
+                <a:satMod val="110000"/>
+                <a:lumMod val="100000"/>
+                <a:shade val="100000"/>
+              </a:schemeClr>
+            </a:gs>
+            <a:gs pos="100000">
+              <a:schemeClr val="phClr">
+                <a:lumMod val="99000"/>
+                <a:satMod val="120000"/>
+                <a:shade val="78000"/>
+              </a:schemeClr>
+            </a:gs>
+          </a:gsLst>
+          <a:lin ang="5400000" scaled="0"/>
+        </a:gradFill>
+      </a:fillStyleLst>
+      <a:lnStyleLst>
+        <a:ln w="6350" cap="flat" cmpd="sng" algn="ctr">
+          <a:solidFill>
+            <a:schemeClr val="phClr"/>
+          </a:solidFill>
+          <a:prstDash val="solid"/>
+          <a:miter lim="800000"/>
+        </a:ln>
+        <a:ln w="12700" cap="flat" cmpd="sng" algn="ctr">
+          <a:solidFill>
+            <a:schemeClr val="phClr"/>
+          </a:solidFill>
+          <a:prstDash val="solid"/>
+          <a:miter lim="800000"/>
+        </a:ln>
+        <a:ln w="19050" cap="flat" cmpd="sng" algn="ctr">
+          <a:solidFill>
+            <a:schemeClr val="phClr"/>
+          </a:solidFill>
+          <a:prstDash val="solid"/>
+          <a:miter lim="800000"/>
+        </a:ln>
+      </a:lnStyleLst>
+      <a:effectStyleLst>
+        <a:effectStyle>
+          <a:effectLst/>
+        </a:effectStyle>
+        <a:effectStyle>
+          <a:effectLst/>
+        </a:effectStyle>
+        <a:effectStyle>
+          <a:effectLst>
+            <a:outerShdw blurRad="57150" dist="19050" dir="5400000" algn="ctr" rotWithShape="0">
+              <a:srgbClr val="000000">
+                <a:alpha val="63000"/>
+              </a:srgbClr>
+            </a:outerShdw>
+          </a:effectLst>
+        </a:effectStyle>
+      </a:effectStyleLst>
+      <a:bgFillStyleLst>
+        <a:solidFill>
+          <a:schemeClr val="phClr"/>
+        </a:solidFill>
+        <a:solidFill>
+          <a:schemeClr val="phClr">
+            <a:tint val="95000"/>
+            <a:satMod val="170000"/>
+          </a:schemeClr>
+        </a:solidFill>
+        <a:gradFill rotWithShape="1">
+          <a:gsLst>
+            <a:gs pos="0">
+              <a:schemeClr val="phClr">
+                <a:tint val="93000"/>
+                <a:satMod val="150000"/>
+                <a:shade val="98000"/>
+                <a:lumMod val="102000"/>
+              </a:schemeClr>
+            </a:gs>
+            <a:gs pos="50000">
+              <a:schemeClr val="phClr">
+                <a:tint val="98000"/>
+                <a:satMod val="130000"/>
+                <a:shade val="90000"/>
+                <a:lumMod val="103000"/>
+              </a:schemeClr>
+            </a:gs>
+            <a:gs pos="100000">
+              <a:schemeClr val="phClr">
+                <a:shade val="63000"/>
+                <a:satMod val="120000"/>
+              </a:schemeClr>
+            </a:gs>
+          </a:gsLst>
+          <a:lin ang="5400000" scaled="0"/>
+        </a:gradFill>
+      </a:bgFillStyleLst>
+    </a:fmtScheme>
+  </a:themeElements>
+  <a:objectDefaults/>
+  <a:extraClrSchemeLst/>
+  <a:extLst>
+    <a:ext uri="{05A4C25C-085E-4340-85A3-A5531E510DB2}">
+      <thm15:themeFamily xmlns:thm15="http://schemas.microsoft.com/office/thememl/2012/main" name="Office Theme" id="{62F939B6-93AF-4DB8-9C6B-D6C7DFDC589F}" vid="{4A3C46E8-61CC-4603-A589-7422A47A8E4A}"/>
+    </a:ext>
+  </a:extLst>
+</a:theme>
 </file>
--- a/gu23/report/template/act23_general.docx
+++ b/gu23/report/template/act23_general.docx
@@ -36,17 +36,23 @@
       <w:r>
         <w:t>DEPT</w:t>
       </w:r>
-      <w:bookmarkStart w:id="0" w:name="_GoBack"/>
-      <w:bookmarkEnd w:id="0"/>
       <w:r>
         <w:t>}}</w:t>
       </w:r>
     </w:p>
     <w:p/>
+    <w:p/>
     <w:p>
       <w:r>
         <w:t>Настоящий акт составлен в присутствии следующих лиц:</w:t>
       </w:r>
+    </w:p>
+    <w:p>
+      <w:pPr>
+        <w:rPr>
+          <w:lang w:val="en-US"/>
+        </w:rPr>
+      </w:pPr>
     </w:p>
     <w:p>
       <w:r>
@@ -57,7 +63,15 @@
         <w:t>Должность</w:t>
       </w:r>
       <w:r>
-        <w:t>: {{SIGNER_1_POST}}    Ф.И.О.: {{SIGNER_1_FIO}}</w:t>
+        <w:t>: {{SIGNER_1_POST</w:t>
+      </w:r>
+      <w:proofErr w:type="gramStart"/>
+      <w:r>
+        <w:t xml:space="preserve">}}   </w:t>
+      </w:r>
+      <w:proofErr w:type="gramEnd"/>
+      <w:r>
+        <w:t xml:space="preserve"> Ф.И.О.: {{SIGNER_1_FIO}}</w:t>
       </w:r>
     </w:p>
     <w:p>
@@ -69,7 +83,15 @@
         <w:t>Должность</w:t>
       </w:r>
       <w:r>
-        <w:t>: {{SIGNER_2_POST}}    Ф.И.О.: {{SIGNER_2_FIO}}</w:t>
+        <w:t>: {{SIGNER_2_POST</w:t>
+      </w:r>
+      <w:proofErr w:type="gramStart"/>
+      <w:r>
+        <w:t xml:space="preserve">}}   </w:t>
+      </w:r>
+      <w:proofErr w:type="gramEnd"/>
+      <w:r>
+        <w:t xml:space="preserve"> Ф.И.О.: {{SIGNER_2_FIO}}</w:t>
       </w:r>
     </w:p>
     <w:p>
@@ -84,6 +106,7 @@
         <w:t>: {{SIGNER_3_FIO}}</w:t>
       </w:r>
     </w:p>
+    <w:p/>
     <w:p>
       <w:r>
         <w:rPr>
@@ -183,46 +206,59 @@
     <w:tbl>
       <w:tblPr>
         <w:tblStyle w:val="a3"/>
-        <w:tblW w:w="9038" w:type="dxa"/>
+        <w:tblW w:w="10632" w:type="dxa"/>
         <w:tblInd w:w="5" w:type="dxa"/>
         <w:tblLook w:val="04A0" w:firstRow="1" w:lastRow="0" w:firstColumn="1" w:lastColumn="0" w:noHBand="0" w:noVBand="1"/>
       </w:tblPr>
       <w:tblGrid>
-        <w:gridCol w:w="1517"/>
-        <w:gridCol w:w="1455"/>
-        <w:gridCol w:w="1653"/>
-        <w:gridCol w:w="1840"/>
-        <w:gridCol w:w="1923"/>
-        <w:gridCol w:w="1872"/>
+        <w:gridCol w:w="1295"/>
+        <w:gridCol w:w="1242"/>
+        <w:gridCol w:w="2060"/>
+        <w:gridCol w:w="1411"/>
+        <w:gridCol w:w="1571"/>
+        <w:gridCol w:w="1642"/>
+        <w:gridCol w:w="1597"/>
       </w:tblGrid>
       <w:tr>
         <w:tc>
           <w:tcPr>
-            <w:tcW w:w="700" w:type="dxa"/>
-          </w:tcPr>
-          <w:p>
-            <w:pPr>
-              <w:jc w:val="center"/>
+            <w:tcW w:w="1228" w:type="dxa"/>
+          </w:tcPr>
+          <w:p>
+            <w:pPr>
+              <w:jc w:val="center"/>
+              <w:rPr>
+                <w:sz w:val="16"/>
+                <w:szCs w:val="16"/>
+              </w:rPr>
             </w:pPr>
             <w:r>
               <w:rPr>
                 <w:b/>
-              </w:rPr>
-              <w:t>№№</w:t>
-            </w:r>
-          </w:p>
-        </w:tc>
-        <w:tc>
-          <w:tcPr>
-            <w:tcW w:w="1400" w:type="dxa"/>
-          </w:tcPr>
-          <w:p>
-            <w:pPr>
-              <w:jc w:val="center"/>
+                <w:sz w:val="16"/>
+                <w:szCs w:val="16"/>
+              </w:rPr>
+              <w:t>№</w:t>
+            </w:r>
+          </w:p>
+        </w:tc>
+        <w:tc>
+          <w:tcPr>
+            <w:tcW w:w="1178" w:type="dxa"/>
+          </w:tcPr>
+          <w:p>
+            <w:pPr>
+              <w:jc w:val="center"/>
+              <w:rPr>
+                <w:sz w:val="16"/>
+                <w:szCs w:val="16"/>
+              </w:rPr>
             </w:pPr>
             <w:r>
               <w:rPr>
                 <w:b/>
+                <w:sz w:val="16"/>
+                <w:szCs w:val="16"/>
               </w:rPr>
               <w:t>№ вагона</w:t>
             </w:r>
@@ -230,15 +266,60 @@
         </w:tc>
         <w:tc>
           <w:tcPr>
-            <w:tcW w:w="1600" w:type="dxa"/>
-          </w:tcPr>
-          <w:p>
-            <w:pPr>
-              <w:jc w:val="center"/>
-            </w:pPr>
-            <w:r>
+            <w:tcW w:w="1954" w:type="dxa"/>
+          </w:tcPr>
+          <w:p>
+            <w:pPr>
+              <w:jc w:val="center"/>
               <w:rPr>
                 <w:b/>
+                <w:sz w:val="16"/>
+                <w:szCs w:val="16"/>
+              </w:rPr>
+            </w:pPr>
+            <w:r>
+              <w:rPr>
+                <w:b/>
+                <w:sz w:val="16"/>
+                <w:szCs w:val="16"/>
+              </w:rPr>
+              <w:t xml:space="preserve">№ </w:t>
+            </w:r>
+            <w:r>
+              <w:rPr>
+                <w:b/>
+                <w:sz w:val="16"/>
+                <w:szCs w:val="16"/>
+              </w:rPr>
+              <w:t>н</w:t>
+            </w:r>
+            <w:r>
+              <w:rPr>
+                <w:b/>
+                <w:sz w:val="16"/>
+                <w:szCs w:val="16"/>
+              </w:rPr>
+              <w:t>акладной</w:t>
+            </w:r>
+          </w:p>
+        </w:tc>
+        <w:tc>
+          <w:tcPr>
+            <w:tcW w:w="1338" w:type="dxa"/>
+          </w:tcPr>
+          <w:p>
+            <w:pPr>
+              <w:jc w:val="center"/>
+              <w:rPr>
+                <w:sz w:val="16"/>
+                <w:szCs w:val="16"/>
+              </w:rPr>
+            </w:pPr>
+            <w:r>
+              <w:rPr>
+                <w:b/>
+                <w:sz w:val="16"/>
+                <w:szCs w:val="16"/>
               </w:rPr>
               <w:t>Род вагона</w:t>
             </w:r>
@@ -246,15 +327,21 @@
         </w:tc>
         <w:tc>
           <w:tcPr>
-            <w:tcW w:w="2500" w:type="dxa"/>
-          </w:tcPr>
-          <w:p>
-            <w:pPr>
-              <w:jc w:val="center"/>
+            <w:tcW w:w="1490" w:type="dxa"/>
+          </w:tcPr>
+          <w:p>
+            <w:pPr>
+              <w:jc w:val="center"/>
+              <w:rPr>
+                <w:sz w:val="16"/>
+                <w:szCs w:val="16"/>
+              </w:rPr>
             </w:pPr>
             <w:r>
               <w:rPr>
                 <w:b/>
+                <w:sz w:val="16"/>
+                <w:szCs w:val="16"/>
               </w:rPr>
               <w:t>Наименование груза</w:t>
             </w:r>
@@ -262,31 +349,59 @@
         </w:tc>
         <w:tc>
           <w:tcPr>
-            <w:tcW w:w="1419" w:type="dxa"/>
-          </w:tcPr>
-          <w:p>
-            <w:pPr>
-              <w:jc w:val="center"/>
+            <w:tcW w:w="1557" w:type="dxa"/>
+          </w:tcPr>
+          <w:p>
+            <w:pPr>
+              <w:jc w:val="center"/>
+              <w:rPr>
+                <w:sz w:val="16"/>
+                <w:szCs w:val="16"/>
+              </w:rPr>
             </w:pPr>
             <w:r>
               <w:rPr>
                 <w:b/>
-              </w:rPr>
-              <w:t>Вес(кг)</w:t>
-            </w:r>
-          </w:p>
-        </w:tc>
-        <w:tc>
-          <w:tcPr>
-            <w:tcW w:w="1419" w:type="dxa"/>
-          </w:tcPr>
-          <w:p>
-            <w:pPr>
-              <w:jc w:val="center"/>
-            </w:pPr>
+                <w:sz w:val="16"/>
+                <w:szCs w:val="16"/>
+              </w:rPr>
+              <w:t>Вес</w:t>
+            </w:r>
             <w:r>
               <w:rPr>
                 <w:b/>
+                <w:sz w:val="16"/>
+                <w:szCs w:val="16"/>
+              </w:rPr>
+              <w:t xml:space="preserve"> </w:t>
+            </w:r>
+            <w:r>
+              <w:rPr>
+                <w:b/>
+                <w:sz w:val="16"/>
+                <w:szCs w:val="16"/>
+              </w:rPr>
+              <w:t>(кг)</w:t>
+            </w:r>
+          </w:p>
+        </w:tc>
+        <w:tc>
+          <w:tcPr>
+            <w:tcW w:w="1887" w:type="dxa"/>
+          </w:tcPr>
+          <w:p>
+            <w:pPr>
+              <w:jc w:val="center"/>
+              <w:rPr>
+                <w:sz w:val="16"/>
+                <w:szCs w:val="16"/>
+              </w:rPr>
+            </w:pPr>
+            <w:r>
+              <w:rPr>
+                <w:b/>
+                <w:sz w:val="16"/>
+                <w:szCs w:val="16"/>
               </w:rPr>
               <w:t>Собственник</w:t>
             </w:r>
@@ -296,62 +411,561 @@
       <w:tr>
         <w:tc>
           <w:tcPr>
-            <w:tcW w:w="700" w:type="dxa"/>
-          </w:tcPr>
-          <w:p>
-            <w:r>
+            <w:tcW w:w="1228" w:type="dxa"/>
+          </w:tcPr>
+          <w:p>
+            <w:pPr>
+              <w:rPr>
+                <w:sz w:val="16"/>
+                <w:szCs w:val="16"/>
+              </w:rPr>
+            </w:pPr>
+            <w:r>
+              <w:rPr>
+                <w:sz w:val="16"/>
+                <w:szCs w:val="16"/>
+              </w:rPr>
               <w:t>{{WAGON_IDX}}</w:t>
             </w:r>
           </w:p>
         </w:tc>
         <w:tc>
           <w:tcPr>
-            <w:tcW w:w="1400" w:type="dxa"/>
-          </w:tcPr>
-          <w:p>
-            <w:r>
+            <w:tcW w:w="1178" w:type="dxa"/>
+          </w:tcPr>
+          <w:p>
+            <w:pPr>
+              <w:rPr>
+                <w:sz w:val="16"/>
+                <w:szCs w:val="16"/>
+              </w:rPr>
+            </w:pPr>
+            <w:r>
+              <w:rPr>
+                <w:sz w:val="16"/>
+                <w:szCs w:val="16"/>
+              </w:rPr>
               <w:t>{{WAGON_NO}}</w:t>
             </w:r>
           </w:p>
         </w:tc>
         <w:tc>
           <w:tcPr>
-            <w:tcW w:w="1600" w:type="dxa"/>
-          </w:tcPr>
-          <w:p>
-            <w:r>
+            <w:tcW w:w="1954" w:type="dxa"/>
+          </w:tcPr>
+          <w:p>
+            <w:pPr>
+              <w:rPr>
+                <w:sz w:val="16"/>
+                <w:szCs w:val="16"/>
+              </w:rPr>
+            </w:pPr>
+            <w:r>
+              <w:rPr>
+                <w:sz w:val="16"/>
+                <w:szCs w:val="16"/>
+              </w:rPr>
+              <w:t>{{WAGON_WAYBILL_NO}}</w:t>
+            </w:r>
+            <w:bookmarkStart w:id="0" w:name="_GoBack"/>
+            <w:bookmarkEnd w:id="0"/>
+          </w:p>
+        </w:tc>
+        <w:tc>
+          <w:tcPr>
+            <w:tcW w:w="1338" w:type="dxa"/>
+          </w:tcPr>
+          <w:p>
+            <w:pPr>
+              <w:rPr>
+                <w:sz w:val="16"/>
+                <w:szCs w:val="16"/>
+              </w:rPr>
+            </w:pPr>
+            <w:r>
+              <w:rPr>
+                <w:sz w:val="16"/>
+                <w:szCs w:val="16"/>
+              </w:rPr>
               <w:t>{{WAGON_KIND}}</w:t>
             </w:r>
           </w:p>
         </w:tc>
         <w:tc>
           <w:tcPr>
-            <w:tcW w:w="2500" w:type="dxa"/>
-          </w:tcPr>
-          <w:p>
-            <w:r>
+            <w:tcW w:w="1490" w:type="dxa"/>
+          </w:tcPr>
+          <w:p>
+            <w:pPr>
+              <w:rPr>
+                <w:sz w:val="16"/>
+                <w:szCs w:val="16"/>
+              </w:rPr>
+            </w:pPr>
+            <w:r>
+              <w:rPr>
+                <w:sz w:val="16"/>
+                <w:szCs w:val="16"/>
+              </w:rPr>
               <w:t>{{WAGON_CARGO}}</w:t>
             </w:r>
           </w:p>
         </w:tc>
         <w:tc>
           <w:tcPr>
-            <w:tcW w:w="1419" w:type="dxa"/>
-          </w:tcPr>
-          <w:p>
-            <w:r>
+            <w:tcW w:w="1557" w:type="dxa"/>
+          </w:tcPr>
+          <w:p>
+            <w:pPr>
+              <w:rPr>
+                <w:sz w:val="16"/>
+                <w:szCs w:val="16"/>
+              </w:rPr>
+            </w:pPr>
+            <w:r>
+              <w:rPr>
+                <w:sz w:val="16"/>
+                <w:szCs w:val="16"/>
+              </w:rPr>
               <w:t>{{WAGON_WEIGHT}}</w:t>
             </w:r>
           </w:p>
         </w:tc>
         <w:tc>
           <w:tcPr>
-            <w:tcW w:w="1419" w:type="dxa"/>
-          </w:tcPr>
-          <w:p>
-            <w:r>
+            <w:tcW w:w="1887" w:type="dxa"/>
+          </w:tcPr>
+          <w:p>
+            <w:pPr>
+              <w:rPr>
+                <w:sz w:val="16"/>
+                <w:szCs w:val="16"/>
+              </w:rPr>
+            </w:pPr>
+            <w:r>
+              <w:rPr>
+                <w:sz w:val="16"/>
+                <w:szCs w:val="16"/>
+              </w:rPr>
               <w:t>{{WAGON_OWNER}}</w:t>
             </w:r>
+          </w:p>
+        </w:tc>
+      </w:tr>
+    </w:tbl>
+    <w:p/>
+    <w:p/>
+    <w:p/>
+    <w:tbl>
+      <w:tblPr>
+        <w:tblStyle w:val="a3"/>
+        <w:tblW w:w="0" w:type="auto"/>
+        <w:tblInd w:w="0" w:type="dxa"/>
+        <w:tblBorders>
+          <w:top w:val="none" w:sz="0" w:space="0" w:color="auto"/>
+          <w:left w:val="none" w:sz="0" w:space="0" w:color="auto"/>
+          <w:bottom w:val="none" w:sz="0" w:space="0" w:color="auto"/>
+          <w:right w:val="none" w:sz="0" w:space="0" w:color="auto"/>
+          <w:insideH w:val="none" w:sz="0" w:space="0" w:color="auto"/>
+          <w:insideV w:val="none" w:sz="0" w:space="0" w:color="auto"/>
+        </w:tblBorders>
+        <w:tblLook w:val="04A0" w:firstRow="1" w:lastRow="0" w:firstColumn="1" w:lastColumn="0" w:noHBand="0" w:noVBand="1"/>
+      </w:tblPr>
+      <w:tblGrid>
+        <w:gridCol w:w="3447"/>
+        <w:gridCol w:w="2790"/>
+        <w:gridCol w:w="4018"/>
+      </w:tblGrid>
+      <w:tr>
+        <w:tc>
+          <w:tcPr>
+            <w:tcW w:w="3447" w:type="dxa"/>
+          </w:tcPr>
+          <w:p>
+            <w:pPr>
+              <w:rPr>
+                <w:sz w:val="20"/>
+                <w:szCs w:val="20"/>
+              </w:rPr>
+            </w:pPr>
+            <w:r>
+              <w:rPr>
+                <w:sz w:val="20"/>
+                <w:szCs w:val="20"/>
+                <w:lang w:val="en-US"/>
+              </w:rPr>
+              <w:t>{{SIGNER_1_POST}}</w:t>
+            </w:r>
+          </w:p>
+        </w:tc>
+        <w:tc>
+          <w:tcPr>
+            <w:tcW w:w="2790" w:type="dxa"/>
+            <w:tcBorders>
+              <w:bottom w:val="single" w:sz="4" w:space="0" w:color="auto"/>
+            </w:tcBorders>
+          </w:tcPr>
+          <w:p>
+            <w:pPr>
+              <w:rPr>
+                <w:sz w:val="20"/>
+                <w:szCs w:val="20"/>
+              </w:rPr>
+            </w:pPr>
+          </w:p>
+        </w:tc>
+        <w:tc>
+          <w:tcPr>
+            <w:tcW w:w="4018" w:type="dxa"/>
+          </w:tcPr>
+          <w:p>
+            <w:pPr>
+              <w:jc w:val="center"/>
+              <w:rPr>
+                <w:sz w:val="20"/>
+                <w:szCs w:val="20"/>
+                <w:lang w:val="en-US"/>
+              </w:rPr>
+            </w:pPr>
+            <w:r>
+              <w:rPr>
+                <w:sz w:val="20"/>
+                <w:szCs w:val="20"/>
+                <w:lang w:val="en-US"/>
+              </w:rPr>
+              <w:t>{{SIGNER_1_FIO}}</w:t>
+            </w:r>
+          </w:p>
+        </w:tc>
+      </w:tr>
+      <w:tr>
+        <w:tc>
+          <w:tcPr>
+            <w:tcW w:w="3447" w:type="dxa"/>
+          </w:tcPr>
+          <w:p>
+            <w:pPr>
+              <w:rPr>
+                <w:sz w:val="20"/>
+                <w:szCs w:val="20"/>
+                <w:lang w:val="en-US"/>
+              </w:rPr>
+            </w:pPr>
+          </w:p>
+        </w:tc>
+        <w:tc>
+          <w:tcPr>
+            <w:tcW w:w="2790" w:type="dxa"/>
+            <w:tcBorders>
+              <w:top w:val="single" w:sz="4" w:space="0" w:color="auto"/>
+            </w:tcBorders>
+          </w:tcPr>
+          <w:p>
+            <w:pPr>
+              <w:jc w:val="center"/>
+              <w:rPr>
+                <w:sz w:val="14"/>
+                <w:szCs w:val="14"/>
+              </w:rPr>
+            </w:pPr>
+            <w:r>
+              <w:rPr>
+                <w:sz w:val="14"/>
+                <w:szCs w:val="14"/>
+              </w:rPr>
+              <w:t>(подпись)</w:t>
+            </w:r>
+          </w:p>
+        </w:tc>
+        <w:tc>
+          <w:tcPr>
+            <w:tcW w:w="4018" w:type="dxa"/>
+          </w:tcPr>
+          <w:p>
+            <w:pPr>
+              <w:jc w:val="center"/>
+              <w:rPr>
+                <w:sz w:val="20"/>
+                <w:szCs w:val="20"/>
+                <w:lang w:val="en-US"/>
+              </w:rPr>
+            </w:pPr>
+          </w:p>
+        </w:tc>
+      </w:tr>
+      <w:tr>
+        <w:tc>
+          <w:tcPr>
+            <w:tcW w:w="3447" w:type="dxa"/>
+          </w:tcPr>
+          <w:p>
+            <w:pPr>
+              <w:rPr>
+                <w:sz w:val="20"/>
+                <w:szCs w:val="20"/>
+                <w:lang w:val="en-US"/>
+              </w:rPr>
+            </w:pPr>
+            <w:r>
+              <w:rPr>
+                <w:sz w:val="20"/>
+                <w:szCs w:val="20"/>
+              </w:rPr>
+              <w:t>{{SIGNER_2_POST}}</w:t>
+            </w:r>
+          </w:p>
+        </w:tc>
+        <w:tc>
+          <w:tcPr>
+            <w:tcW w:w="2790" w:type="dxa"/>
+            <w:tcBorders>
+              <w:bottom w:val="single" w:sz="4" w:space="0" w:color="auto"/>
+            </w:tcBorders>
+          </w:tcPr>
+          <w:p>
+            <w:pPr>
+              <w:rPr>
+                <w:sz w:val="14"/>
+                <w:szCs w:val="14"/>
+              </w:rPr>
+            </w:pPr>
+          </w:p>
+        </w:tc>
+        <w:tc>
+          <w:tcPr>
+            <w:tcW w:w="4018" w:type="dxa"/>
+          </w:tcPr>
+          <w:p>
+            <w:pPr>
+              <w:jc w:val="center"/>
+              <w:rPr>
+                <w:sz w:val="20"/>
+                <w:szCs w:val="20"/>
+                <w:lang w:val="en-US"/>
+              </w:rPr>
+            </w:pPr>
+            <w:r>
+              <w:rPr>
+                <w:sz w:val="20"/>
+                <w:szCs w:val="20"/>
+              </w:rPr>
+              <w:t>{{SIGNER_2_FIO}}</w:t>
+            </w:r>
+          </w:p>
+        </w:tc>
+      </w:tr>
+      <w:tr>
+        <w:tc>
+          <w:tcPr>
+            <w:tcW w:w="3447" w:type="dxa"/>
+          </w:tcPr>
+          <w:p>
+            <w:pPr>
+              <w:rPr>
+                <w:sz w:val="20"/>
+                <w:szCs w:val="20"/>
+                <w:lang w:val="en-US"/>
+              </w:rPr>
+            </w:pPr>
+          </w:p>
+        </w:tc>
+        <w:tc>
+          <w:tcPr>
+            <w:tcW w:w="2790" w:type="dxa"/>
+            <w:tcBorders>
+              <w:top w:val="single" w:sz="4" w:space="0" w:color="auto"/>
+            </w:tcBorders>
+          </w:tcPr>
+          <w:p>
+            <w:pPr>
+              <w:jc w:val="center"/>
+              <w:rPr>
+                <w:sz w:val="14"/>
+                <w:szCs w:val="14"/>
+              </w:rPr>
+            </w:pPr>
+            <w:r>
+              <w:rPr>
+                <w:sz w:val="14"/>
+                <w:szCs w:val="14"/>
+              </w:rPr>
+              <w:t>(подпись)</w:t>
+            </w:r>
+          </w:p>
+        </w:tc>
+        <w:tc>
+          <w:tcPr>
+            <w:tcW w:w="4018" w:type="dxa"/>
+          </w:tcPr>
+          <w:p>
+            <w:pPr>
+              <w:jc w:val="center"/>
+              <w:rPr>
+                <w:sz w:val="20"/>
+                <w:szCs w:val="20"/>
+                <w:lang w:val="en-US"/>
+              </w:rPr>
+            </w:pPr>
+          </w:p>
+        </w:tc>
+      </w:tr>
+      <w:tr>
+        <w:tc>
+          <w:tcPr>
+            <w:tcW w:w="3447" w:type="dxa"/>
+          </w:tcPr>
+          <w:p>
+            <w:pPr>
+              <w:rPr>
+                <w:b/>
+                <w:sz w:val="20"/>
+                <w:szCs w:val="20"/>
+              </w:rPr>
+            </w:pPr>
+            <w:r>
+              <w:rPr>
+                <w:b/>
+                <w:sz w:val="20"/>
+                <w:szCs w:val="20"/>
+              </w:rPr>
+              <w:t>Участник:</w:t>
+            </w:r>
+          </w:p>
+        </w:tc>
+        <w:tc>
+          <w:tcPr>
+            <w:tcW w:w="2790" w:type="dxa"/>
+          </w:tcPr>
+          <w:p>
+            <w:pPr>
+              <w:jc w:val="center"/>
+              <w:rPr>
+                <w:sz w:val="14"/>
+                <w:szCs w:val="14"/>
+              </w:rPr>
+            </w:pPr>
+          </w:p>
+        </w:tc>
+        <w:tc>
+          <w:tcPr>
+            <w:tcW w:w="4018" w:type="dxa"/>
+          </w:tcPr>
+          <w:p>
+            <w:pPr>
+              <w:jc w:val="center"/>
+              <w:rPr>
+                <w:sz w:val="20"/>
+                <w:szCs w:val="20"/>
+                <w:lang w:val="en-US"/>
+              </w:rPr>
+            </w:pPr>
+          </w:p>
+        </w:tc>
+      </w:tr>
+      <w:tr>
+        <w:tc>
+          <w:tcPr>
+            <w:tcW w:w="3447" w:type="dxa"/>
+          </w:tcPr>
+          <w:p>
+            <w:pPr>
+              <w:rPr>
+                <w:sz w:val="20"/>
+                <w:szCs w:val="20"/>
+              </w:rPr>
+            </w:pPr>
+          </w:p>
+        </w:tc>
+        <w:tc>
+          <w:tcPr>
+            <w:tcW w:w="2790" w:type="dxa"/>
+            <w:tcBorders>
+              <w:bottom w:val="single" w:sz="4" w:space="0" w:color="auto"/>
+            </w:tcBorders>
+          </w:tcPr>
+          <w:p>
+            <w:pPr>
+              <w:rPr>
+                <w:sz w:val="14"/>
+                <w:szCs w:val="14"/>
+              </w:rPr>
+            </w:pPr>
+          </w:p>
+        </w:tc>
+        <w:tc>
+          <w:tcPr>
+            <w:tcW w:w="4018" w:type="dxa"/>
+          </w:tcPr>
+          <w:p>
+            <w:pPr>
+              <w:jc w:val="center"/>
+              <w:rPr>
+                <w:sz w:val="20"/>
+                <w:szCs w:val="20"/>
+              </w:rPr>
+            </w:pPr>
+            <w:r>
+              <w:rPr>
+                <w:sz w:val="20"/>
+                <w:szCs w:val="20"/>
+              </w:rPr>
+              <w:t>{{SIGNER_3_FIO}}</w:t>
+            </w:r>
+          </w:p>
+        </w:tc>
+      </w:tr>
+      <w:tr>
+        <w:tc>
+          <w:tcPr>
+            <w:tcW w:w="3447" w:type="dxa"/>
+          </w:tcPr>
+          <w:p>
+            <w:pPr>
+              <w:rPr>
+                <w:sz w:val="20"/>
+                <w:szCs w:val="20"/>
+                <w:lang w:val="en-US"/>
+              </w:rPr>
+            </w:pPr>
+          </w:p>
+        </w:tc>
+        <w:tc>
+          <w:tcPr>
+            <w:tcW w:w="2790" w:type="dxa"/>
+            <w:tcBorders>
+              <w:top w:val="single" w:sz="4" w:space="0" w:color="auto"/>
+            </w:tcBorders>
+          </w:tcPr>
+          <w:p>
+            <w:pPr>
+              <w:jc w:val="center"/>
+              <w:rPr>
+                <w:sz w:val="14"/>
+                <w:szCs w:val="14"/>
+              </w:rPr>
+            </w:pPr>
+            <w:r>
+              <w:rPr>
+                <w:sz w:val="14"/>
+                <w:szCs w:val="14"/>
+              </w:rPr>
+              <w:t>(подпись)</w:t>
+            </w:r>
+          </w:p>
+        </w:tc>
+        <w:tc>
+          <w:tcPr>
+            <w:tcW w:w="4018" w:type="dxa"/>
+          </w:tcPr>
+          <w:p>
+            <w:pPr>
+              <w:jc w:val="center"/>
+              <w:rPr>
+                <w:sz w:val="20"/>
+                <w:szCs w:val="20"/>
+                <w:lang w:val="en-US"/>
+              </w:rPr>
+            </w:pPr>
           </w:p>
         </w:tc>
       </w:tr>

--- a/gu23/report/template/act23_general.docx
+++ b/gu23/report/template/act23_general.docx
@@ -47,12 +47,77 @@
         <w:t>Настоящий акт составлен в присутствии следующих лиц:</w:t>
       </w:r>
     </w:p>
+    <w:p/>
     <w:p>
-      <w:pPr>
+      <w:r>
+        <w:rPr>
+          <w:b/>
+          <w:bCs/>
+        </w:rPr>
+        <w:t>Должность</w:t>
+      </w:r>
+      <w:r>
+        <w:t>: {{</w:t>
+      </w:r>
+      <w:r>
         <w:rPr>
           <w:lang w:val="en-US"/>
         </w:rPr>
-      </w:pPr>
+        <w:t>SIGNER</w:t>
+      </w:r>
+      <w:r>
+        <w:t>_1_</w:t>
+      </w:r>
+      <w:r>
+        <w:rPr>
+          <w:lang w:val="en-US"/>
+        </w:rPr>
+        <w:t>POST</w:t>
+      </w:r>
+      <w:proofErr w:type="gramStart"/>
+      <w:r>
+        <w:t xml:space="preserve">}}   </w:t>
+      </w:r>
+      <w:proofErr w:type="gramEnd"/>
+      <w:r>
+        <w:t xml:space="preserve"> </w:t>
+      </w:r>
+      <w:r>
+        <w:t>Ф</w:t>
+      </w:r>
+      <w:r>
+        <w:t>.</w:t>
+      </w:r>
+      <w:r>
+        <w:t>И</w:t>
+      </w:r>
+      <w:r>
+        <w:t>.</w:t>
+      </w:r>
+      <w:r>
+        <w:t>О</w:t>
+      </w:r>
+      <w:r>
+        <w:t>.: {{</w:t>
+      </w:r>
+      <w:r>
+        <w:rPr>
+          <w:lang w:val="en-US"/>
+        </w:rPr>
+        <w:t>SIGNER</w:t>
+      </w:r>
+      <w:r>
+        <w:t>_1_</w:t>
+      </w:r>
+      <w:r>
+        <w:rPr>
+          <w:lang w:val="en-US"/>
+        </w:rPr>
+        <w:t>FIO</w:t>
+      </w:r>
+      <w:r>
+        <w:t>}}</w:t>
+      </w:r>
     </w:p>
     <w:p>
       <w:r>
@@ -63,7 +128,22 @@
         <w:t>Должность</w:t>
       </w:r>
       <w:r>
-        <w:t>: {{SIGNER_1_POST</w:t>
+        <w:t>: {{</w:t>
+      </w:r>
+      <w:r>
+        <w:rPr>
+          <w:lang w:val="en-US"/>
+        </w:rPr>
+        <w:t>SIGNER</w:t>
+      </w:r>
+      <w:r>
+        <w:t>_2_</w:t>
+      </w:r>
+      <w:r>
+        <w:rPr>
+          <w:lang w:val="en-US"/>
+        </w:rPr>
+        <w:t>POST</w:t>
       </w:r>
       <w:proofErr w:type="gramStart"/>
       <w:r>
@@ -71,27 +151,43 @@
       </w:r>
       <w:proofErr w:type="gramEnd"/>
       <w:r>
-        <w:t xml:space="preserve"> Ф.И.О.: {{SIGNER_1_FIO}}</w:t>
-      </w:r>
-    </w:p>
-    <w:p>
-      <w:r>
-        <w:rPr>
-          <w:b/>
-          <w:bCs/>
-        </w:rPr>
-        <w:t>Должность</w:t>
-      </w:r>
-      <w:r>
-        <w:t>: {{SIGNER_2_POST</w:t>
-      </w:r>
-      <w:proofErr w:type="gramStart"/>
-      <w:r>
-        <w:t xml:space="preserve">}}   </w:t>
-      </w:r>
-      <w:proofErr w:type="gramEnd"/>
-      <w:r>
-        <w:t xml:space="preserve"> Ф.И.О.: {{SIGNER_2_FIO}}</w:t>
+        <w:t xml:space="preserve"> </w:t>
+      </w:r>
+      <w:r>
+        <w:t>Ф</w:t>
+      </w:r>
+      <w:r>
+        <w:t>.</w:t>
+      </w:r>
+      <w:r>
+        <w:t>И</w:t>
+      </w:r>
+      <w:r>
+        <w:t>.</w:t>
+      </w:r>
+      <w:r>
+        <w:t>О</w:t>
+      </w:r>
+      <w:r>
+        <w:t>.: {{</w:t>
+      </w:r>
+      <w:r>
+        <w:rPr>
+          <w:lang w:val="en-US"/>
+        </w:rPr>
+        <w:t>SIGNER</w:t>
+      </w:r>
+      <w:r>
+        <w:t>_2_</w:t>
+      </w:r>
+      <w:r>
+        <w:rPr>
+          <w:lang w:val="en-US"/>
+        </w:rPr>
+        <w:t>FIO</w:t>
+      </w:r>
+      <w:r>
+        <w:t>}}</w:t>
       </w:r>
     </w:p>
     <w:p>
@@ -207,17 +303,17 @@
       <w:tblPr>
         <w:tblStyle w:val="a3"/>
         <w:tblW w:w="10632" w:type="dxa"/>
-        <w:tblInd w:w="5" w:type="dxa"/>
+        <w:tblInd w:w="0" w:type="dxa"/>
         <w:tblLook w:val="04A0" w:firstRow="1" w:lastRow="0" w:firstColumn="1" w:lastColumn="0" w:noHBand="0" w:noVBand="1"/>
       </w:tblPr>
       <w:tblGrid>
-        <w:gridCol w:w="1295"/>
-        <w:gridCol w:w="1242"/>
-        <w:gridCol w:w="2060"/>
-        <w:gridCol w:w="1411"/>
-        <w:gridCol w:w="1571"/>
-        <w:gridCol w:w="1642"/>
-        <w:gridCol w:w="1597"/>
+        <w:gridCol w:w="1456"/>
+        <w:gridCol w:w="1396"/>
+        <w:gridCol w:w="2316"/>
+        <w:gridCol w:w="1586"/>
+        <w:gridCol w:w="1766"/>
+        <w:gridCol w:w="1846"/>
+        <w:gridCol w:w="1796"/>
       </w:tblGrid>
       <w:tr>
         <w:tc>
@@ -228,15 +324,16 @@
             <w:pPr>
               <w:jc w:val="center"/>
               <w:rPr>
-                <w:sz w:val="16"/>
-                <w:szCs w:val="16"/>
-              </w:rPr>
-            </w:pPr>
+                <w:sz w:val="18"/>
+                <w:szCs w:val="18"/>
+              </w:rPr>
+            </w:pPr>
+            <w:bookmarkStart w:id="0" w:name="_GoBack"/>
             <w:r>
               <w:rPr>
                 <w:b/>
-                <w:sz w:val="16"/>
-                <w:szCs w:val="16"/>
+                <w:sz w:val="18"/>
+                <w:szCs w:val="18"/>
               </w:rPr>
               <w:t>№</w:t>
             </w:r>
@@ -250,15 +347,15 @@
             <w:pPr>
               <w:jc w:val="center"/>
               <w:rPr>
-                <w:sz w:val="16"/>
-                <w:szCs w:val="16"/>
+                <w:sz w:val="18"/>
+                <w:szCs w:val="18"/>
               </w:rPr>
             </w:pPr>
             <w:r>
               <w:rPr>
                 <w:b/>
-                <w:sz w:val="16"/>
-                <w:szCs w:val="16"/>
+                <w:sz w:val="18"/>
+                <w:szCs w:val="18"/>
               </w:rPr>
               <w:t>№ вагона</w:t>
             </w:r>
@@ -273,31 +370,31 @@
               <w:jc w:val="center"/>
               <w:rPr>
                 <w:b/>
-                <w:sz w:val="16"/>
-                <w:szCs w:val="16"/>
+                <w:sz w:val="18"/>
+                <w:szCs w:val="18"/>
               </w:rPr>
             </w:pPr>
             <w:r>
               <w:rPr>
                 <w:b/>
-                <w:sz w:val="16"/>
-                <w:szCs w:val="16"/>
+                <w:sz w:val="18"/>
+                <w:szCs w:val="18"/>
               </w:rPr>
               <w:t xml:space="preserve">№ </w:t>
             </w:r>
             <w:r>
               <w:rPr>
                 <w:b/>
-                <w:sz w:val="16"/>
-                <w:szCs w:val="16"/>
+                <w:sz w:val="18"/>
+                <w:szCs w:val="18"/>
               </w:rPr>
               <w:t>н</w:t>
             </w:r>
             <w:r>
               <w:rPr>
                 <w:b/>
-                <w:sz w:val="16"/>
-                <w:szCs w:val="16"/>
+                <w:sz w:val="18"/>
+                <w:szCs w:val="18"/>
               </w:rPr>
               <w:t>акладной</w:t>
             </w:r>
@@ -311,15 +408,15 @@
             <w:pPr>
               <w:jc w:val="center"/>
               <w:rPr>
-                <w:sz w:val="16"/>
-                <w:szCs w:val="16"/>
+                <w:sz w:val="18"/>
+                <w:szCs w:val="18"/>
               </w:rPr>
             </w:pPr>
             <w:r>
               <w:rPr>
                 <w:b/>
-                <w:sz w:val="16"/>
-                <w:szCs w:val="16"/>
+                <w:sz w:val="18"/>
+                <w:szCs w:val="18"/>
               </w:rPr>
               <w:t>Род вагона</w:t>
             </w:r>
@@ -333,15 +430,15 @@
             <w:pPr>
               <w:jc w:val="center"/>
               <w:rPr>
-                <w:sz w:val="16"/>
-                <w:szCs w:val="16"/>
+                <w:sz w:val="18"/>
+                <w:szCs w:val="18"/>
               </w:rPr>
             </w:pPr>
             <w:r>
               <w:rPr>
                 <w:b/>
-                <w:sz w:val="16"/>
-                <w:szCs w:val="16"/>
+                <w:sz w:val="18"/>
+                <w:szCs w:val="18"/>
               </w:rPr>
               <w:t>Наименование груза</w:t>
             </w:r>
@@ -355,31 +452,31 @@
             <w:pPr>
               <w:jc w:val="center"/>
               <w:rPr>
-                <w:sz w:val="16"/>
-                <w:szCs w:val="16"/>
+                <w:sz w:val="18"/>
+                <w:szCs w:val="18"/>
               </w:rPr>
             </w:pPr>
             <w:r>
               <w:rPr>
                 <w:b/>
-                <w:sz w:val="16"/>
-                <w:szCs w:val="16"/>
+                <w:sz w:val="18"/>
+                <w:szCs w:val="18"/>
               </w:rPr>
               <w:t>Вес</w:t>
             </w:r>
             <w:r>
               <w:rPr>
                 <w:b/>
-                <w:sz w:val="16"/>
-                <w:szCs w:val="16"/>
+                <w:sz w:val="18"/>
+                <w:szCs w:val="18"/>
               </w:rPr>
               <w:t xml:space="preserve"> </w:t>
             </w:r>
             <w:r>
               <w:rPr>
                 <w:b/>
-                <w:sz w:val="16"/>
-                <w:szCs w:val="16"/>
+                <w:sz w:val="18"/>
+                <w:szCs w:val="18"/>
               </w:rPr>
               <w:t>(кг)</w:t>
             </w:r>
@@ -393,15 +490,15 @@
             <w:pPr>
               <w:jc w:val="center"/>
               <w:rPr>
-                <w:sz w:val="16"/>
-                <w:szCs w:val="16"/>
+                <w:sz w:val="18"/>
+                <w:szCs w:val="18"/>
               </w:rPr>
             </w:pPr>
             <w:r>
               <w:rPr>
                 <w:b/>
-                <w:sz w:val="16"/>
-                <w:szCs w:val="16"/>
+                <w:sz w:val="18"/>
+                <w:szCs w:val="18"/>
               </w:rPr>
               <w:t>Собственник</w:t>
             </w:r>
@@ -415,15 +512,16 @@
           </w:tcPr>
           <w:p>
             <w:pPr>
-              <w:rPr>
-                <w:sz w:val="16"/>
-                <w:szCs w:val="16"/>
-              </w:rPr>
-            </w:pPr>
-            <w:r>
-              <w:rPr>
-                <w:sz w:val="16"/>
-                <w:szCs w:val="16"/>
+              <w:jc w:val="center"/>
+              <w:rPr>
+                <w:sz w:val="18"/>
+                <w:szCs w:val="18"/>
+              </w:rPr>
+            </w:pPr>
+            <w:r>
+              <w:rPr>
+                <w:sz w:val="18"/>
+                <w:szCs w:val="18"/>
               </w:rPr>
               <w:t>{{WAGON_IDX}}</w:t>
             </w:r>
@@ -435,15 +533,16 @@
           </w:tcPr>
           <w:p>
             <w:pPr>
-              <w:rPr>
-                <w:sz w:val="16"/>
-                <w:szCs w:val="16"/>
-              </w:rPr>
-            </w:pPr>
-            <w:r>
-              <w:rPr>
-                <w:sz w:val="16"/>
-                <w:szCs w:val="16"/>
+              <w:jc w:val="center"/>
+              <w:rPr>
+                <w:sz w:val="18"/>
+                <w:szCs w:val="18"/>
+              </w:rPr>
+            </w:pPr>
+            <w:r>
+              <w:rPr>
+                <w:sz w:val="18"/>
+                <w:szCs w:val="18"/>
               </w:rPr>
               <w:t>{{WAGON_NO}}</w:t>
             </w:r>
@@ -455,20 +554,19 @@
           </w:tcPr>
           <w:p>
             <w:pPr>
-              <w:rPr>
-                <w:sz w:val="16"/>
-                <w:szCs w:val="16"/>
-              </w:rPr>
-            </w:pPr>
-            <w:r>
-              <w:rPr>
-                <w:sz w:val="16"/>
-                <w:szCs w:val="16"/>
+              <w:jc w:val="center"/>
+              <w:rPr>
+                <w:sz w:val="18"/>
+                <w:szCs w:val="18"/>
+              </w:rPr>
+            </w:pPr>
+            <w:r>
+              <w:rPr>
+                <w:sz w:val="18"/>
+                <w:szCs w:val="18"/>
               </w:rPr>
               <w:t>{{WAGON_WAYBILL_NO}}</w:t>
             </w:r>
-            <w:bookmarkStart w:id="0" w:name="_GoBack"/>
-            <w:bookmarkEnd w:id="0"/>
           </w:p>
         </w:tc>
         <w:tc>
@@ -477,15 +575,16 @@
           </w:tcPr>
           <w:p>
             <w:pPr>
-              <w:rPr>
-                <w:sz w:val="16"/>
-                <w:szCs w:val="16"/>
-              </w:rPr>
-            </w:pPr>
-            <w:r>
-              <w:rPr>
-                <w:sz w:val="16"/>
-                <w:szCs w:val="16"/>
+              <w:jc w:val="center"/>
+              <w:rPr>
+                <w:sz w:val="18"/>
+                <w:szCs w:val="18"/>
+              </w:rPr>
+            </w:pPr>
+            <w:r>
+              <w:rPr>
+                <w:sz w:val="18"/>
+                <w:szCs w:val="18"/>
               </w:rPr>
               <w:t>{{WAGON_KIND}}</w:t>
             </w:r>
@@ -497,15 +596,16 @@
           </w:tcPr>
           <w:p>
             <w:pPr>
-              <w:rPr>
-                <w:sz w:val="16"/>
-                <w:szCs w:val="16"/>
-              </w:rPr>
-            </w:pPr>
-            <w:r>
-              <w:rPr>
-                <w:sz w:val="16"/>
-                <w:szCs w:val="16"/>
+              <w:jc w:val="center"/>
+              <w:rPr>
+                <w:sz w:val="18"/>
+                <w:szCs w:val="18"/>
+              </w:rPr>
+            </w:pPr>
+            <w:r>
+              <w:rPr>
+                <w:sz w:val="18"/>
+                <w:szCs w:val="18"/>
               </w:rPr>
               <w:t>{{WAGON_CARGO}}</w:t>
             </w:r>
@@ -517,15 +617,16 @@
           </w:tcPr>
           <w:p>
             <w:pPr>
-              <w:rPr>
-                <w:sz w:val="16"/>
-                <w:szCs w:val="16"/>
-              </w:rPr>
-            </w:pPr>
-            <w:r>
-              <w:rPr>
-                <w:sz w:val="16"/>
-                <w:szCs w:val="16"/>
+              <w:jc w:val="center"/>
+              <w:rPr>
+                <w:sz w:val="18"/>
+                <w:szCs w:val="18"/>
+              </w:rPr>
+            </w:pPr>
+            <w:r>
+              <w:rPr>
+                <w:sz w:val="18"/>
+                <w:szCs w:val="18"/>
               </w:rPr>
               <w:t>{{WAGON_WEIGHT}}</w:t>
             </w:r>
@@ -537,21 +638,23 @@
           </w:tcPr>
           <w:p>
             <w:pPr>
-              <w:rPr>
-                <w:sz w:val="16"/>
-                <w:szCs w:val="16"/>
-              </w:rPr>
-            </w:pPr>
-            <w:r>
-              <w:rPr>
-                <w:sz w:val="16"/>
-                <w:szCs w:val="16"/>
+              <w:jc w:val="center"/>
+              <w:rPr>
+                <w:sz w:val="18"/>
+                <w:szCs w:val="18"/>
+              </w:rPr>
+            </w:pPr>
+            <w:r>
+              <w:rPr>
+                <w:sz w:val="18"/>
+                <w:szCs w:val="18"/>
               </w:rPr>
               <w:t>{{WAGON_OWNER}}</w:t>
             </w:r>
           </w:p>
         </w:tc>
       </w:tr>
+      <w:bookmarkEnd w:id="0"/>
     </w:tbl>
     <w:p/>
     <w:p/>

--- a/gu23/report/template/act23_general.docx
+++ b/gu23/report/template/act23_general.docx
@@ -651,6 +651,67 @@
               </w:rPr>
               <w:t>{{WAGON_OWNER}}</w:t>
             </w:r>
+          </w:p>
+        </w:tc>
+      </w:tr>
+      <w:tr>
+        <w:tc>
+          <w:tcPr>
+            <w:tcW w:w="0" w:type="auto"/>
+            <w:gridSpan w:val="5"/>
+          </w:tcPr>
+          <w:p>
+            <w:pPr>
+              <w:jc w:val="right"/>
+              <w:rPr>
+                <w:b/>
+                <w:sz w:val="16"/>
+                <w:szCs w:val="16"/>
+              </w:rPr>
+            </w:pPr>
+            <w:r>
+              <w:rPr>
+                <w:b/>
+                <w:sz w:val="16"/>
+                <w:szCs w:val="16"/>
+              </w:rPr>
+              <w:t xml:space="preserve">Итого ({{TOTAL_COUNT}} ваг.):</w:t>
+            </w:r>
+          </w:p>
+        </w:tc>
+        <w:tc>
+          <w:tcPr>
+            <w:tcW w:w="0" w:type="auto"/>
+          </w:tcPr>
+          <w:p>
+            <w:pPr>
+              <w:rPr>
+                <w:b/>
+                <w:sz w:val="16"/>
+                <w:szCs w:val="16"/>
+              </w:rPr>
+            </w:pPr>
+            <w:r>
+              <w:rPr>
+                <w:b/>
+                <w:sz w:val="16"/>
+                <w:szCs w:val="16"/>
+              </w:rPr>
+              <w:t>{{TOTAL_WEIGHT}}</w:t>
+            </w:r>
+          </w:p>
+        </w:tc>
+        <w:tc>
+          <w:tcPr>
+            <w:tcW w:w="0" w:type="auto"/>
+          </w:tcPr>
+          <w:p>
+            <w:pPr>
+              <w:rPr>
+                <w:sz w:val="16"/>
+                <w:szCs w:val="16"/>
+              </w:rPr>
+            </w:pPr>
           </w:p>
         </w:tc>
       </w:tr>

--- a/gu23/report/template/act23_general.docx
+++ b/gu23/report/template/act23_general.docx
@@ -651,67 +651,6 @@
               </w:rPr>
               <w:t>{{WAGON_OWNER}}</w:t>
             </w:r>
-          </w:p>
-        </w:tc>
-      </w:tr>
-      <w:tr>
-        <w:tc>
-          <w:tcPr>
-            <w:tcW w:w="0" w:type="auto"/>
-            <w:gridSpan w:val="5"/>
-          </w:tcPr>
-          <w:p>
-            <w:pPr>
-              <w:jc w:val="right"/>
-              <w:rPr>
-                <w:b/>
-                <w:sz w:val="16"/>
-                <w:szCs w:val="16"/>
-              </w:rPr>
-            </w:pPr>
-            <w:r>
-              <w:rPr>
-                <w:b/>
-                <w:sz w:val="16"/>
-                <w:szCs w:val="16"/>
-              </w:rPr>
-              <w:t xml:space="preserve">Итого ({{TOTAL_COUNT}} ваг.):</w:t>
-            </w:r>
-          </w:p>
-        </w:tc>
-        <w:tc>
-          <w:tcPr>
-            <w:tcW w:w="0" w:type="auto"/>
-          </w:tcPr>
-          <w:p>
-            <w:pPr>
-              <w:rPr>
-                <w:b/>
-                <w:sz w:val="16"/>
-                <w:szCs w:val="16"/>
-              </w:rPr>
-            </w:pPr>
-            <w:r>
-              <w:rPr>
-                <w:b/>
-                <w:sz w:val="16"/>
-                <w:szCs w:val="16"/>
-              </w:rPr>
-              <w:t>{{TOTAL_WEIGHT}}</w:t>
-            </w:r>
-          </w:p>
-        </w:tc>
-        <w:tc>
-          <w:tcPr>
-            <w:tcW w:w="0" w:type="auto"/>
-          </w:tcPr>
-          <w:p>
-            <w:pPr>
-              <w:rPr>
-                <w:sz w:val="16"/>
-                <w:szCs w:val="16"/>
-              </w:rPr>
-            </w:pPr>
           </w:p>
         </w:tc>
       </w:tr>

--- a/gu23/report/template/act23_general.docx
+++ b/gu23/report/template/act23_general.docx
@@ -57,30 +57,13 @@
         <w:t>Должность</w:t>
       </w:r>
       <w:r>
-        <w:t>: {{</w:t>
-      </w:r>
-      <w:r>
-        <w:rPr>
-          <w:lang w:val="en-US"/>
-        </w:rPr>
-        <w:t>SIGNER</w:t>
-      </w:r>
-      <w:r>
-        <w:t>_1_</w:t>
-      </w:r>
-      <w:r>
-        <w:rPr>
-          <w:lang w:val="en-US"/>
-        </w:rPr>
-        <w:t>POST</w:t>
-      </w:r>
-      <w:proofErr w:type="gramStart"/>
-      <w:r>
-        <w:t xml:space="preserve">}}   </w:t>
-      </w:r>
-      <w:proofErr w:type="gramEnd"/>
-      <w:r>
-        <w:t xml:space="preserve"> </w:t>
+        <w:t>:</w:t>
+      </w:r>
+      <w:r>
+        <w:t xml:space="preserve"> {{SIGNER_1_POST}}</w:t>
+      </w:r>
+      <w:r>
+        <w:t xml:space="preserve">    </w:t>
       </w:r>
       <w:r>
         <w:t>Ф</w:t>
@@ -98,25 +81,10 @@
         <w:t>О</w:t>
       </w:r>
       <w:r>
-        <w:t>.: {{</w:t>
-      </w:r>
-      <w:r>
-        <w:rPr>
-          <w:lang w:val="en-US"/>
-        </w:rPr>
-        <w:t>SIGNER</w:t>
-      </w:r>
-      <w:r>
-        <w:t>_1_</w:t>
-      </w:r>
-      <w:r>
-        <w:rPr>
-          <w:lang w:val="en-US"/>
-        </w:rPr>
-        <w:t>FIO</w:t>
-      </w:r>
-      <w:r>
-        <w:t>}}</w:t>
+        <w:t xml:space="preserve">.: </w:t>
+      </w:r>
+      <w:r>
+        <w:t>{{SIGNER_1_FIO}}</w:t>
       </w:r>
     </w:p>
     <w:p>
@@ -128,30 +96,16 @@
         <w:t>Должность</w:t>
       </w:r>
       <w:r>
-        <w:t>: {{</w:t>
-      </w:r>
-      <w:r>
-        <w:rPr>
-          <w:lang w:val="en-US"/>
-        </w:rPr>
-        <w:t>SIGNER</w:t>
-      </w:r>
-      <w:r>
-        <w:t>_2_</w:t>
-      </w:r>
-      <w:r>
-        <w:rPr>
-          <w:lang w:val="en-US"/>
-        </w:rPr>
-        <w:t>POST</w:t>
-      </w:r>
-      <w:proofErr w:type="gramStart"/>
-      <w:r>
-        <w:t xml:space="preserve">}}   </w:t>
-      </w:r>
-      <w:proofErr w:type="gramEnd"/>
-      <w:r>
-        <w:t xml:space="preserve"> </w:t>
+        <w:t xml:space="preserve">: </w:t>
+      </w:r>
+      <w:r>
+        <w:t>{{SIGNER_2</w:t>
+      </w:r>
+      <w:r>
+        <w:t>_POST}}</w:t>
+      </w:r>
+      <w:r>
+        <w:t xml:space="preserve">    </w:t>
       </w:r>
       <w:r>
         <w:t>Ф</w:t>
@@ -169,25 +123,13 @@
         <w:t>О</w:t>
       </w:r>
       <w:r>
-        <w:t>.: {{</w:t>
-      </w:r>
-      <w:r>
-        <w:rPr>
-          <w:lang w:val="en-US"/>
-        </w:rPr>
-        <w:t>SIGNER</w:t>
-      </w:r>
-      <w:r>
-        <w:t>_2_</w:t>
-      </w:r>
-      <w:r>
-        <w:rPr>
-          <w:lang w:val="en-US"/>
-        </w:rPr>
-        <w:t>FIO</w:t>
-      </w:r>
-      <w:r>
-        <w:t>}}</w:t>
+        <w:t xml:space="preserve">.: </w:t>
+      </w:r>
+      <w:r>
+        <w:t>{{SIGNER_2</w:t>
+      </w:r>
+      <w:r>
+        <w:t>_FIO}}</w:t>
       </w:r>
     </w:p>
     <w:p>
@@ -199,7 +141,15 @@
         <w:t>Участник</w:t>
       </w:r>
       <w:r>
-        <w:t>: {{SIGNER_3_FIO}}</w:t>
+        <w:t xml:space="preserve">: </w:t>
+      </w:r>
+      <w:r>
+        <w:t>{{SIGNER_3</w:t>
+      </w:r>
+      <w:bookmarkStart w:id="0" w:name="_GoBack"/>
+      <w:bookmarkEnd w:id="0"/>
+      <w:r>
+        <w:t>_FIO}}</w:t>
       </w:r>
     </w:p>
     <w:p/>
@@ -328,7 +278,6 @@
                 <w:szCs w:val="18"/>
               </w:rPr>
             </w:pPr>
-            <w:bookmarkStart w:id="0" w:name="_GoBack"/>
             <w:r>
               <w:rPr>
                 <w:b/>
@@ -654,7 +603,6 @@
           </w:p>
         </w:tc>
       </w:tr>
-      <w:bookmarkEnd w:id="0"/>
     </w:tbl>
     <w:p/>
     <w:p/>

--- a/gu23/report/template/act23_general.docx
+++ b/gu23/report/template/act23_general.docx
@@ -1,6 +1,6 @@
 
 <file path=word/document.xml><?xml version="1.0" encoding="utf-8"?>
-<w:document xmlns:wpc="http://schemas.microsoft.com/office/word/2010/wordprocessingCanvas" xmlns:cx="http://schemas.microsoft.com/office/drawing/2014/chartex" xmlns:cx1="http://schemas.microsoft.com/office/drawing/2015/9/8/chartex" xmlns:mc="http://schemas.openxmlformats.org/markup-compatibility/2006" xmlns:o="urn:schemas-microsoft-com:office:office" xmlns:r="http://schemas.openxmlformats.org/officeDocument/2006/relationships" xmlns:m="http://schemas.openxmlformats.org/officeDocument/2006/math" xmlns:v="urn:schemas-microsoft-com:vml" xmlns:wp14="http://schemas.microsoft.com/office/word/2010/wordprocessingDrawing" xmlns:wp="http://schemas.openxmlformats.org/drawingml/2006/wordprocessingDrawing" xmlns:w10="urn:schemas-microsoft-com:office:word" xmlns:w="http://schemas.openxmlformats.org/wordprocessingml/2006/main" xmlns:w14="http://schemas.microsoft.com/office/word/2010/wordml" xmlns:w15="http://schemas.microsoft.com/office/word/2012/wordml" xmlns:w16se="http://schemas.microsoft.com/office/word/2015/wordml/symex" xmlns:wpg="http://schemas.microsoft.com/office/word/2010/wordprocessingGroup" xmlns:wpi="http://schemas.microsoft.com/office/word/2010/wordprocessingInk" xmlns:wne="http://schemas.microsoft.com/office/word/2006/wordml" xmlns:wps="http://schemas.microsoft.com/office/word/2010/wordprocessingShape" mc:Ignorable="w14 w15 w16se wp14">
+<w:document xmlns:wpc="http://schemas.microsoft.com/office/word/2010/wordprocessingCanvas" xmlns:cx="http://schemas.microsoft.com/office/drawing/2014/chartex" xmlns:cx1="http://schemas.microsoft.com/office/drawing/2015/9/8/chartex" xmlns:cx2="http://schemas.microsoft.com/office/drawing/2015/10/21/chartex" xmlns:cx3="http://schemas.microsoft.com/office/drawing/2016/5/9/chartex" xmlns:cx4="http://schemas.microsoft.com/office/drawing/2016/5/10/chartex" xmlns:cx5="http://schemas.microsoft.com/office/drawing/2016/5/11/chartex" xmlns:cx6="http://schemas.microsoft.com/office/drawing/2016/5/12/chartex" xmlns:cx7="http://schemas.microsoft.com/office/drawing/2016/5/13/chartex" xmlns:cx8="http://schemas.microsoft.com/office/drawing/2016/5/14/chartex" xmlns:mc="http://schemas.openxmlformats.org/markup-compatibility/2006" xmlns:aink="http://schemas.microsoft.com/office/drawing/2016/ink" xmlns:am3d="http://schemas.microsoft.com/office/drawing/2017/model3d" xmlns:o="urn:schemas-microsoft-com:office:office" xmlns:r="http://schemas.openxmlformats.org/officeDocument/2006/relationships" xmlns:m="http://schemas.openxmlformats.org/officeDocument/2006/math" xmlns:v="urn:schemas-microsoft-com:vml" xmlns:wp14="http://schemas.microsoft.com/office/word/2010/wordprocessingDrawing" xmlns:wp="http://schemas.openxmlformats.org/drawingml/2006/wordprocessingDrawing" xmlns:w10="urn:schemas-microsoft-com:office:word" xmlns:w="http://schemas.openxmlformats.org/wordprocessingml/2006/main" xmlns:w14="http://schemas.microsoft.com/office/word/2010/wordml" xmlns:w15="http://schemas.microsoft.com/office/word/2012/wordml" xmlns:w16cex="http://schemas.microsoft.com/office/word/2018/wordml/cex" xmlns:w16cid="http://schemas.microsoft.com/office/word/2016/wordml/cid" xmlns:w16="http://schemas.microsoft.com/office/word/2018/wordml" xmlns:w16se="http://schemas.microsoft.com/office/word/2015/wordml/symex" xmlns:wpg="http://schemas.microsoft.com/office/word/2010/wordprocessingGroup" xmlns:wpi="http://schemas.microsoft.com/office/word/2010/wordprocessingInk" xmlns:wne="http://schemas.microsoft.com/office/word/2006/wordml" xmlns:wps="http://schemas.microsoft.com/office/word/2010/wordprocessingShape" mc:Ignorable="w14 w15 w16se w16cid w16 w16cex wp14">
   <w:body>
     <w:p>
       <w:pPr>
@@ -50,106 +50,7 @@
     <w:p/>
     <w:p>
       <w:r>
-        <w:rPr>
-          <w:b/>
-          <w:bCs/>
-        </w:rPr>
-        <w:t>Должность</w:t>
-      </w:r>
-      <w:r>
-        <w:t>:</w:t>
-      </w:r>
-      <w:r>
-        <w:t xml:space="preserve"> {{SIGNER_1_POST}}</w:t>
-      </w:r>
-      <w:r>
-        <w:t xml:space="preserve">    </w:t>
-      </w:r>
-      <w:r>
-        <w:t>Ф</w:t>
-      </w:r>
-      <w:r>
-        <w:t>.</w:t>
-      </w:r>
-      <w:r>
-        <w:t>И</w:t>
-      </w:r>
-      <w:r>
-        <w:t>.</w:t>
-      </w:r>
-      <w:r>
-        <w:t>О</w:t>
-      </w:r>
-      <w:r>
-        <w:t xml:space="preserve">.: </w:t>
-      </w:r>
-      <w:r>
-        <w:t>{{SIGNER_1_FIO}}</w:t>
-      </w:r>
-    </w:p>
-    <w:p>
-      <w:r>
-        <w:rPr>
-          <w:b/>
-          <w:bCs/>
-        </w:rPr>
-        <w:t>Должность</w:t>
-      </w:r>
-      <w:r>
-        <w:t xml:space="preserve">: </w:t>
-      </w:r>
-      <w:r>
-        <w:t>{{SIGNER_2</w:t>
-      </w:r>
-      <w:r>
-        <w:t>_POST}}</w:t>
-      </w:r>
-      <w:r>
-        <w:t xml:space="preserve">    </w:t>
-      </w:r>
-      <w:r>
-        <w:t>Ф</w:t>
-      </w:r>
-      <w:r>
-        <w:t>.</w:t>
-      </w:r>
-      <w:r>
-        <w:t>И</w:t>
-      </w:r>
-      <w:r>
-        <w:t>.</w:t>
-      </w:r>
-      <w:r>
-        <w:t>О</w:t>
-      </w:r>
-      <w:r>
-        <w:t xml:space="preserve">.: </w:t>
-      </w:r>
-      <w:r>
-        <w:t>{{SIGNER_2</w:t>
-      </w:r>
-      <w:r>
-        <w:t>_FIO}}</w:t>
-      </w:r>
-    </w:p>
-    <w:p>
-      <w:r>
-        <w:rPr>
-          <w:b/>
-          <w:bCs/>
-        </w:rPr>
-        <w:t>Участник</w:t>
-      </w:r>
-      <w:r>
-        <w:t xml:space="preserve">: </w:t>
-      </w:r>
-      <w:r>
-        <w:t>{{SIGNER_3</w:t>
-      </w:r>
-      <w:bookmarkStart w:id="0" w:name="_GoBack"/>
-      <w:bookmarkEnd w:id="0"/>
-      <w:r>
-        <w:t>_FIO}}</w:t>
+        <w:t>{{SIGNER_LINE}}</w:t>
       </w:r>
     </w:p>
     <w:p/>
@@ -631,21 +532,14 @@
         <w:tc>
           <w:tcPr>
             <w:tcW w:w="3447" w:type="dxa"/>
-          </w:tcPr>
-          <w:p>
-            <w:pPr>
-              <w:rPr>
-                <w:sz w:val="20"/>
-                <w:szCs w:val="20"/>
-              </w:rPr>
-            </w:pPr>
-            <w:r>
-              <w:rPr>
-                <w:sz w:val="20"/>
-                <w:szCs w:val="20"/>
-                <w:lang w:val="en-US"/>
-              </w:rPr>
-              <w:t>{{SIGNER_1_POST}}</w:t>
+            <w:vAlign w:val="bottom"/>
+          </w:tcPr>
+          <w:p>
+            <w:pPr>
+              <w:jc w:val="center"/>
+            </w:pPr>
+            <w:r>
+              <w:t>{{SIGNER_POST}}</w:t>
             </w:r>
           </w:p>
         </w:tc>
@@ -655,36 +549,25 @@
             <w:tcBorders>
               <w:bottom w:val="single" w:sz="4" w:space="0" w:color="auto"/>
             </w:tcBorders>
-          </w:tcPr>
-          <w:p>
-            <w:pPr>
-              <w:rPr>
-                <w:sz w:val="20"/>
-                <w:szCs w:val="20"/>
-              </w:rPr>
+            <w:vAlign w:val="bottom"/>
+          </w:tcPr>
+          <w:p>
+            <w:pPr>
+              <w:jc w:val="center"/>
             </w:pPr>
           </w:p>
         </w:tc>
         <w:tc>
           <w:tcPr>
             <w:tcW w:w="4018" w:type="dxa"/>
-          </w:tcPr>
-          <w:p>
-            <w:pPr>
-              <w:jc w:val="center"/>
-              <w:rPr>
-                <w:sz w:val="20"/>
-                <w:szCs w:val="20"/>
-                <w:lang w:val="en-US"/>
-              </w:rPr>
-            </w:pPr>
-            <w:r>
-              <w:rPr>
-                <w:sz w:val="20"/>
-                <w:szCs w:val="20"/>
-                <w:lang w:val="en-US"/>
-              </w:rPr>
-              <w:t>{{SIGNER_1_FIO}}</w:t>
+            <w:vAlign w:val="bottom"/>
+          </w:tcPr>
+          <w:p>
+            <w:pPr>
+              <w:jc w:val="center"/>
+            </w:pPr>
+            <w:r>
+              <w:t>{{SIGNER_FIO}}</w:t>
             </w:r>
           </w:p>
         </w:tc>
@@ -693,13 +576,14 @@
         <w:tc>
           <w:tcPr>
             <w:tcW w:w="3447" w:type="dxa"/>
-          </w:tcPr>
-          <w:p>
-            <w:pPr>
-              <w:rPr>
-                <w:sz w:val="20"/>
-                <w:szCs w:val="20"/>
-                <w:lang w:val="en-US"/>
+            <w:vAlign w:val="bottom"/>
+          </w:tcPr>
+          <w:p>
+            <w:pPr>
+              <w:jc w:val="center"/>
+              <w:rPr>
+                <w:sz w:val="18"/>
+                <w:szCs w:val="18"/>
               </w:rPr>
             </w:pPr>
           </w:p>
@@ -710,19 +594,20 @@
             <w:tcBorders>
               <w:top w:val="single" w:sz="4" w:space="0" w:color="auto"/>
             </w:tcBorders>
-          </w:tcPr>
-          <w:p>
-            <w:pPr>
-              <w:jc w:val="center"/>
-              <w:rPr>
-                <w:sz w:val="14"/>
-                <w:szCs w:val="14"/>
-              </w:rPr>
-            </w:pPr>
-            <w:r>
-              <w:rPr>
-                <w:sz w:val="14"/>
-                <w:szCs w:val="14"/>
+            <w:vAlign w:val="bottom"/>
+          </w:tcPr>
+          <w:p>
+            <w:pPr>
+              <w:jc w:val="center"/>
+              <w:rPr>
+                <w:sz w:val="18"/>
+                <w:szCs w:val="18"/>
+              </w:rPr>
+            </w:pPr>
+            <w:r>
+              <w:rPr>
+                <w:sz w:val="18"/>
+                <w:szCs w:val="18"/>
               </w:rPr>
               <w:t>(подпись)</w:t>
             </w:r>
@@ -731,293 +616,9 @@
         <w:tc>
           <w:tcPr>
             <w:tcW w:w="4018" w:type="dxa"/>
-          </w:tcPr>
-          <w:p>
-            <w:pPr>
-              <w:jc w:val="center"/>
-              <w:rPr>
-                <w:sz w:val="20"/>
-                <w:szCs w:val="20"/>
-                <w:lang w:val="en-US"/>
-              </w:rPr>
-            </w:pPr>
-          </w:p>
-        </w:tc>
-      </w:tr>
-      <w:tr>
-        <w:tc>
-          <w:tcPr>
-            <w:tcW w:w="3447" w:type="dxa"/>
-          </w:tcPr>
-          <w:p>
-            <w:pPr>
-              <w:rPr>
-                <w:sz w:val="20"/>
-                <w:szCs w:val="20"/>
-                <w:lang w:val="en-US"/>
-              </w:rPr>
-            </w:pPr>
-            <w:r>
-              <w:rPr>
-                <w:sz w:val="20"/>
-                <w:szCs w:val="20"/>
-              </w:rPr>
-              <w:t>{{SIGNER_2_POST}}</w:t>
-            </w:r>
-          </w:p>
-        </w:tc>
-        <w:tc>
-          <w:tcPr>
-            <w:tcW w:w="2790" w:type="dxa"/>
-            <w:tcBorders>
-              <w:bottom w:val="single" w:sz="4" w:space="0" w:color="auto"/>
-            </w:tcBorders>
-          </w:tcPr>
-          <w:p>
-            <w:pPr>
-              <w:rPr>
-                <w:sz w:val="14"/>
-                <w:szCs w:val="14"/>
-              </w:rPr>
-            </w:pPr>
-          </w:p>
-        </w:tc>
-        <w:tc>
-          <w:tcPr>
-            <w:tcW w:w="4018" w:type="dxa"/>
-          </w:tcPr>
-          <w:p>
-            <w:pPr>
-              <w:jc w:val="center"/>
-              <w:rPr>
-                <w:sz w:val="20"/>
-                <w:szCs w:val="20"/>
-                <w:lang w:val="en-US"/>
-              </w:rPr>
-            </w:pPr>
-            <w:r>
-              <w:rPr>
-                <w:sz w:val="20"/>
-                <w:szCs w:val="20"/>
-              </w:rPr>
-              <w:t>{{SIGNER_2_FIO}}</w:t>
-            </w:r>
-          </w:p>
-        </w:tc>
-      </w:tr>
-      <w:tr>
-        <w:tc>
-          <w:tcPr>
-            <w:tcW w:w="3447" w:type="dxa"/>
-          </w:tcPr>
-          <w:p>
-            <w:pPr>
-              <w:rPr>
-                <w:sz w:val="20"/>
-                <w:szCs w:val="20"/>
-                <w:lang w:val="en-US"/>
-              </w:rPr>
-            </w:pPr>
-          </w:p>
-        </w:tc>
-        <w:tc>
-          <w:tcPr>
-            <w:tcW w:w="2790" w:type="dxa"/>
-            <w:tcBorders>
-              <w:top w:val="single" w:sz="4" w:space="0" w:color="auto"/>
-            </w:tcBorders>
-          </w:tcPr>
-          <w:p>
-            <w:pPr>
-              <w:jc w:val="center"/>
-              <w:rPr>
-                <w:sz w:val="14"/>
-                <w:szCs w:val="14"/>
-              </w:rPr>
-            </w:pPr>
-            <w:r>
-              <w:rPr>
-                <w:sz w:val="14"/>
-                <w:szCs w:val="14"/>
-              </w:rPr>
-              <w:t>(подпись)</w:t>
-            </w:r>
-          </w:p>
-        </w:tc>
-        <w:tc>
-          <w:tcPr>
-            <w:tcW w:w="4018" w:type="dxa"/>
-          </w:tcPr>
-          <w:p>
-            <w:pPr>
-              <w:jc w:val="center"/>
-              <w:rPr>
-                <w:sz w:val="20"/>
-                <w:szCs w:val="20"/>
-                <w:lang w:val="en-US"/>
-              </w:rPr>
-            </w:pPr>
-          </w:p>
-        </w:tc>
-      </w:tr>
-      <w:tr>
-        <w:tc>
-          <w:tcPr>
-            <w:tcW w:w="3447" w:type="dxa"/>
-          </w:tcPr>
-          <w:p>
-            <w:pPr>
-              <w:rPr>
-                <w:b/>
-                <w:sz w:val="20"/>
-                <w:szCs w:val="20"/>
-              </w:rPr>
-            </w:pPr>
-            <w:r>
-              <w:rPr>
-                <w:b/>
-                <w:sz w:val="20"/>
-                <w:szCs w:val="20"/>
-              </w:rPr>
-              <w:t>Участник:</w:t>
-            </w:r>
-          </w:p>
-        </w:tc>
-        <w:tc>
-          <w:tcPr>
-            <w:tcW w:w="2790" w:type="dxa"/>
-          </w:tcPr>
-          <w:p>
-            <w:pPr>
-              <w:jc w:val="center"/>
-              <w:rPr>
-                <w:sz w:val="14"/>
-                <w:szCs w:val="14"/>
-              </w:rPr>
-            </w:pPr>
-          </w:p>
-        </w:tc>
-        <w:tc>
-          <w:tcPr>
-            <w:tcW w:w="4018" w:type="dxa"/>
-          </w:tcPr>
-          <w:p>
-            <w:pPr>
-              <w:jc w:val="center"/>
-              <w:rPr>
-                <w:sz w:val="20"/>
-                <w:szCs w:val="20"/>
-                <w:lang w:val="en-US"/>
-              </w:rPr>
-            </w:pPr>
-          </w:p>
-        </w:tc>
-      </w:tr>
-      <w:tr>
-        <w:tc>
-          <w:tcPr>
-            <w:tcW w:w="3447" w:type="dxa"/>
-          </w:tcPr>
-          <w:p>
-            <w:pPr>
-              <w:rPr>
-                <w:sz w:val="20"/>
-                <w:szCs w:val="20"/>
-              </w:rPr>
-            </w:pPr>
-          </w:p>
-        </w:tc>
-        <w:tc>
-          <w:tcPr>
-            <w:tcW w:w="2790" w:type="dxa"/>
-            <w:tcBorders>
-              <w:bottom w:val="single" w:sz="4" w:space="0" w:color="auto"/>
-            </w:tcBorders>
-          </w:tcPr>
-          <w:p>
-            <w:pPr>
-              <w:rPr>
-                <w:sz w:val="14"/>
-                <w:szCs w:val="14"/>
-              </w:rPr>
-            </w:pPr>
-          </w:p>
-        </w:tc>
-        <w:tc>
-          <w:tcPr>
-            <w:tcW w:w="4018" w:type="dxa"/>
-          </w:tcPr>
-          <w:p>
-            <w:pPr>
-              <w:jc w:val="center"/>
-              <w:rPr>
-                <w:sz w:val="20"/>
-                <w:szCs w:val="20"/>
-              </w:rPr>
-            </w:pPr>
-            <w:r>
-              <w:rPr>
-                <w:sz w:val="20"/>
-                <w:szCs w:val="20"/>
-              </w:rPr>
-              <w:t>{{SIGNER_3_FIO}}</w:t>
-            </w:r>
-          </w:p>
-        </w:tc>
-      </w:tr>
-      <w:tr>
-        <w:tc>
-          <w:tcPr>
-            <w:tcW w:w="3447" w:type="dxa"/>
-          </w:tcPr>
-          <w:p>
-            <w:pPr>
-              <w:rPr>
-                <w:sz w:val="20"/>
-                <w:szCs w:val="20"/>
-                <w:lang w:val="en-US"/>
-              </w:rPr>
-            </w:pPr>
-          </w:p>
-        </w:tc>
-        <w:tc>
-          <w:tcPr>
-            <w:tcW w:w="2790" w:type="dxa"/>
-            <w:tcBorders>
-              <w:top w:val="single" w:sz="4" w:space="0" w:color="auto"/>
-            </w:tcBorders>
-          </w:tcPr>
-          <w:p>
-            <w:pPr>
-              <w:jc w:val="center"/>
-              <w:rPr>
-                <w:sz w:val="14"/>
-                <w:szCs w:val="14"/>
-              </w:rPr>
-            </w:pPr>
-            <w:r>
-              <w:rPr>
-                <w:sz w:val="14"/>
-                <w:szCs w:val="14"/>
-              </w:rPr>
-              <w:t>(подпись)</w:t>
-            </w:r>
-          </w:p>
-        </w:tc>
-        <w:tc>
-          <w:tcPr>
-            <w:tcW w:w="4018" w:type="dxa"/>
-          </w:tcPr>
-          <w:p>
-            <w:pPr>
-              <w:jc w:val="center"/>
-              <w:rPr>
-                <w:sz w:val="20"/>
-                <w:szCs w:val="20"/>
-                <w:lang w:val="en-US"/>
-              </w:rPr>
-            </w:pPr>
-          </w:p>
+            <w:vAlign w:val="bottom"/>
+          </w:tcPr>
+          <w:p/>
         </w:tc>
       </w:tr>
     </w:tbl>
@@ -1032,7 +633,7 @@
 </file>
 
 <file path=word/styles.xml><?xml version="1.0" encoding="utf-8"?>
-<w:styles xmlns:mc="http://schemas.openxmlformats.org/markup-compatibility/2006" xmlns:r="http://schemas.openxmlformats.org/officeDocument/2006/relationships" xmlns:w="http://schemas.openxmlformats.org/wordprocessingml/2006/main" xmlns:w14="http://schemas.microsoft.com/office/word/2010/wordml" xmlns:w15="http://schemas.microsoft.com/office/word/2012/wordml" xmlns:w16se="http://schemas.microsoft.com/office/word/2015/wordml/symex" mc:Ignorable="w14 w15 w16se">
+<w:styles xmlns:mc="http://schemas.openxmlformats.org/markup-compatibility/2006" xmlns:r="http://schemas.openxmlformats.org/officeDocument/2006/relationships" xmlns:w="http://schemas.openxmlformats.org/wordprocessingml/2006/main" xmlns:w14="http://schemas.microsoft.com/office/word/2010/wordml" xmlns:w15="http://schemas.microsoft.com/office/word/2012/wordml" xmlns:w16cex="http://schemas.microsoft.com/office/word/2018/wordml/cex" xmlns:w16cid="http://schemas.microsoft.com/office/word/2016/wordml/cid" xmlns:w16="http://schemas.microsoft.com/office/word/2018/wordml" xmlns:w16se="http://schemas.microsoft.com/office/word/2015/wordml/symex" mc:Ignorable="w14 w15 w16se w16cid w16 w16cex">
   <w:docDefaults>
     <w:rPrDefault>
       <w:rPr>
@@ -1044,7 +645,7 @@
     </w:rPrDefault>
     <w:pPrDefault/>
   </w:docDefaults>
-  <w:latentStyles w:defLockedState="0" w:defUIPriority="99" w:defSemiHidden="0" w:defUnhideWhenUsed="0" w:defQFormat="0" w:count="371">
+  <w:latentStyles w:defLockedState="0" w:defUIPriority="99" w:defSemiHidden="0" w:defUnhideWhenUsed="0" w:defQFormat="0" w:count="376">
     <w:lsdException w:name="Normal" w:uiPriority="0" w:qFormat="1"/>
     <w:lsdException w:name="heading 1" w:uiPriority="9" w:qFormat="1"/>
     <w:lsdException w:name="heading 2" w:semiHidden="1" w:uiPriority="9" w:unhideWhenUsed="1" w:qFormat="1"/>
@@ -1416,6 +1017,11 @@
     <w:lsdException w:name="List Table 5 Dark Accent 6" w:uiPriority="50"/>
     <w:lsdException w:name="List Table 6 Colorful Accent 6" w:uiPriority="51"/>
     <w:lsdException w:name="List Table 7 Colorful Accent 6" w:uiPriority="52"/>
+    <w:lsdException w:name="Mention" w:semiHidden="1" w:unhideWhenUsed="1"/>
+    <w:lsdException w:name="Smart Hyperlink" w:semiHidden="1" w:unhideWhenUsed="1"/>
+    <w:lsdException w:name="Hashtag" w:semiHidden="1" w:unhideWhenUsed="1"/>
+    <w:lsdException w:name="Unresolved Mention" w:semiHidden="1" w:unhideWhenUsed="1"/>
+    <w:lsdException w:name="Smart Link" w:semiHidden="1" w:unhideWhenUsed="1"/>
   </w:latentStyles>
   <w:style w:type="paragraph" w:default="1" w:styleId="a">
     <w:name w:val="Normal"/>

--- a/gu23/report/template/act23_general.docx
+++ b/gu23/report/template/act23_general.docx
@@ -153,37 +153,37 @@
     <w:tbl>
       <w:tblPr>
         <w:tblStyle w:val="a3"/>
-        <w:tblW w:w="10632" w:type="dxa"/>
+        <w:tblW w:w="8037" w:type="dxa"/>
         <w:tblInd w:w="0" w:type="dxa"/>
         <w:tblLook w:val="04A0" w:firstRow="1" w:lastRow="0" w:firstColumn="1" w:lastColumn="0" w:noHBand="0" w:noVBand="1"/>
       </w:tblPr>
       <w:tblGrid>
-        <w:gridCol w:w="1456"/>
-        <w:gridCol w:w="1396"/>
-        <w:gridCol w:w="2316"/>
-        <w:gridCol w:w="1586"/>
-        <w:gridCol w:w="1766"/>
-        <w:gridCol w:w="1846"/>
-        <w:gridCol w:w="1796"/>
+        <w:gridCol w:w="1228"/>
+        <w:gridCol w:w="1179"/>
+        <w:gridCol w:w="1955"/>
+        <w:gridCol w:w="1339"/>
+        <w:gridCol w:w="1491"/>
+        <w:gridCol w:w="1558"/>
+        <w:gridCol w:w="1515"/>
       </w:tblGrid>
       <w:tr>
         <w:tc>
           <w:tcPr>
-            <w:tcW w:w="1228" w:type="dxa"/>
-          </w:tcPr>
-          <w:p>
-            <w:pPr>
-              <w:jc w:val="center"/>
-              <w:rPr>
-                <w:sz w:val="18"/>
-                <w:szCs w:val="18"/>
+            <w:tcW w:w="853" w:type="dxa"/>
+          </w:tcPr>
+          <w:p>
+            <w:pPr>
+              <w:jc w:val="center"/>
+              <w:rPr>
+                <w:sz w:val="16"/>
+                <w:szCs w:val="16"/>
               </w:rPr>
             </w:pPr>
             <w:r>
               <w:rPr>
                 <w:b/>
-                <w:sz w:val="18"/>
-                <w:szCs w:val="18"/>
+                <w:sz w:val="16"/>
+                <w:szCs w:val="16"/>
               </w:rPr>
               <w:t>№</w:t>
             </w:r>
@@ -191,21 +191,21 @@
         </w:tc>
         <w:tc>
           <w:tcPr>
-            <w:tcW w:w="1178" w:type="dxa"/>
-          </w:tcPr>
-          <w:p>
-            <w:pPr>
-              <w:jc w:val="center"/>
-              <w:rPr>
-                <w:sz w:val="18"/>
-                <w:szCs w:val="18"/>
+            <w:tcW w:w="869" w:type="dxa"/>
+          </w:tcPr>
+          <w:p>
+            <w:pPr>
+              <w:jc w:val="center"/>
+              <w:rPr>
+                <w:sz w:val="16"/>
+                <w:szCs w:val="16"/>
               </w:rPr>
             </w:pPr>
             <w:r>
               <w:rPr>
                 <w:b/>
-                <w:sz w:val="18"/>
-                <w:szCs w:val="18"/>
+                <w:sz w:val="16"/>
+                <w:szCs w:val="16"/>
               </w:rPr>
               <w:t>№ вагона</w:t>
             </w:r>
@@ -213,38 +213,38 @@
         </w:tc>
         <w:tc>
           <w:tcPr>
-            <w:tcW w:w="1954" w:type="dxa"/>
+            <w:tcW w:w="1331" w:type="dxa"/>
           </w:tcPr>
           <w:p>
             <w:pPr>
               <w:jc w:val="center"/>
               <w:rPr>
                 <w:b/>
-                <w:sz w:val="18"/>
-                <w:szCs w:val="18"/>
+                <w:sz w:val="16"/>
+                <w:szCs w:val="16"/>
               </w:rPr>
             </w:pPr>
             <w:r>
               <w:rPr>
                 <w:b/>
-                <w:sz w:val="18"/>
-                <w:szCs w:val="18"/>
+                <w:sz w:val="16"/>
+                <w:szCs w:val="16"/>
               </w:rPr>
               <w:t xml:space="preserve">№ </w:t>
             </w:r>
             <w:r>
               <w:rPr>
                 <w:b/>
-                <w:sz w:val="18"/>
-                <w:szCs w:val="18"/>
+                <w:sz w:val="16"/>
+                <w:szCs w:val="16"/>
               </w:rPr>
               <w:t>н</w:t>
             </w:r>
             <w:r>
               <w:rPr>
                 <w:b/>
-                <w:sz w:val="18"/>
-                <w:szCs w:val="18"/>
+                <w:sz w:val="16"/>
+                <w:szCs w:val="16"/>
               </w:rPr>
               <w:t>акладной</w:t>
             </w:r>
@@ -252,21 +252,21 @@
         </w:tc>
         <w:tc>
           <w:tcPr>
-            <w:tcW w:w="1338" w:type="dxa"/>
-          </w:tcPr>
-          <w:p>
-            <w:pPr>
-              <w:jc w:val="center"/>
-              <w:rPr>
-                <w:sz w:val="18"/>
-                <w:szCs w:val="18"/>
+            <w:tcW w:w="979" w:type="dxa"/>
+          </w:tcPr>
+          <w:p>
+            <w:pPr>
+              <w:jc w:val="center"/>
+              <w:rPr>
+                <w:sz w:val="16"/>
+                <w:szCs w:val="16"/>
               </w:rPr>
             </w:pPr>
             <w:r>
               <w:rPr>
                 <w:b/>
-                <w:sz w:val="18"/>
-                <w:szCs w:val="18"/>
+                <w:sz w:val="16"/>
+                <w:szCs w:val="16"/>
               </w:rPr>
               <w:t>Род вагона</w:t>
             </w:r>
@@ -274,21 +274,21 @@
         </w:tc>
         <w:tc>
           <w:tcPr>
-            <w:tcW w:w="1490" w:type="dxa"/>
-          </w:tcPr>
-          <w:p>
-            <w:pPr>
-              <w:jc w:val="center"/>
-              <w:rPr>
-                <w:sz w:val="18"/>
-                <w:szCs w:val="18"/>
+            <w:tcW w:w="1774" w:type="dxa"/>
+          </w:tcPr>
+          <w:p>
+            <w:pPr>
+              <w:jc w:val="center"/>
+              <w:rPr>
+                <w:sz w:val="16"/>
+                <w:szCs w:val="16"/>
               </w:rPr>
             </w:pPr>
             <w:r>
               <w:rPr>
                 <w:b/>
-                <w:sz w:val="18"/>
-                <w:szCs w:val="18"/>
+                <w:sz w:val="16"/>
+                <w:szCs w:val="16"/>
               </w:rPr>
               <w:t>Наименование груза</w:t>
             </w:r>
@@ -296,37 +296,37 @@
         </w:tc>
         <w:tc>
           <w:tcPr>
-            <w:tcW w:w="1557" w:type="dxa"/>
-          </w:tcPr>
-          <w:p>
-            <w:pPr>
-              <w:jc w:val="center"/>
-              <w:rPr>
-                <w:sz w:val="18"/>
-                <w:szCs w:val="18"/>
+            <w:tcW w:w="1070" w:type="dxa"/>
+          </w:tcPr>
+          <w:p>
+            <w:pPr>
+              <w:jc w:val="center"/>
+              <w:rPr>
+                <w:sz w:val="16"/>
+                <w:szCs w:val="16"/>
               </w:rPr>
             </w:pPr>
             <w:r>
               <w:rPr>
                 <w:b/>
-                <w:sz w:val="18"/>
-                <w:szCs w:val="18"/>
+                <w:sz w:val="16"/>
+                <w:szCs w:val="16"/>
               </w:rPr>
               <w:t>Вес</w:t>
             </w:r>
             <w:r>
               <w:rPr>
                 <w:b/>
-                <w:sz w:val="18"/>
-                <w:szCs w:val="18"/>
+                <w:sz w:val="16"/>
+                <w:szCs w:val="16"/>
               </w:rPr>
               <w:t xml:space="preserve"> </w:t>
             </w:r>
             <w:r>
               <w:rPr>
                 <w:b/>
-                <w:sz w:val="18"/>
-                <w:szCs w:val="18"/>
+                <w:sz w:val="16"/>
+                <w:szCs w:val="16"/>
               </w:rPr>
               <w:t>(кг)</w:t>
             </w:r>
@@ -334,21 +334,21 @@
         </w:tc>
         <w:tc>
           <w:tcPr>
-            <w:tcW w:w="1887" w:type="dxa"/>
-          </w:tcPr>
-          <w:p>
-            <w:pPr>
-              <w:jc w:val="center"/>
-              <w:rPr>
-                <w:sz w:val="18"/>
-                <w:szCs w:val="18"/>
+            <w:tcW w:w="1161" w:type="dxa"/>
+          </w:tcPr>
+          <w:p>
+            <w:pPr>
+              <w:jc w:val="center"/>
+              <w:rPr>
+                <w:sz w:val="16"/>
+                <w:szCs w:val="16"/>
               </w:rPr>
             </w:pPr>
             <w:r>
               <w:rPr>
                 <w:b/>
-                <w:sz w:val="18"/>
-                <w:szCs w:val="18"/>
+                <w:sz w:val="16"/>
+                <w:szCs w:val="16"/>
               </w:rPr>
               <w:t>Собственник</w:t>
             </w:r>
@@ -358,20 +358,20 @@
       <w:tr>
         <w:tc>
           <w:tcPr>
-            <w:tcW w:w="1228" w:type="dxa"/>
-          </w:tcPr>
-          <w:p>
-            <w:pPr>
-              <w:jc w:val="center"/>
-              <w:rPr>
-                <w:sz w:val="18"/>
-                <w:szCs w:val="18"/>
-              </w:rPr>
-            </w:pPr>
-            <w:r>
-              <w:rPr>
-                <w:sz w:val="18"/>
-                <w:szCs w:val="18"/>
+            <w:tcW w:w="853" w:type="dxa"/>
+          </w:tcPr>
+          <w:p>
+            <w:pPr>
+              <w:jc w:val="center"/>
+              <w:rPr>
+                <w:sz w:val="16"/>
+                <w:szCs w:val="16"/>
+              </w:rPr>
+            </w:pPr>
+            <w:r>
+              <w:rPr>
+                <w:sz w:val="16"/>
+                <w:szCs w:val="16"/>
               </w:rPr>
               <w:t>{{WAGON_IDX}}</w:t>
             </w:r>
@@ -379,20 +379,20 @@
         </w:tc>
         <w:tc>
           <w:tcPr>
-            <w:tcW w:w="1178" w:type="dxa"/>
-          </w:tcPr>
-          <w:p>
-            <w:pPr>
-              <w:jc w:val="center"/>
-              <w:rPr>
-                <w:sz w:val="18"/>
-                <w:szCs w:val="18"/>
-              </w:rPr>
-            </w:pPr>
-            <w:r>
-              <w:rPr>
-                <w:sz w:val="18"/>
-                <w:szCs w:val="18"/>
+            <w:tcW w:w="869" w:type="dxa"/>
+          </w:tcPr>
+          <w:p>
+            <w:pPr>
+              <w:jc w:val="center"/>
+              <w:rPr>
+                <w:sz w:val="16"/>
+                <w:szCs w:val="16"/>
+              </w:rPr>
+            </w:pPr>
+            <w:r>
+              <w:rPr>
+                <w:sz w:val="16"/>
+                <w:szCs w:val="16"/>
               </w:rPr>
               <w:t>{{WAGON_NO}}</w:t>
             </w:r>
@@ -400,20 +400,20 @@
         </w:tc>
         <w:tc>
           <w:tcPr>
-            <w:tcW w:w="1954" w:type="dxa"/>
-          </w:tcPr>
-          <w:p>
-            <w:pPr>
-              <w:jc w:val="center"/>
-              <w:rPr>
-                <w:sz w:val="18"/>
-                <w:szCs w:val="18"/>
-              </w:rPr>
-            </w:pPr>
-            <w:r>
-              <w:rPr>
-                <w:sz w:val="18"/>
-                <w:szCs w:val="18"/>
+            <w:tcW w:w="1331" w:type="dxa"/>
+          </w:tcPr>
+          <w:p>
+            <w:pPr>
+              <w:jc w:val="center"/>
+              <w:rPr>
+                <w:sz w:val="16"/>
+                <w:szCs w:val="16"/>
+              </w:rPr>
+            </w:pPr>
+            <w:r>
+              <w:rPr>
+                <w:sz w:val="16"/>
+                <w:szCs w:val="16"/>
               </w:rPr>
               <w:t>{{WAGON_WAYBILL_NO}}</w:t>
             </w:r>
@@ -421,20 +421,20 @@
         </w:tc>
         <w:tc>
           <w:tcPr>
-            <w:tcW w:w="1338" w:type="dxa"/>
-          </w:tcPr>
-          <w:p>
-            <w:pPr>
-              <w:jc w:val="center"/>
-              <w:rPr>
-                <w:sz w:val="18"/>
-                <w:szCs w:val="18"/>
-              </w:rPr>
-            </w:pPr>
-            <w:r>
-              <w:rPr>
-                <w:sz w:val="18"/>
-                <w:szCs w:val="18"/>
+            <w:tcW w:w="979" w:type="dxa"/>
+          </w:tcPr>
+          <w:p>
+            <w:pPr>
+              <w:jc w:val="center"/>
+              <w:rPr>
+                <w:sz w:val="16"/>
+                <w:szCs w:val="16"/>
+              </w:rPr>
+            </w:pPr>
+            <w:r>
+              <w:rPr>
+                <w:sz w:val="16"/>
+                <w:szCs w:val="16"/>
               </w:rPr>
               <w:t>{{WAGON_KIND}}</w:t>
             </w:r>
@@ -442,20 +442,20 @@
         </w:tc>
         <w:tc>
           <w:tcPr>
-            <w:tcW w:w="1490" w:type="dxa"/>
-          </w:tcPr>
-          <w:p>
-            <w:pPr>
-              <w:jc w:val="center"/>
-              <w:rPr>
-                <w:sz w:val="18"/>
-                <w:szCs w:val="18"/>
-              </w:rPr>
-            </w:pPr>
-            <w:r>
-              <w:rPr>
-                <w:sz w:val="18"/>
-                <w:szCs w:val="18"/>
+            <w:tcW w:w="1774" w:type="dxa"/>
+          </w:tcPr>
+          <w:p>
+            <w:pPr>
+              <w:jc w:val="center"/>
+              <w:rPr>
+                <w:sz w:val="16"/>
+                <w:szCs w:val="16"/>
+              </w:rPr>
+            </w:pPr>
+            <w:r>
+              <w:rPr>
+                <w:sz w:val="16"/>
+                <w:szCs w:val="16"/>
               </w:rPr>
               <w:t>{{WAGON_CARGO}}</w:t>
             </w:r>
@@ -463,20 +463,20 @@
         </w:tc>
         <w:tc>
           <w:tcPr>
-            <w:tcW w:w="1557" w:type="dxa"/>
-          </w:tcPr>
-          <w:p>
-            <w:pPr>
-              <w:jc w:val="center"/>
-              <w:rPr>
-                <w:sz w:val="18"/>
-                <w:szCs w:val="18"/>
-              </w:rPr>
-            </w:pPr>
-            <w:r>
-              <w:rPr>
-                <w:sz w:val="18"/>
-                <w:szCs w:val="18"/>
+            <w:tcW w:w="1070" w:type="dxa"/>
+          </w:tcPr>
+          <w:p>
+            <w:pPr>
+              <w:jc w:val="center"/>
+              <w:rPr>
+                <w:sz w:val="16"/>
+                <w:szCs w:val="16"/>
+              </w:rPr>
+            </w:pPr>
+            <w:r>
+              <w:rPr>
+                <w:sz w:val="16"/>
+                <w:szCs w:val="16"/>
               </w:rPr>
               <w:t>{{WAGON_WEIGHT}}</w:t>
             </w:r>
@@ -484,20 +484,20 @@
         </w:tc>
         <w:tc>
           <w:tcPr>
-            <w:tcW w:w="1887" w:type="dxa"/>
-          </w:tcPr>
-          <w:p>
-            <w:pPr>
-              <w:jc w:val="center"/>
-              <w:rPr>
-                <w:sz w:val="18"/>
-                <w:szCs w:val="18"/>
-              </w:rPr>
-            </w:pPr>
-            <w:r>
-              <w:rPr>
-                <w:sz w:val="18"/>
-                <w:szCs w:val="18"/>
+            <w:tcW w:w="1161" w:type="dxa"/>
+          </w:tcPr>
+          <w:p>
+            <w:pPr>
+              <w:jc w:val="center"/>
+              <w:rPr>
+                <w:sz w:val="16"/>
+                <w:szCs w:val="16"/>
+              </w:rPr>
+            </w:pPr>
+            <w:r>
+              <w:rPr>
+                <w:sz w:val="16"/>
+                <w:szCs w:val="16"/>
               </w:rPr>
               <w:t>{{WAGON_OWNER}}</w:t>
             </w:r>

--- a/gu23/report/template/act23_general.docx
+++ b/gu23/report/template/act23_general.docx
@@ -623,13 +623,389 @@
       </w:tr>
     </w:tbl>
     <w:p/>
+    <w:p/>
+    <w:tbl>
+      <w:tblPr>
+        <w:tblStyle w:val="a3"/>
+        <w:tblW w:w="6101" w:type="dxa"/>
+        <w:tblInd w:w="0" w:type="dxa"/>
+        <w:tblBorders>
+          <w:top w:val="single" w:sz="4" w:space="0" w:color="0070C0"/>
+          <w:left w:val="single" w:sz="4" w:space="0" w:color="0070C0"/>
+          <w:bottom w:val="single" w:sz="4" w:space="0" w:color="0070C0"/>
+          <w:right w:val="single" w:sz="4" w:space="0" w:color="0070C0"/>
+          <w:insideH w:val="single" w:sz="4" w:space="0" w:color="0070C0"/>
+          <w:insideV w:val="single" w:sz="4" w:space="0" w:color="0070C0"/>
+        </w:tblBorders>
+        <w:tblLook w:val="04A0" w:firstRow="1" w:lastRow="0" w:firstColumn="1" w:lastColumn="0" w:noHBand="0" w:noVBand="1"/>
+      </w:tblPr>
+      <w:tblGrid>
+        <w:gridCol w:w="6101"/>
+      </w:tblGrid>
+      <w:tr>
+        <w:trPr>
+          <w:trHeight w:val="412"/>
+        </w:trPr>
+        <w:tc>
+          <w:tcPr>
+            <w:tcW w:w="6101" w:type="dxa"/>
+          </w:tcPr>
+          <w:p>
+            <w:pPr>
+              <w:rPr>
+                <w:b/>
+                <w:bCs/>
+                <w:color w:val="2E74B5" w:themeColor="accent1" w:themeShade="BF"/>
+                <w:sz w:val="18"/>
+                <w:szCs w:val="18"/>
+              </w:rPr>
+            </w:pPr>
+            <w:r>
+              <w:rPr>
+                <w:b/>
+                <w:bCs/>
+                <w:color w:val="2E74B5" w:themeColor="accent1" w:themeShade="BF"/>
+                <w:sz w:val="18"/>
+                <w:szCs w:val="18"/>
+              </w:rPr>
+              <w:t>Документ подписан простой электронной подписью</w:t>
+            </w:r>
+          </w:p>
+          <w:p>
+            <w:pPr>
+              <w:rPr>
+                <w:color w:val="2E74B5" w:themeColor="accent1" w:themeShade="BF"/>
+                <w:sz w:val="18"/>
+                <w:szCs w:val="18"/>
+              </w:rPr>
+            </w:pPr>
+          </w:p>
+          <w:p>
+            <w:pPr>
+              <w:rPr>
+                <w:color w:val="2E74B5" w:themeColor="accent1" w:themeShade="BF"/>
+                <w:sz w:val="18"/>
+                <w:szCs w:val="18"/>
+              </w:rPr>
+            </w:pPr>
+            <w:r>
+              <w:rPr>
+                <w:color w:val="2E74B5" w:themeColor="accent1" w:themeShade="BF"/>
+                <w:sz w:val="18"/>
+                <w:szCs w:val="18"/>
+              </w:rPr>
+              <w:t>Подписант: </w:t>
+            </w:r>
+            <w:r>
+              <w:rPr>
+                <w:color w:val="2E74B5" w:themeColor="accent1" w:themeShade="BF"/>
+                <w:sz w:val="18"/>
+                <w:szCs w:val="18"/>
+              </w:rPr>
+              <w:t>{{PEP_FULL_NAME}}</w:t>
+            </w:r>
+          </w:p>
+          <w:p>
+            <w:pPr>
+              <w:rPr>
+                <w:color w:val="2E74B5" w:themeColor="accent1" w:themeShade="BF"/>
+                <w:sz w:val="18"/>
+                <w:szCs w:val="18"/>
+              </w:rPr>
+            </w:pPr>
+            <w:r>
+              <w:rPr>
+                <w:color w:val="2E74B5" w:themeColor="accent1" w:themeShade="BF"/>
+                <w:sz w:val="18"/>
+                <w:szCs w:val="18"/>
+              </w:rPr>
+              <w:t xml:space="preserve">Идентификатор </w:t>
+            </w:r>
+            <w:r>
+              <w:rPr>
+                <w:color w:val="2E74B5" w:themeColor="accent1" w:themeShade="BF"/>
+                <w:sz w:val="18"/>
+                <w:szCs w:val="18"/>
+              </w:rPr>
+              <w:t>пользователя</w:t>
+            </w:r>
+            <w:r>
+              <w:rPr>
+                <w:color w:val="2E74B5" w:themeColor="accent1" w:themeShade="BF"/>
+                <w:sz w:val="18"/>
+                <w:szCs w:val="18"/>
+              </w:rPr>
+              <w:t>:</w:t>
+            </w:r>
+            <w:r>
+              <w:rPr>
+                <w:color w:val="2E74B5" w:themeColor="accent1" w:themeShade="BF"/>
+                <w:sz w:val="18"/>
+                <w:szCs w:val="18"/>
+              </w:rPr>
+              <w:t xml:space="preserve"> </w:t>
+            </w:r>
+            <w:r>
+              <w:rPr>
+                <w:color w:val="2E74B5" w:themeColor="accent1" w:themeShade="BF"/>
+                <w:sz w:val="18"/>
+                <w:szCs w:val="18"/>
+              </w:rPr>
+              <w:t>{{PEP_APPROVED_ID}}</w:t>
+            </w:r>
+          </w:p>
+          <w:p>
+            <w:pPr>
+              <w:rPr>
+                <w:color w:val="2E74B5" w:themeColor="accent1" w:themeShade="BF"/>
+                <w:sz w:val="18"/>
+                <w:szCs w:val="18"/>
+              </w:rPr>
+            </w:pPr>
+            <w:r>
+              <w:rPr>
+                <w:color w:val="2E74B5" w:themeColor="accent1" w:themeShade="BF"/>
+                <w:sz w:val="18"/>
+                <w:szCs w:val="18"/>
+              </w:rPr>
+              <w:t>Дата подписания:</w:t>
+            </w:r>
+            <w:r>
+              <w:rPr>
+                <w:color w:val="2E74B5" w:themeColor="accent1" w:themeShade="BF"/>
+                <w:sz w:val="18"/>
+                <w:szCs w:val="18"/>
+              </w:rPr>
+              <w:t xml:space="preserve"> </w:t>
+            </w:r>
+            <w:r>
+              <w:rPr>
+                <w:color w:val="2E74B5" w:themeColor="accent1" w:themeShade="BF"/>
+                <w:sz w:val="18"/>
+                <w:szCs w:val="18"/>
+              </w:rPr>
+              <w:t>{{PEP_DECIDED_AT}}</w:t>
+            </w:r>
+          </w:p>
+          <w:p>
+            <w:pPr>
+              <w:rPr>
+                <w:color w:val="2E74B5" w:themeColor="accent1" w:themeShade="BF"/>
+                <w:sz w:val="18"/>
+                <w:szCs w:val="18"/>
+              </w:rPr>
+            </w:pPr>
+          </w:p>
+          <w:p>
+            <w:pPr>
+              <w:rPr>
+                <w:color w:val="2E74B5" w:themeColor="accent1" w:themeShade="BF"/>
+                <w:sz w:val="18"/>
+                <w:szCs w:val="18"/>
+              </w:rPr>
+            </w:pPr>
+          </w:p>
+        </w:tc>
+      </w:tr>
+    </w:tbl>
+    <w:p/>
     <w:sectPr>
+      <w:headerReference w:type="default" r:id="rId7"/>
+      <w:footerReference w:type="even" r:id="rId8"/>
+      <w:footerReference w:type="default" r:id="rId9"/>
       <w:pgSz w:w="12240" w:h="15840"/>
       <w:pgMar w:top="1134" w:right="851" w:bottom="1134" w:left="1134" w:header="720" w:footer="720" w:gutter="0"/>
       <w:cols w:space="720"/>
     </w:sectPr>
   </w:body>
 </w:document>
+</file>
+
+<file path=word/endnotes.xml><?xml version="1.0" encoding="utf-8"?>
+<w:endnotes xmlns:wpc="http://schemas.microsoft.com/office/word/2010/wordprocessingCanvas" xmlns:cx="http://schemas.microsoft.com/office/drawing/2014/chartex" xmlns:cx1="http://schemas.microsoft.com/office/drawing/2015/9/8/chartex" xmlns:cx2="http://schemas.microsoft.com/office/drawing/2015/10/21/chartex" xmlns:cx3="http://schemas.microsoft.com/office/drawing/2016/5/9/chartex" xmlns:cx4="http://schemas.microsoft.com/office/drawing/2016/5/10/chartex" xmlns:cx5="http://schemas.microsoft.com/office/drawing/2016/5/11/chartex" xmlns:cx6="http://schemas.microsoft.com/office/drawing/2016/5/12/chartex" xmlns:cx7="http://schemas.microsoft.com/office/drawing/2016/5/13/chartex" xmlns:cx8="http://schemas.microsoft.com/office/drawing/2016/5/14/chartex" xmlns:mc="http://schemas.openxmlformats.org/markup-compatibility/2006" xmlns:aink="http://schemas.microsoft.com/office/drawing/2016/ink" xmlns:am3d="http://schemas.microsoft.com/office/drawing/2017/model3d" xmlns:o="urn:schemas-microsoft-com:office:office" xmlns:r="http://schemas.openxmlformats.org/officeDocument/2006/relationships" xmlns:m="http://schemas.openxmlformats.org/officeDocument/2006/math" xmlns:v="urn:schemas-microsoft-com:vml" xmlns:wp14="http://schemas.microsoft.com/office/word/2010/wordprocessingDrawing" xmlns:wp="http://schemas.openxmlformats.org/drawingml/2006/wordprocessingDrawing" xmlns:w10="urn:schemas-microsoft-com:office:word" xmlns:w="http://schemas.openxmlformats.org/wordprocessingml/2006/main" xmlns:w14="http://schemas.microsoft.com/office/word/2010/wordml" xmlns:w15="http://schemas.microsoft.com/office/word/2012/wordml" xmlns:w16cex="http://schemas.microsoft.com/office/word/2018/wordml/cex" xmlns:w16cid="http://schemas.microsoft.com/office/word/2016/wordml/cid" xmlns:w16="http://schemas.microsoft.com/office/word/2018/wordml" xmlns:w16se="http://schemas.microsoft.com/office/word/2015/wordml/symex" xmlns:wpg="http://schemas.microsoft.com/office/word/2010/wordprocessingGroup" xmlns:wpi="http://schemas.microsoft.com/office/word/2010/wordprocessingInk" xmlns:wne="http://schemas.microsoft.com/office/word/2006/wordml" xmlns:wps="http://schemas.microsoft.com/office/word/2010/wordprocessingShape" mc:Ignorable="w14 w15 w16se w16cid w16 w16cex wp14">
+  <w:endnote w:type="separator" w:id="-1">
+    <w:p>
+      <w:r>
+        <w:separator/>
+      </w:r>
+    </w:p>
+  </w:endnote>
+  <w:endnote w:type="continuationSeparator" w:id="0">
+    <w:p>
+      <w:r>
+        <w:continuationSeparator/>
+      </w:r>
+    </w:p>
+  </w:endnote>
+</w:endnotes>
+</file>
+
+<file path=word/footer1.xml><?xml version="1.0" encoding="utf-8"?>
+<w:ftr xmlns:wpc="http://schemas.microsoft.com/office/word/2010/wordprocessingCanvas" xmlns:cx="http://schemas.microsoft.com/office/drawing/2014/chartex" xmlns:cx1="http://schemas.microsoft.com/office/drawing/2015/9/8/chartex" xmlns:cx2="http://schemas.microsoft.com/office/drawing/2015/10/21/chartex" xmlns:cx3="http://schemas.microsoft.com/office/drawing/2016/5/9/chartex" xmlns:cx4="http://schemas.microsoft.com/office/drawing/2016/5/10/chartex" xmlns:cx5="http://schemas.microsoft.com/office/drawing/2016/5/11/chartex" xmlns:cx6="http://schemas.microsoft.com/office/drawing/2016/5/12/chartex" xmlns:cx7="http://schemas.microsoft.com/office/drawing/2016/5/13/chartex" xmlns:cx8="http://schemas.microsoft.com/office/drawing/2016/5/14/chartex" xmlns:mc="http://schemas.openxmlformats.org/markup-compatibility/2006" xmlns:aink="http://schemas.microsoft.com/office/drawing/2016/ink" xmlns:am3d="http://schemas.microsoft.com/office/drawing/2017/model3d" xmlns:o="urn:schemas-microsoft-com:office:office" xmlns:r="http://schemas.openxmlformats.org/officeDocument/2006/relationships" xmlns:m="http://schemas.openxmlformats.org/officeDocument/2006/math" xmlns:v="urn:schemas-microsoft-com:vml" xmlns:wp14="http://schemas.microsoft.com/office/word/2010/wordprocessingDrawing" xmlns:wp="http://schemas.openxmlformats.org/drawingml/2006/wordprocessingDrawing" xmlns:w10="urn:schemas-microsoft-com:office:word" xmlns:w="http://schemas.openxmlformats.org/wordprocessingml/2006/main" xmlns:w14="http://schemas.microsoft.com/office/word/2010/wordml" xmlns:w15="http://schemas.microsoft.com/office/word/2012/wordml" xmlns:w16cex="http://schemas.microsoft.com/office/word/2018/wordml/cex" xmlns:w16cid="http://schemas.microsoft.com/office/word/2016/wordml/cid" xmlns:w16="http://schemas.microsoft.com/office/word/2018/wordml" xmlns:w16se="http://schemas.microsoft.com/office/word/2015/wordml/symex" xmlns:wpg="http://schemas.microsoft.com/office/word/2010/wordprocessingGroup" xmlns:wpi="http://schemas.microsoft.com/office/word/2010/wordprocessingInk" xmlns:wne="http://schemas.microsoft.com/office/word/2006/wordml" xmlns:wps="http://schemas.microsoft.com/office/word/2010/wordprocessingShape" mc:Ignorable="w14 w15 w16se w16cid w16 w16cex wp14">
+  <w:sdt>
+    <w:sdtPr>
+      <w:rPr>
+        <w:rStyle w:val="a7"/>
+      </w:rPr>
+      <w:id w:val="282236296"/>
+      <w:docPartObj>
+        <w:docPartGallery w:val="Page Numbers (Bottom of Page)"/>
+        <w:docPartUnique/>
+      </w:docPartObj>
+    </w:sdtPr>
+    <w:sdtEndPr>
+      <w:rPr>
+        <w:rStyle w:val="a7"/>
+      </w:rPr>
+    </w:sdtEndPr>
+    <w:sdtContent>
+      <w:p>
+        <w:pPr>
+          <w:pStyle w:val="a5"/>
+          <w:framePr w:wrap="none" w:vAnchor="text" w:hAnchor="margin" w:xAlign="center" w:y="1"/>
+          <w:rPr>
+            <w:rStyle w:val="a7"/>
+          </w:rPr>
+        </w:pPr>
+        <w:r>
+          <w:rPr>
+            <w:rStyle w:val="a7"/>
+          </w:rPr>
+          <w:fldChar w:fldCharType="begin"/>
+        </w:r>
+        <w:r>
+          <w:rPr>
+            <w:rStyle w:val="a7"/>
+          </w:rPr>
+          <w:instrText xml:space="preserve"> PAGE </w:instrText>
+        </w:r>
+        <w:r>
+          <w:rPr>
+            <w:rStyle w:val="a7"/>
+          </w:rPr>
+          <w:fldChar w:fldCharType="end"/>
+        </w:r>
+      </w:p>
+    </w:sdtContent>
+  </w:sdt>
+  <w:p>
+    <w:pPr>
+      <w:pStyle w:val="a5"/>
+    </w:pPr>
+  </w:p>
+</w:ftr>
+</file>
+
+<file path=word/footer2.xml><?xml version="1.0" encoding="utf-8"?>
+<w:ftr xmlns:wpc="http://schemas.microsoft.com/office/word/2010/wordprocessingCanvas" xmlns:cx="http://schemas.microsoft.com/office/drawing/2014/chartex" xmlns:cx1="http://schemas.microsoft.com/office/drawing/2015/9/8/chartex" xmlns:cx2="http://schemas.microsoft.com/office/drawing/2015/10/21/chartex" xmlns:cx3="http://schemas.microsoft.com/office/drawing/2016/5/9/chartex" xmlns:cx4="http://schemas.microsoft.com/office/drawing/2016/5/10/chartex" xmlns:cx5="http://schemas.microsoft.com/office/drawing/2016/5/11/chartex" xmlns:cx6="http://schemas.microsoft.com/office/drawing/2016/5/12/chartex" xmlns:cx7="http://schemas.microsoft.com/office/drawing/2016/5/13/chartex" xmlns:cx8="http://schemas.microsoft.com/office/drawing/2016/5/14/chartex" xmlns:mc="http://schemas.openxmlformats.org/markup-compatibility/2006" xmlns:aink="http://schemas.microsoft.com/office/drawing/2016/ink" xmlns:am3d="http://schemas.microsoft.com/office/drawing/2017/model3d" xmlns:o="urn:schemas-microsoft-com:office:office" xmlns:r="http://schemas.openxmlformats.org/officeDocument/2006/relationships" xmlns:m="http://schemas.openxmlformats.org/officeDocument/2006/math" xmlns:v="urn:schemas-microsoft-com:vml" xmlns:wp14="http://schemas.microsoft.com/office/word/2010/wordprocessingDrawing" xmlns:wp="http://schemas.openxmlformats.org/drawingml/2006/wordprocessingDrawing" xmlns:w10="urn:schemas-microsoft-com:office:word" xmlns:w="http://schemas.openxmlformats.org/wordprocessingml/2006/main" xmlns:w14="http://schemas.microsoft.com/office/word/2010/wordml" xmlns:w15="http://schemas.microsoft.com/office/word/2012/wordml" xmlns:w16cex="http://schemas.microsoft.com/office/word/2018/wordml/cex" xmlns:w16cid="http://schemas.microsoft.com/office/word/2016/wordml/cid" xmlns:w16="http://schemas.microsoft.com/office/word/2018/wordml" xmlns:w16se="http://schemas.microsoft.com/office/word/2015/wordml/symex" xmlns:wpg="http://schemas.microsoft.com/office/word/2010/wordprocessingGroup" xmlns:wpi="http://schemas.microsoft.com/office/word/2010/wordprocessingInk" xmlns:wne="http://schemas.microsoft.com/office/word/2006/wordml" xmlns:wps="http://schemas.microsoft.com/office/word/2010/wordprocessingShape" mc:Ignorable="w14 w15 w16se w16cid w16 w16cex wp14">
+  <w:sdt>
+    <w:sdtPr>
+      <w:rPr>
+        <w:rStyle w:val="a7"/>
+      </w:rPr>
+      <w:id w:val="-1183434325"/>
+      <w:docPartObj>
+        <w:docPartGallery w:val="Page Numbers (Bottom of Page)"/>
+        <w:docPartUnique/>
+      </w:docPartObj>
+    </w:sdtPr>
+    <w:sdtEndPr>
+      <w:rPr>
+        <w:rStyle w:val="a7"/>
+      </w:rPr>
+    </w:sdtEndPr>
+    <w:sdtContent>
+      <w:p>
+        <w:pPr>
+          <w:pStyle w:val="a5"/>
+          <w:framePr w:wrap="none" w:vAnchor="text" w:hAnchor="margin" w:xAlign="center" w:y="1"/>
+          <w:rPr>
+            <w:rStyle w:val="a7"/>
+          </w:rPr>
+        </w:pPr>
+        <w:r>
+          <w:rPr>
+            <w:rStyle w:val="a7"/>
+          </w:rPr>
+          <w:fldChar w:fldCharType="begin"/>
+        </w:r>
+        <w:r>
+          <w:rPr>
+            <w:rStyle w:val="a7"/>
+          </w:rPr>
+          <w:instrText xml:space="preserve"> PAGE </w:instrText>
+        </w:r>
+        <w:r>
+          <w:rPr>
+            <w:rStyle w:val="a7"/>
+          </w:rPr>
+          <w:fldChar w:fldCharType="separate"/>
+        </w:r>
+        <w:r>
+          <w:rPr>
+            <w:rStyle w:val="a7"/>
+            <w:noProof/>
+          </w:rPr>
+          <w:t>1</w:t>
+        </w:r>
+        <w:r>
+          <w:rPr>
+            <w:rStyle w:val="a7"/>
+          </w:rPr>
+          <w:fldChar w:fldCharType="end"/>
+        </w:r>
+      </w:p>
+    </w:sdtContent>
+  </w:sdt>
+  <w:p>
+    <w:pPr>
+      <w:pStyle w:val="a5"/>
+    </w:pPr>
+  </w:p>
+</w:ftr>
+</file>
+
+<file path=word/footnotes.xml><?xml version="1.0" encoding="utf-8"?>
+<w:footnotes xmlns:wpc="http://schemas.microsoft.com/office/word/2010/wordprocessingCanvas" xmlns:cx="http://schemas.microsoft.com/office/drawing/2014/chartex" xmlns:cx1="http://schemas.microsoft.com/office/drawing/2015/9/8/chartex" xmlns:cx2="http://schemas.microsoft.com/office/drawing/2015/10/21/chartex" xmlns:cx3="http://schemas.microsoft.com/office/drawing/2016/5/9/chartex" xmlns:cx4="http://schemas.microsoft.com/office/drawing/2016/5/10/chartex" xmlns:cx5="http://schemas.microsoft.com/office/drawing/2016/5/11/chartex" xmlns:cx6="http://schemas.microsoft.com/office/drawing/2016/5/12/chartex" xmlns:cx7="http://schemas.microsoft.com/office/drawing/2016/5/13/chartex" xmlns:cx8="http://schemas.microsoft.com/office/drawing/2016/5/14/chartex" xmlns:mc="http://schemas.openxmlformats.org/markup-compatibility/2006" xmlns:aink="http://schemas.microsoft.com/office/drawing/2016/ink" xmlns:am3d="http://schemas.microsoft.com/office/drawing/2017/model3d" xmlns:o="urn:schemas-microsoft-com:office:office" xmlns:r="http://schemas.openxmlformats.org/officeDocument/2006/relationships" xmlns:m="http://schemas.openxmlformats.org/officeDocument/2006/math" xmlns:v="urn:schemas-microsoft-com:vml" xmlns:wp14="http://schemas.microsoft.com/office/word/2010/wordprocessingDrawing" xmlns:wp="http://schemas.openxmlformats.org/drawingml/2006/wordprocessingDrawing" xmlns:w10="urn:schemas-microsoft-com:office:word" xmlns:w="http://schemas.openxmlformats.org/wordprocessingml/2006/main" xmlns:w14="http://schemas.microsoft.com/office/word/2010/wordml" xmlns:w15="http://schemas.microsoft.com/office/word/2012/wordml" xmlns:w16cex="http://schemas.microsoft.com/office/word/2018/wordml/cex" xmlns:w16cid="http://schemas.microsoft.com/office/word/2016/wordml/cid" xmlns:w16="http://schemas.microsoft.com/office/word/2018/wordml" xmlns:w16se="http://schemas.microsoft.com/office/word/2015/wordml/symex" xmlns:wpg="http://schemas.microsoft.com/office/word/2010/wordprocessingGroup" xmlns:wpi="http://schemas.microsoft.com/office/word/2010/wordprocessingInk" xmlns:wne="http://schemas.microsoft.com/office/word/2006/wordml" xmlns:wps="http://schemas.microsoft.com/office/word/2010/wordprocessingShape" mc:Ignorable="w14 w15 w16se w16cid w16 w16cex wp14">
+  <w:footnote w:type="separator" w:id="-1">
+    <w:p>
+      <w:r>
+        <w:separator/>
+      </w:r>
+    </w:p>
+  </w:footnote>
+  <w:footnote w:type="continuationSeparator" w:id="0">
+    <w:p>
+      <w:r>
+        <w:continuationSeparator/>
+      </w:r>
+    </w:p>
+  </w:footnote>
+</w:footnotes>
+</file>
+
+<file path=word/header1.xml><?xml version="1.0" encoding="utf-8"?>
+<w:hdr xmlns:wpc="http://schemas.microsoft.com/office/word/2010/wordprocessingCanvas" xmlns:cx="http://schemas.microsoft.com/office/drawing/2014/chartex" xmlns:cx1="http://schemas.microsoft.com/office/drawing/2015/9/8/chartex" xmlns:cx2="http://schemas.microsoft.com/office/drawing/2015/10/21/chartex" xmlns:cx3="http://schemas.microsoft.com/office/drawing/2016/5/9/chartex" xmlns:cx4="http://schemas.microsoft.com/office/drawing/2016/5/10/chartex" xmlns:cx5="http://schemas.microsoft.com/office/drawing/2016/5/11/chartex" xmlns:cx6="http://schemas.microsoft.com/office/drawing/2016/5/12/chartex" xmlns:cx7="http://schemas.microsoft.com/office/drawing/2016/5/13/chartex" xmlns:cx8="http://schemas.microsoft.com/office/drawing/2016/5/14/chartex" xmlns:mc="http://schemas.openxmlformats.org/markup-compatibility/2006" xmlns:aink="http://schemas.microsoft.com/office/drawing/2016/ink" xmlns:am3d="http://schemas.microsoft.com/office/drawing/2017/model3d" xmlns:o="urn:schemas-microsoft-com:office:office" xmlns:r="http://schemas.openxmlformats.org/officeDocument/2006/relationships" xmlns:m="http://schemas.openxmlformats.org/officeDocument/2006/math" xmlns:v="urn:schemas-microsoft-com:vml" xmlns:wp14="http://schemas.microsoft.com/office/word/2010/wordprocessingDrawing" xmlns:wp="http://schemas.openxmlformats.org/drawingml/2006/wordprocessingDrawing" xmlns:w10="urn:schemas-microsoft-com:office:word" xmlns:w="http://schemas.openxmlformats.org/wordprocessingml/2006/main" xmlns:w14="http://schemas.microsoft.com/office/word/2010/wordml" xmlns:w15="http://schemas.microsoft.com/office/word/2012/wordml" xmlns:w16cex="http://schemas.microsoft.com/office/word/2018/wordml/cex" xmlns:w16cid="http://schemas.microsoft.com/office/word/2016/wordml/cid" xmlns:w16="http://schemas.microsoft.com/office/word/2018/wordml" xmlns:w16se="http://schemas.microsoft.com/office/word/2015/wordml/symex" xmlns:wpg="http://schemas.microsoft.com/office/word/2010/wordprocessingGroup" xmlns:wpi="http://schemas.microsoft.com/office/word/2010/wordprocessingInk" xmlns:wne="http://schemas.microsoft.com/office/word/2006/wordml" xmlns:wps="http://schemas.microsoft.com/office/word/2010/wordprocessingShape" mc:Ignorable="w14 w15 w16se w16cid w16 w16cex wp14">
+  <w:p>
+    <w:pPr>
+      <w:pStyle w:val="a8"/>
+      <w:jc w:val="right"/>
+      <w:rPr>
+        <w:sz w:val="16"/>
+        <w:szCs w:val="16"/>
+      </w:rPr>
+    </w:pPr>
+    <w:r>
+      <w:rPr>
+        <w:b/>
+        <w:bCs/>
+        <w:sz w:val="16"/>
+        <w:szCs w:val="16"/>
+      </w:rPr>
+      <w:t>{{ACT_NUMBER}}</w:t>
+    </w:r>
+  </w:p>
+</w:hdr>
 </file>
 
 <file path=word/styles.xml><?xml version="1.0" encoding="utf-8"?>
@@ -1073,6 +1449,69 @@
       </w:tblCellMar>
     </w:tblPr>
   </w:style>
+  <w:style w:type="character" w:styleId="a4">
+    <w:name w:val="line number"/>
+    <w:basedOn w:val="a0"/>
+    <w:uiPriority w:val="99"/>
+    <w:semiHidden/>
+    <w:unhideWhenUsed/>
+    <w:rsid w:val="001105E4"/>
+  </w:style>
+  <w:style w:type="paragraph" w:styleId="a5">
+    <w:name w:val="footer"/>
+    <w:basedOn w:val="a"/>
+    <w:link w:val="a6"/>
+    <w:uiPriority w:val="99"/>
+    <w:unhideWhenUsed/>
+    <w:rsid w:val="001105E4"/>
+    <w:pPr>
+      <w:tabs>
+        <w:tab w:val="center" w:pos="4677"/>
+        <w:tab w:val="right" w:pos="9355"/>
+      </w:tabs>
+    </w:pPr>
+  </w:style>
+  <w:style w:type="character" w:customStyle="1" w:styleId="a6">
+    <w:name w:val="Нижний колонтитул Знак"/>
+    <w:basedOn w:val="a0"/>
+    <w:link w:val="a5"/>
+    <w:uiPriority w:val="99"/>
+    <w:rsid w:val="001105E4"/>
+  </w:style>
+  <w:style w:type="character" w:styleId="a7">
+    <w:name w:val="page number"/>
+    <w:basedOn w:val="a0"/>
+    <w:uiPriority w:val="99"/>
+    <w:semiHidden/>
+    <w:unhideWhenUsed/>
+    <w:rsid w:val="001105E4"/>
+  </w:style>
+  <w:style w:type="paragraph" w:styleId="a8">
+    <w:name w:val="header"/>
+    <w:basedOn w:val="a"/>
+    <w:link w:val="a9"/>
+    <w:uiPriority w:val="99"/>
+    <w:unhideWhenUsed/>
+    <w:rsid w:val="001105E4"/>
+    <w:pPr>
+      <w:tabs>
+        <w:tab w:val="center" w:pos="4677"/>
+        <w:tab w:val="right" w:pos="9355"/>
+      </w:tabs>
+    </w:pPr>
+  </w:style>
+  <w:style w:type="character" w:customStyle="1" w:styleId="a9">
+    <w:name w:val="Верхний колонтитул Знак"/>
+    <w:basedOn w:val="a0"/>
+    <w:link w:val="a8"/>
+    <w:uiPriority w:val="99"/>
+    <w:rsid w:val="001105E4"/>
+  </w:style>
+  <w:style w:type="character" w:customStyle="1" w:styleId="apple-converted-space">
+    <w:name w:val="apple-converted-space"/>
+    <w:basedOn w:val="a0"/>
+    <w:rsid w:val="00401C95"/>
+  </w:style>
 </w:styles>
 </file>
 
@@ -1335,4 +1774,16 @@
     </a:ext>
   </a:extLst>
 </a:theme>
+</file>
+
+<file path=customXml/item1.xml><?xml version="1.0" encoding="utf-8"?>
+<b:Sources xmlns:b="http://schemas.openxmlformats.org/officeDocument/2006/bibliography" xmlns="http://schemas.openxmlformats.org/officeDocument/2006/bibliography" SelectedStyle="/APASixthEditionOfficeOnline.xsl" StyleName="APA" Version="6"/>
+</file>
+
+<file path=customXml/itemProps1.xml><?xml version="1.0" encoding="utf-8"?>
+<ds:datastoreItem xmlns:ds="http://schemas.openxmlformats.org/officeDocument/2006/customXml" ds:itemID="{B58C0D62-0401-324B-BE17-AAFC919DC23D}">
+  <ds:schemaRefs>
+    <ds:schemaRef ds:uri="http://schemas.openxmlformats.org/officeDocument/2006/bibliography"/>
+  </ds:schemaRefs>
+</ds:datastoreItem>
 </file>
--- a/gu23/report/template/act23_general.docx
+++ b/gu23/report/template/act23_general.docx
@@ -1,6 +1,6 @@
 
 <file path=word/document.xml><?xml version="1.0" encoding="utf-8"?>
-<w:document xmlns:wpc="http://schemas.microsoft.com/office/word/2010/wordprocessingCanvas" xmlns:cx="http://schemas.microsoft.com/office/drawing/2014/chartex" xmlns:cx1="http://schemas.microsoft.com/office/drawing/2015/9/8/chartex" xmlns:cx2="http://schemas.microsoft.com/office/drawing/2015/10/21/chartex" xmlns:cx3="http://schemas.microsoft.com/office/drawing/2016/5/9/chartex" xmlns:cx4="http://schemas.microsoft.com/office/drawing/2016/5/10/chartex" xmlns:cx5="http://schemas.microsoft.com/office/drawing/2016/5/11/chartex" xmlns:cx6="http://schemas.microsoft.com/office/drawing/2016/5/12/chartex" xmlns:cx7="http://schemas.microsoft.com/office/drawing/2016/5/13/chartex" xmlns:cx8="http://schemas.microsoft.com/office/drawing/2016/5/14/chartex" xmlns:mc="http://schemas.openxmlformats.org/markup-compatibility/2006" xmlns:aink="http://schemas.microsoft.com/office/drawing/2016/ink" xmlns:am3d="http://schemas.microsoft.com/office/drawing/2017/model3d" xmlns:o="urn:schemas-microsoft-com:office:office" xmlns:r="http://schemas.openxmlformats.org/officeDocument/2006/relationships" xmlns:m="http://schemas.openxmlformats.org/officeDocument/2006/math" xmlns:v="urn:schemas-microsoft-com:vml" xmlns:wp14="http://schemas.microsoft.com/office/word/2010/wordprocessingDrawing" xmlns:wp="http://schemas.openxmlformats.org/drawingml/2006/wordprocessingDrawing" xmlns:w10="urn:schemas-microsoft-com:office:word" xmlns:w="http://schemas.openxmlformats.org/wordprocessingml/2006/main" xmlns:w14="http://schemas.microsoft.com/office/word/2010/wordml" xmlns:w15="http://schemas.microsoft.com/office/word/2012/wordml" xmlns:w16cex="http://schemas.microsoft.com/office/word/2018/wordml/cex" xmlns:w16cid="http://schemas.microsoft.com/office/word/2016/wordml/cid" xmlns:w16="http://schemas.microsoft.com/office/word/2018/wordml" xmlns:w16se="http://schemas.microsoft.com/office/word/2015/wordml/symex" xmlns:wpg="http://schemas.microsoft.com/office/word/2010/wordprocessingGroup" xmlns:wpi="http://schemas.microsoft.com/office/word/2010/wordprocessingInk" xmlns:wne="http://schemas.microsoft.com/office/word/2006/wordml" xmlns:wps="http://schemas.microsoft.com/office/word/2010/wordprocessingShape" mc:Ignorable="w14 w15 w16se w16cid w16 w16cex wp14">
+<w:document xmlns:wpc="http://schemas.microsoft.com/office/word/2010/wordprocessingCanvas" xmlns:cx="http://schemas.microsoft.com/office/drawing/2014/chartex" xmlns:cx1="http://schemas.microsoft.com/office/drawing/2015/9/8/chartex" xmlns:mc="http://schemas.openxmlformats.org/markup-compatibility/2006" xmlns:o="urn:schemas-microsoft-com:office:office" xmlns:r="http://schemas.openxmlformats.org/officeDocument/2006/relationships" xmlns:m="http://schemas.openxmlformats.org/officeDocument/2006/math" xmlns:v="urn:schemas-microsoft-com:vml" xmlns:wp14="http://schemas.microsoft.com/office/word/2010/wordprocessingDrawing" xmlns:wp="http://schemas.openxmlformats.org/drawingml/2006/wordprocessingDrawing" xmlns:w10="urn:schemas-microsoft-com:office:word" xmlns:w="http://schemas.openxmlformats.org/wordprocessingml/2006/main" xmlns:w14="http://schemas.microsoft.com/office/word/2010/wordml" xmlns:w15="http://schemas.microsoft.com/office/word/2012/wordml" xmlns:w16se="http://schemas.microsoft.com/office/word/2015/wordml/symex" xmlns:wpg="http://schemas.microsoft.com/office/word/2010/wordprocessingGroup" xmlns:wpi="http://schemas.microsoft.com/office/word/2010/wordprocessingInk" xmlns:wne="http://schemas.microsoft.com/office/word/2006/wordml" xmlns:wps="http://schemas.microsoft.com/office/word/2010/wordprocessingShape" mc:Ignorable="w14 w15 w16se wp14">
   <w:body>
     <w:p>
       <w:pPr>
@@ -810,11 +810,15 @@
     </w:tbl>
     <w:p/>
     <w:sectPr>
-      <w:headerReference w:type="default" r:id="rId7"/>
-      <w:footerReference w:type="even" r:id="rId8"/>
-      <w:footerReference w:type="default" r:id="rId9"/>
+      <w:headerReference w:type="even" r:id="rId7"/>
+      <w:headerReference w:type="default" r:id="rId8"/>
+      <w:footerReference w:type="even" r:id="rId9"/>
+      <w:footerReference w:type="default" r:id="rId10"/>
+      <w:headerReference w:type="first" r:id="rId11"/>
+      <w:footerReference w:type="first" r:id="rId12"/>
       <w:pgSz w:w="12240" w:h="15840"/>
       <w:pgMar w:top="1134" w:right="851" w:bottom="1134" w:left="1134" w:header="720" w:footer="720" w:gutter="0"/>
+      <w:pgNumType w:chapStyle="1"/>
       <w:cols w:space="720"/>
     </w:sectPr>
   </w:body>
@@ -822,7 +826,7 @@
 </file>
 
 <file path=word/endnotes.xml><?xml version="1.0" encoding="utf-8"?>
-<w:endnotes xmlns:wpc="http://schemas.microsoft.com/office/word/2010/wordprocessingCanvas" xmlns:cx="http://schemas.microsoft.com/office/drawing/2014/chartex" xmlns:cx1="http://schemas.microsoft.com/office/drawing/2015/9/8/chartex" xmlns:cx2="http://schemas.microsoft.com/office/drawing/2015/10/21/chartex" xmlns:cx3="http://schemas.microsoft.com/office/drawing/2016/5/9/chartex" xmlns:cx4="http://schemas.microsoft.com/office/drawing/2016/5/10/chartex" xmlns:cx5="http://schemas.microsoft.com/office/drawing/2016/5/11/chartex" xmlns:cx6="http://schemas.microsoft.com/office/drawing/2016/5/12/chartex" xmlns:cx7="http://schemas.microsoft.com/office/drawing/2016/5/13/chartex" xmlns:cx8="http://schemas.microsoft.com/office/drawing/2016/5/14/chartex" xmlns:mc="http://schemas.openxmlformats.org/markup-compatibility/2006" xmlns:aink="http://schemas.microsoft.com/office/drawing/2016/ink" xmlns:am3d="http://schemas.microsoft.com/office/drawing/2017/model3d" xmlns:o="urn:schemas-microsoft-com:office:office" xmlns:r="http://schemas.openxmlformats.org/officeDocument/2006/relationships" xmlns:m="http://schemas.openxmlformats.org/officeDocument/2006/math" xmlns:v="urn:schemas-microsoft-com:vml" xmlns:wp14="http://schemas.microsoft.com/office/word/2010/wordprocessingDrawing" xmlns:wp="http://schemas.openxmlformats.org/drawingml/2006/wordprocessingDrawing" xmlns:w10="urn:schemas-microsoft-com:office:word" xmlns:w="http://schemas.openxmlformats.org/wordprocessingml/2006/main" xmlns:w14="http://schemas.microsoft.com/office/word/2010/wordml" xmlns:w15="http://schemas.microsoft.com/office/word/2012/wordml" xmlns:w16cex="http://schemas.microsoft.com/office/word/2018/wordml/cex" xmlns:w16cid="http://schemas.microsoft.com/office/word/2016/wordml/cid" xmlns:w16="http://schemas.microsoft.com/office/word/2018/wordml" xmlns:w16se="http://schemas.microsoft.com/office/word/2015/wordml/symex" xmlns:wpg="http://schemas.microsoft.com/office/word/2010/wordprocessingGroup" xmlns:wpi="http://schemas.microsoft.com/office/word/2010/wordprocessingInk" xmlns:wne="http://schemas.microsoft.com/office/word/2006/wordml" xmlns:wps="http://schemas.microsoft.com/office/word/2010/wordprocessingShape" mc:Ignorable="w14 w15 w16se w16cid w16 w16cex wp14">
+<w:endnotes xmlns:wpc="http://schemas.microsoft.com/office/word/2010/wordprocessingCanvas" xmlns:cx="http://schemas.microsoft.com/office/drawing/2014/chartex" xmlns:cx1="http://schemas.microsoft.com/office/drawing/2015/9/8/chartex" xmlns:mc="http://schemas.openxmlformats.org/markup-compatibility/2006" xmlns:o="urn:schemas-microsoft-com:office:office" xmlns:r="http://schemas.openxmlformats.org/officeDocument/2006/relationships" xmlns:m="http://schemas.openxmlformats.org/officeDocument/2006/math" xmlns:v="urn:schemas-microsoft-com:vml" xmlns:wp14="http://schemas.microsoft.com/office/word/2010/wordprocessingDrawing" xmlns:wp="http://schemas.openxmlformats.org/drawingml/2006/wordprocessingDrawing" xmlns:w10="urn:schemas-microsoft-com:office:word" xmlns:w="http://schemas.openxmlformats.org/wordprocessingml/2006/main" xmlns:w14="http://schemas.microsoft.com/office/word/2010/wordml" xmlns:w15="http://schemas.microsoft.com/office/word/2012/wordml" xmlns:w16se="http://schemas.microsoft.com/office/word/2015/wordml/symex" xmlns:wpg="http://schemas.microsoft.com/office/word/2010/wordprocessingGroup" xmlns:wpi="http://schemas.microsoft.com/office/word/2010/wordprocessingInk" xmlns:wne="http://schemas.microsoft.com/office/word/2006/wordml" xmlns:wps="http://schemas.microsoft.com/office/word/2010/wordprocessingShape" mc:Ignorable="w14 w15 w16se wp14">
   <w:endnote w:type="separator" w:id="-1">
     <w:p>
       <w:r>
@@ -841,7 +845,7 @@
 </file>
 
 <file path=word/footer1.xml><?xml version="1.0" encoding="utf-8"?>
-<w:ftr xmlns:wpc="http://schemas.microsoft.com/office/word/2010/wordprocessingCanvas" xmlns:cx="http://schemas.microsoft.com/office/drawing/2014/chartex" xmlns:cx1="http://schemas.microsoft.com/office/drawing/2015/9/8/chartex" xmlns:cx2="http://schemas.microsoft.com/office/drawing/2015/10/21/chartex" xmlns:cx3="http://schemas.microsoft.com/office/drawing/2016/5/9/chartex" xmlns:cx4="http://schemas.microsoft.com/office/drawing/2016/5/10/chartex" xmlns:cx5="http://schemas.microsoft.com/office/drawing/2016/5/11/chartex" xmlns:cx6="http://schemas.microsoft.com/office/drawing/2016/5/12/chartex" xmlns:cx7="http://schemas.microsoft.com/office/drawing/2016/5/13/chartex" xmlns:cx8="http://schemas.microsoft.com/office/drawing/2016/5/14/chartex" xmlns:mc="http://schemas.openxmlformats.org/markup-compatibility/2006" xmlns:aink="http://schemas.microsoft.com/office/drawing/2016/ink" xmlns:am3d="http://schemas.microsoft.com/office/drawing/2017/model3d" xmlns:o="urn:schemas-microsoft-com:office:office" xmlns:r="http://schemas.openxmlformats.org/officeDocument/2006/relationships" xmlns:m="http://schemas.openxmlformats.org/officeDocument/2006/math" xmlns:v="urn:schemas-microsoft-com:vml" xmlns:wp14="http://schemas.microsoft.com/office/word/2010/wordprocessingDrawing" xmlns:wp="http://schemas.openxmlformats.org/drawingml/2006/wordprocessingDrawing" xmlns:w10="urn:schemas-microsoft-com:office:word" xmlns:w="http://schemas.openxmlformats.org/wordprocessingml/2006/main" xmlns:w14="http://schemas.microsoft.com/office/word/2010/wordml" xmlns:w15="http://schemas.microsoft.com/office/word/2012/wordml" xmlns:w16cex="http://schemas.microsoft.com/office/word/2018/wordml/cex" xmlns:w16cid="http://schemas.microsoft.com/office/word/2016/wordml/cid" xmlns:w16="http://schemas.microsoft.com/office/word/2018/wordml" xmlns:w16se="http://schemas.microsoft.com/office/word/2015/wordml/symex" xmlns:wpg="http://schemas.microsoft.com/office/word/2010/wordprocessingGroup" xmlns:wpi="http://schemas.microsoft.com/office/word/2010/wordprocessingInk" xmlns:wne="http://schemas.microsoft.com/office/word/2006/wordml" xmlns:wps="http://schemas.microsoft.com/office/word/2010/wordprocessingShape" mc:Ignorable="w14 w15 w16se w16cid w16 w16cex wp14">
+<w:ftr xmlns:wpc="http://schemas.microsoft.com/office/word/2010/wordprocessingCanvas" xmlns:cx="http://schemas.microsoft.com/office/drawing/2014/chartex" xmlns:cx1="http://schemas.microsoft.com/office/drawing/2015/9/8/chartex" xmlns:mc="http://schemas.openxmlformats.org/markup-compatibility/2006" xmlns:o="urn:schemas-microsoft-com:office:office" xmlns:r="http://schemas.openxmlformats.org/officeDocument/2006/relationships" xmlns:m="http://schemas.openxmlformats.org/officeDocument/2006/math" xmlns:v="urn:schemas-microsoft-com:vml" xmlns:wp14="http://schemas.microsoft.com/office/word/2010/wordprocessingDrawing" xmlns:wp="http://schemas.openxmlformats.org/drawingml/2006/wordprocessingDrawing" xmlns:w10="urn:schemas-microsoft-com:office:word" xmlns:w="http://schemas.openxmlformats.org/wordprocessingml/2006/main" xmlns:w14="http://schemas.microsoft.com/office/word/2010/wordml" xmlns:w15="http://schemas.microsoft.com/office/word/2012/wordml" xmlns:w16se="http://schemas.microsoft.com/office/word/2015/wordml/symex" xmlns:wpg="http://schemas.microsoft.com/office/word/2010/wordprocessingGroup" xmlns:wpi="http://schemas.microsoft.com/office/word/2010/wordprocessingInk" xmlns:wne="http://schemas.microsoft.com/office/word/2006/wordml" xmlns:wps="http://schemas.microsoft.com/office/word/2010/wordprocessingShape" mc:Ignorable="w14 w15 w16se wp14">
   <w:sdt>
     <w:sdtPr>
       <w:rPr>
@@ -897,64 +901,53 @@
 </file>
 
 <file path=word/footer2.xml><?xml version="1.0" encoding="utf-8"?>
-<w:ftr xmlns:wpc="http://schemas.microsoft.com/office/word/2010/wordprocessingCanvas" xmlns:cx="http://schemas.microsoft.com/office/drawing/2014/chartex" xmlns:cx1="http://schemas.microsoft.com/office/drawing/2015/9/8/chartex" xmlns:cx2="http://schemas.microsoft.com/office/drawing/2015/10/21/chartex" xmlns:cx3="http://schemas.microsoft.com/office/drawing/2016/5/9/chartex" xmlns:cx4="http://schemas.microsoft.com/office/drawing/2016/5/10/chartex" xmlns:cx5="http://schemas.microsoft.com/office/drawing/2016/5/11/chartex" xmlns:cx6="http://schemas.microsoft.com/office/drawing/2016/5/12/chartex" xmlns:cx7="http://schemas.microsoft.com/office/drawing/2016/5/13/chartex" xmlns:cx8="http://schemas.microsoft.com/office/drawing/2016/5/14/chartex" xmlns:mc="http://schemas.openxmlformats.org/markup-compatibility/2006" xmlns:aink="http://schemas.microsoft.com/office/drawing/2016/ink" xmlns:am3d="http://schemas.microsoft.com/office/drawing/2017/model3d" xmlns:o="urn:schemas-microsoft-com:office:office" xmlns:r="http://schemas.openxmlformats.org/officeDocument/2006/relationships" xmlns:m="http://schemas.openxmlformats.org/officeDocument/2006/math" xmlns:v="urn:schemas-microsoft-com:vml" xmlns:wp14="http://schemas.microsoft.com/office/word/2010/wordprocessingDrawing" xmlns:wp="http://schemas.openxmlformats.org/drawingml/2006/wordprocessingDrawing" xmlns:w10="urn:schemas-microsoft-com:office:word" xmlns:w="http://schemas.openxmlformats.org/wordprocessingml/2006/main" xmlns:w14="http://schemas.microsoft.com/office/word/2010/wordml" xmlns:w15="http://schemas.microsoft.com/office/word/2012/wordml" xmlns:w16cex="http://schemas.microsoft.com/office/word/2018/wordml/cex" xmlns:w16cid="http://schemas.microsoft.com/office/word/2016/wordml/cid" xmlns:w16="http://schemas.microsoft.com/office/word/2018/wordml" xmlns:w16se="http://schemas.microsoft.com/office/word/2015/wordml/symex" xmlns:wpg="http://schemas.microsoft.com/office/word/2010/wordprocessingGroup" xmlns:wpi="http://schemas.microsoft.com/office/word/2010/wordprocessingInk" xmlns:wne="http://schemas.microsoft.com/office/word/2006/wordml" xmlns:wps="http://schemas.microsoft.com/office/word/2010/wordprocessingShape" mc:Ignorable="w14 w15 w16se w16cid w16 w16cex wp14">
+<w:ftr xmlns:wpc="http://schemas.microsoft.com/office/word/2010/wordprocessingCanvas" xmlns:cx="http://schemas.microsoft.com/office/drawing/2014/chartex" xmlns:cx1="http://schemas.microsoft.com/office/drawing/2015/9/8/chartex" xmlns:mc="http://schemas.openxmlformats.org/markup-compatibility/2006" xmlns:o="urn:schemas-microsoft-com:office:office" xmlns:r="http://schemas.openxmlformats.org/officeDocument/2006/relationships" xmlns:m="http://schemas.openxmlformats.org/officeDocument/2006/math" xmlns:v="urn:schemas-microsoft-com:vml" xmlns:wp14="http://schemas.microsoft.com/office/word/2010/wordprocessingDrawing" xmlns:wp="http://schemas.openxmlformats.org/drawingml/2006/wordprocessingDrawing" xmlns:w10="urn:schemas-microsoft-com:office:word" xmlns:w="http://schemas.openxmlformats.org/wordprocessingml/2006/main" xmlns:w14="http://schemas.microsoft.com/office/word/2010/wordml" xmlns:w15="http://schemas.microsoft.com/office/word/2012/wordml" xmlns:w16se="http://schemas.microsoft.com/office/word/2015/wordml/symex" xmlns:wpg="http://schemas.microsoft.com/office/word/2010/wordprocessingGroup" xmlns:wpi="http://schemas.microsoft.com/office/word/2010/wordprocessingInk" xmlns:wne="http://schemas.microsoft.com/office/word/2006/wordml" xmlns:wps="http://schemas.microsoft.com/office/word/2010/wordprocessingShape" mc:Ignorable="w14 w15 w16se wp14">
   <w:sdt>
     <w:sdtPr>
-      <w:rPr>
-        <w:rStyle w:val="a7"/>
-      </w:rPr>
-      <w:id w:val="-1183434325"/>
+      <w:id w:val="1220326435"/>
       <w:docPartObj>
         <w:docPartGallery w:val="Page Numbers (Bottom of Page)"/>
         <w:docPartUnique/>
       </w:docPartObj>
     </w:sdtPr>
-    <w:sdtEndPr>
-      <w:rPr>
-        <w:rStyle w:val="a7"/>
-      </w:rPr>
-    </w:sdtEndPr>
     <w:sdtContent>
       <w:p>
         <w:pPr>
           <w:pStyle w:val="a5"/>
-          <w:framePr w:wrap="none" w:vAnchor="text" w:hAnchor="margin" w:xAlign="center" w:y="1"/>
-          <w:rPr>
-            <w:rStyle w:val="a7"/>
-          </w:rPr>
+          <w:jc w:val="center"/>
         </w:pPr>
         <w:r>
-          <w:rPr>
-            <w:rStyle w:val="a7"/>
-          </w:rPr>
           <w:fldChar w:fldCharType="begin"/>
         </w:r>
         <w:r>
-          <w:rPr>
-            <w:rStyle w:val="a7"/>
-          </w:rPr>
-          <w:instrText xml:space="preserve"> PAGE </w:instrText>
+          <w:instrText>PAGE   \* MERGEFORMAT</w:instrText>
         </w:r>
         <w:r>
-          <w:rPr>
-            <w:rStyle w:val="a7"/>
-          </w:rPr>
           <w:fldChar w:fldCharType="separate"/>
         </w:r>
         <w:r>
           <w:rPr>
-            <w:rStyle w:val="a7"/>
             <w:noProof/>
           </w:rPr>
           <w:t>1</w:t>
         </w:r>
         <w:r>
-          <w:rPr>
-            <w:rStyle w:val="a7"/>
-          </w:rPr>
           <w:fldChar w:fldCharType="end"/>
         </w:r>
+        <w:r>
+          <w:t xml:space="preserve"> из </w:t>
+        </w:r>
+        <w:fldSimple w:instr=" NUMPAGES  \* Arabic  \* MERGEFORMAT ">
+          <w:r>
+            <w:rPr>
+              <w:noProof/>
+            </w:rPr>
+            <w:t>1</w:t>
+          </w:r>
+        </w:fldSimple>
       </w:p>
+      <w:bookmarkStart w:id="0" w:name="_GoBack" w:displacedByCustomXml="next"/>
+      <w:bookmarkEnd w:id="0" w:displacedByCustomXml="next"/>
     </w:sdtContent>
   </w:sdt>
   <w:p>
@@ -965,8 +958,18 @@
 </w:ftr>
 </file>
 
+<file path=word/footer3.xml><?xml version="1.0" encoding="utf-8"?>
+<w:ftr xmlns:wpc="http://schemas.microsoft.com/office/word/2010/wordprocessingCanvas" xmlns:cx="http://schemas.microsoft.com/office/drawing/2014/chartex" xmlns:cx1="http://schemas.microsoft.com/office/drawing/2015/9/8/chartex" xmlns:mc="http://schemas.openxmlformats.org/markup-compatibility/2006" xmlns:o="urn:schemas-microsoft-com:office:office" xmlns:r="http://schemas.openxmlformats.org/officeDocument/2006/relationships" xmlns:m="http://schemas.openxmlformats.org/officeDocument/2006/math" xmlns:v="urn:schemas-microsoft-com:vml" xmlns:wp14="http://schemas.microsoft.com/office/word/2010/wordprocessingDrawing" xmlns:wp="http://schemas.openxmlformats.org/drawingml/2006/wordprocessingDrawing" xmlns:w10="urn:schemas-microsoft-com:office:word" xmlns:w="http://schemas.openxmlformats.org/wordprocessingml/2006/main" xmlns:w14="http://schemas.microsoft.com/office/word/2010/wordml" xmlns:w15="http://schemas.microsoft.com/office/word/2012/wordml" xmlns:w16se="http://schemas.microsoft.com/office/word/2015/wordml/symex" xmlns:wpg="http://schemas.microsoft.com/office/word/2010/wordprocessingGroup" xmlns:wpi="http://schemas.microsoft.com/office/word/2010/wordprocessingInk" xmlns:wne="http://schemas.microsoft.com/office/word/2006/wordml" xmlns:wps="http://schemas.microsoft.com/office/word/2010/wordprocessingShape" mc:Ignorable="w14 w15 w16se wp14">
+  <w:p>
+    <w:pPr>
+      <w:pStyle w:val="a5"/>
+    </w:pPr>
+  </w:p>
+</w:ftr>
+</file>
+
 <file path=word/footnotes.xml><?xml version="1.0" encoding="utf-8"?>
-<w:footnotes xmlns:wpc="http://schemas.microsoft.com/office/word/2010/wordprocessingCanvas" xmlns:cx="http://schemas.microsoft.com/office/drawing/2014/chartex" xmlns:cx1="http://schemas.microsoft.com/office/drawing/2015/9/8/chartex" xmlns:cx2="http://schemas.microsoft.com/office/drawing/2015/10/21/chartex" xmlns:cx3="http://schemas.microsoft.com/office/drawing/2016/5/9/chartex" xmlns:cx4="http://schemas.microsoft.com/office/drawing/2016/5/10/chartex" xmlns:cx5="http://schemas.microsoft.com/office/drawing/2016/5/11/chartex" xmlns:cx6="http://schemas.microsoft.com/office/drawing/2016/5/12/chartex" xmlns:cx7="http://schemas.microsoft.com/office/drawing/2016/5/13/chartex" xmlns:cx8="http://schemas.microsoft.com/office/drawing/2016/5/14/chartex" xmlns:mc="http://schemas.openxmlformats.org/markup-compatibility/2006" xmlns:aink="http://schemas.microsoft.com/office/drawing/2016/ink" xmlns:am3d="http://schemas.microsoft.com/office/drawing/2017/model3d" xmlns:o="urn:schemas-microsoft-com:office:office" xmlns:r="http://schemas.openxmlformats.org/officeDocument/2006/relationships" xmlns:m="http://schemas.openxmlformats.org/officeDocument/2006/math" xmlns:v="urn:schemas-microsoft-com:vml" xmlns:wp14="http://schemas.microsoft.com/office/word/2010/wordprocessingDrawing" xmlns:wp="http://schemas.openxmlformats.org/drawingml/2006/wordprocessingDrawing" xmlns:w10="urn:schemas-microsoft-com:office:word" xmlns:w="http://schemas.openxmlformats.org/wordprocessingml/2006/main" xmlns:w14="http://schemas.microsoft.com/office/word/2010/wordml" xmlns:w15="http://schemas.microsoft.com/office/word/2012/wordml" xmlns:w16cex="http://schemas.microsoft.com/office/word/2018/wordml/cex" xmlns:w16cid="http://schemas.microsoft.com/office/word/2016/wordml/cid" xmlns:w16="http://schemas.microsoft.com/office/word/2018/wordml" xmlns:w16se="http://schemas.microsoft.com/office/word/2015/wordml/symex" xmlns:wpg="http://schemas.microsoft.com/office/word/2010/wordprocessingGroup" xmlns:wpi="http://schemas.microsoft.com/office/word/2010/wordprocessingInk" xmlns:wne="http://schemas.microsoft.com/office/word/2006/wordml" xmlns:wps="http://schemas.microsoft.com/office/word/2010/wordprocessingShape" mc:Ignorable="w14 w15 w16se w16cid w16 w16cex wp14">
+<w:footnotes xmlns:wpc="http://schemas.microsoft.com/office/word/2010/wordprocessingCanvas" xmlns:cx="http://schemas.microsoft.com/office/drawing/2014/chartex" xmlns:cx1="http://schemas.microsoft.com/office/drawing/2015/9/8/chartex" xmlns:mc="http://schemas.openxmlformats.org/markup-compatibility/2006" xmlns:o="urn:schemas-microsoft-com:office:office" xmlns:r="http://schemas.openxmlformats.org/officeDocument/2006/relationships" xmlns:m="http://schemas.openxmlformats.org/officeDocument/2006/math" xmlns:v="urn:schemas-microsoft-com:vml" xmlns:wp14="http://schemas.microsoft.com/office/word/2010/wordprocessingDrawing" xmlns:wp="http://schemas.openxmlformats.org/drawingml/2006/wordprocessingDrawing" xmlns:w10="urn:schemas-microsoft-com:office:word" xmlns:w="http://schemas.openxmlformats.org/wordprocessingml/2006/main" xmlns:w14="http://schemas.microsoft.com/office/word/2010/wordml" xmlns:w15="http://schemas.microsoft.com/office/word/2012/wordml" xmlns:w16se="http://schemas.microsoft.com/office/word/2015/wordml/symex" xmlns:wpg="http://schemas.microsoft.com/office/word/2010/wordprocessingGroup" xmlns:wpi="http://schemas.microsoft.com/office/word/2010/wordprocessingInk" xmlns:wne="http://schemas.microsoft.com/office/word/2006/wordml" xmlns:wps="http://schemas.microsoft.com/office/word/2010/wordprocessingShape" mc:Ignorable="w14 w15 w16se wp14">
   <w:footnote w:type="separator" w:id="-1">
     <w:p>
       <w:r>
@@ -985,7 +988,17 @@
 </file>
 
 <file path=word/header1.xml><?xml version="1.0" encoding="utf-8"?>
-<w:hdr xmlns:wpc="http://schemas.microsoft.com/office/word/2010/wordprocessingCanvas" xmlns:cx="http://schemas.microsoft.com/office/drawing/2014/chartex" xmlns:cx1="http://schemas.microsoft.com/office/drawing/2015/9/8/chartex" xmlns:cx2="http://schemas.microsoft.com/office/drawing/2015/10/21/chartex" xmlns:cx3="http://schemas.microsoft.com/office/drawing/2016/5/9/chartex" xmlns:cx4="http://schemas.microsoft.com/office/drawing/2016/5/10/chartex" xmlns:cx5="http://schemas.microsoft.com/office/drawing/2016/5/11/chartex" xmlns:cx6="http://schemas.microsoft.com/office/drawing/2016/5/12/chartex" xmlns:cx7="http://schemas.microsoft.com/office/drawing/2016/5/13/chartex" xmlns:cx8="http://schemas.microsoft.com/office/drawing/2016/5/14/chartex" xmlns:mc="http://schemas.openxmlformats.org/markup-compatibility/2006" xmlns:aink="http://schemas.microsoft.com/office/drawing/2016/ink" xmlns:am3d="http://schemas.microsoft.com/office/drawing/2017/model3d" xmlns:o="urn:schemas-microsoft-com:office:office" xmlns:r="http://schemas.openxmlformats.org/officeDocument/2006/relationships" xmlns:m="http://schemas.openxmlformats.org/officeDocument/2006/math" xmlns:v="urn:schemas-microsoft-com:vml" xmlns:wp14="http://schemas.microsoft.com/office/word/2010/wordprocessingDrawing" xmlns:wp="http://schemas.openxmlformats.org/drawingml/2006/wordprocessingDrawing" xmlns:w10="urn:schemas-microsoft-com:office:word" xmlns:w="http://schemas.openxmlformats.org/wordprocessingml/2006/main" xmlns:w14="http://schemas.microsoft.com/office/word/2010/wordml" xmlns:w15="http://schemas.microsoft.com/office/word/2012/wordml" xmlns:w16cex="http://schemas.microsoft.com/office/word/2018/wordml/cex" xmlns:w16cid="http://schemas.microsoft.com/office/word/2016/wordml/cid" xmlns:w16="http://schemas.microsoft.com/office/word/2018/wordml" xmlns:w16se="http://schemas.microsoft.com/office/word/2015/wordml/symex" xmlns:wpg="http://schemas.microsoft.com/office/word/2010/wordprocessingGroup" xmlns:wpi="http://schemas.microsoft.com/office/word/2010/wordprocessingInk" xmlns:wne="http://schemas.microsoft.com/office/word/2006/wordml" xmlns:wps="http://schemas.microsoft.com/office/word/2010/wordprocessingShape" mc:Ignorable="w14 w15 w16se w16cid w16 w16cex wp14">
+<w:hdr xmlns:wpc="http://schemas.microsoft.com/office/word/2010/wordprocessingCanvas" xmlns:cx="http://schemas.microsoft.com/office/drawing/2014/chartex" xmlns:cx1="http://schemas.microsoft.com/office/drawing/2015/9/8/chartex" xmlns:mc="http://schemas.openxmlformats.org/markup-compatibility/2006" xmlns:o="urn:schemas-microsoft-com:office:office" xmlns:r="http://schemas.openxmlformats.org/officeDocument/2006/relationships" xmlns:m="http://schemas.openxmlformats.org/officeDocument/2006/math" xmlns:v="urn:schemas-microsoft-com:vml" xmlns:wp14="http://schemas.microsoft.com/office/word/2010/wordprocessingDrawing" xmlns:wp="http://schemas.openxmlformats.org/drawingml/2006/wordprocessingDrawing" xmlns:w10="urn:schemas-microsoft-com:office:word" xmlns:w="http://schemas.openxmlformats.org/wordprocessingml/2006/main" xmlns:w14="http://schemas.microsoft.com/office/word/2010/wordml" xmlns:w15="http://schemas.microsoft.com/office/word/2012/wordml" xmlns:w16se="http://schemas.microsoft.com/office/word/2015/wordml/symex" xmlns:wpg="http://schemas.microsoft.com/office/word/2010/wordprocessingGroup" xmlns:wpi="http://schemas.microsoft.com/office/word/2010/wordprocessingInk" xmlns:wne="http://schemas.microsoft.com/office/word/2006/wordml" xmlns:wps="http://schemas.microsoft.com/office/word/2010/wordprocessingShape" mc:Ignorable="w14 w15 w16se wp14">
+  <w:p>
+    <w:pPr>
+      <w:pStyle w:val="a8"/>
+    </w:pPr>
+  </w:p>
+</w:hdr>
+</file>
+
+<file path=word/header2.xml><?xml version="1.0" encoding="utf-8"?>
+<w:hdr xmlns:wpc="http://schemas.microsoft.com/office/word/2010/wordprocessingCanvas" xmlns:cx="http://schemas.microsoft.com/office/drawing/2014/chartex" xmlns:cx1="http://schemas.microsoft.com/office/drawing/2015/9/8/chartex" xmlns:mc="http://schemas.openxmlformats.org/markup-compatibility/2006" xmlns:o="urn:schemas-microsoft-com:office:office" xmlns:r="http://schemas.openxmlformats.org/officeDocument/2006/relationships" xmlns:m="http://schemas.openxmlformats.org/officeDocument/2006/math" xmlns:v="urn:schemas-microsoft-com:vml" xmlns:wp14="http://schemas.microsoft.com/office/word/2010/wordprocessingDrawing" xmlns:wp="http://schemas.openxmlformats.org/drawingml/2006/wordprocessingDrawing" xmlns:w10="urn:schemas-microsoft-com:office:word" xmlns:w="http://schemas.openxmlformats.org/wordprocessingml/2006/main" xmlns:w14="http://schemas.microsoft.com/office/word/2010/wordml" xmlns:w15="http://schemas.microsoft.com/office/word/2012/wordml" xmlns:w16se="http://schemas.microsoft.com/office/word/2015/wordml/symex" xmlns:wpg="http://schemas.microsoft.com/office/word/2010/wordprocessingGroup" xmlns:wpi="http://schemas.microsoft.com/office/word/2010/wordprocessingInk" xmlns:wne="http://schemas.microsoft.com/office/word/2006/wordml" xmlns:wps="http://schemas.microsoft.com/office/word/2010/wordprocessingShape" mc:Ignorable="w14 w15 w16se wp14">
   <w:p>
     <w:pPr>
       <w:pStyle w:val="a8"/>
@@ -1008,8 +1021,18 @@
 </w:hdr>
 </file>
 
+<file path=word/header3.xml><?xml version="1.0" encoding="utf-8"?>
+<w:hdr xmlns:wpc="http://schemas.microsoft.com/office/word/2010/wordprocessingCanvas" xmlns:cx="http://schemas.microsoft.com/office/drawing/2014/chartex" xmlns:cx1="http://schemas.microsoft.com/office/drawing/2015/9/8/chartex" xmlns:mc="http://schemas.openxmlformats.org/markup-compatibility/2006" xmlns:o="urn:schemas-microsoft-com:office:office" xmlns:r="http://schemas.openxmlformats.org/officeDocument/2006/relationships" xmlns:m="http://schemas.openxmlformats.org/officeDocument/2006/math" xmlns:v="urn:schemas-microsoft-com:vml" xmlns:wp14="http://schemas.microsoft.com/office/word/2010/wordprocessingDrawing" xmlns:wp="http://schemas.openxmlformats.org/drawingml/2006/wordprocessingDrawing" xmlns:w10="urn:schemas-microsoft-com:office:word" xmlns:w="http://schemas.openxmlformats.org/wordprocessingml/2006/main" xmlns:w14="http://schemas.microsoft.com/office/word/2010/wordml" xmlns:w15="http://schemas.microsoft.com/office/word/2012/wordml" xmlns:w16se="http://schemas.microsoft.com/office/word/2015/wordml/symex" xmlns:wpg="http://schemas.microsoft.com/office/word/2010/wordprocessingGroup" xmlns:wpi="http://schemas.microsoft.com/office/word/2010/wordprocessingInk" xmlns:wne="http://schemas.microsoft.com/office/word/2006/wordml" xmlns:wps="http://schemas.microsoft.com/office/word/2010/wordprocessingShape" mc:Ignorable="w14 w15 w16se wp14">
+  <w:p>
+    <w:pPr>
+      <w:pStyle w:val="a8"/>
+    </w:pPr>
+  </w:p>
+</w:hdr>
+</file>
+
 <file path=word/styles.xml><?xml version="1.0" encoding="utf-8"?>
-<w:styles xmlns:mc="http://schemas.openxmlformats.org/markup-compatibility/2006" xmlns:r="http://schemas.openxmlformats.org/officeDocument/2006/relationships" xmlns:w="http://schemas.openxmlformats.org/wordprocessingml/2006/main" xmlns:w14="http://schemas.microsoft.com/office/word/2010/wordml" xmlns:w15="http://schemas.microsoft.com/office/word/2012/wordml" xmlns:w16cex="http://schemas.microsoft.com/office/word/2018/wordml/cex" xmlns:w16cid="http://schemas.microsoft.com/office/word/2016/wordml/cid" xmlns:w16="http://schemas.microsoft.com/office/word/2018/wordml" xmlns:w16se="http://schemas.microsoft.com/office/word/2015/wordml/symex" mc:Ignorable="w14 w15 w16se w16cid w16 w16cex">
+<w:styles xmlns:mc="http://schemas.openxmlformats.org/markup-compatibility/2006" xmlns:r="http://schemas.openxmlformats.org/officeDocument/2006/relationships" xmlns:w="http://schemas.openxmlformats.org/wordprocessingml/2006/main" xmlns:w14="http://schemas.microsoft.com/office/word/2010/wordml" xmlns:w15="http://schemas.microsoft.com/office/word/2012/wordml" xmlns:w16se="http://schemas.microsoft.com/office/word/2015/wordml/symex" mc:Ignorable="w14 w15 w16se">
   <w:docDefaults>
     <w:rPrDefault>
       <w:rPr>
@@ -1021,7 +1044,7 @@
     </w:rPrDefault>
     <w:pPrDefault/>
   </w:docDefaults>
-  <w:latentStyles w:defLockedState="0" w:defUIPriority="99" w:defSemiHidden="0" w:defUnhideWhenUsed="0" w:defQFormat="0" w:count="376">
+  <w:latentStyles w:defLockedState="0" w:defUIPriority="99" w:defSemiHidden="0" w:defUnhideWhenUsed="0" w:defQFormat="0" w:count="371">
     <w:lsdException w:name="Normal" w:uiPriority="0" w:qFormat="1"/>
     <w:lsdException w:name="heading 1" w:uiPriority="9" w:qFormat="1"/>
     <w:lsdException w:name="heading 2" w:semiHidden="1" w:uiPriority="9" w:unhideWhenUsed="1" w:qFormat="1"/>
@@ -1393,11 +1416,6 @@
     <w:lsdException w:name="List Table 5 Dark Accent 6" w:uiPriority="50"/>
     <w:lsdException w:name="List Table 6 Colorful Accent 6" w:uiPriority="51"/>
     <w:lsdException w:name="List Table 7 Colorful Accent 6" w:uiPriority="52"/>
-    <w:lsdException w:name="Mention" w:semiHidden="1" w:unhideWhenUsed="1"/>
-    <w:lsdException w:name="Smart Hyperlink" w:semiHidden="1" w:unhideWhenUsed="1"/>
-    <w:lsdException w:name="Hashtag" w:semiHidden="1" w:unhideWhenUsed="1"/>
-    <w:lsdException w:name="Unresolved Mention" w:semiHidden="1" w:unhideWhenUsed="1"/>
-    <w:lsdException w:name="Smart Link" w:semiHidden="1" w:unhideWhenUsed="1"/>
   </w:latentStyles>
   <w:style w:type="paragraph" w:default="1" w:styleId="a">
     <w:name w:val="Normal"/>
@@ -1781,7 +1799,7 @@
 </file>
 
 <file path=customXml/itemProps1.xml><?xml version="1.0" encoding="utf-8"?>
-<ds:datastoreItem xmlns:ds="http://schemas.openxmlformats.org/officeDocument/2006/customXml" ds:itemID="{B58C0D62-0401-324B-BE17-AAFC919DC23D}">
+<ds:datastoreItem xmlns:ds="http://schemas.openxmlformats.org/officeDocument/2006/customXml" ds:itemID="{0B1C4D67-B6BC-4C58-A06E-FF51EE230021}">
   <ds:schemaRefs>
     <ds:schemaRef ds:uri="http://schemas.openxmlformats.org/officeDocument/2006/bibliography"/>
   </ds:schemaRefs>

--- a/gu23/report/template/act23_general.docx
+++ b/gu23/report/template/act23_general.docx
@@ -1,6 +1,6 @@
 
 <file path=word/document.xml><?xml version="1.0" encoding="utf-8"?>
-<w:document xmlns:wpc="http://schemas.microsoft.com/office/word/2010/wordprocessingCanvas" xmlns:cx="http://schemas.microsoft.com/office/drawing/2014/chartex" xmlns:cx1="http://schemas.microsoft.com/office/drawing/2015/9/8/chartex" xmlns:mc="http://schemas.openxmlformats.org/markup-compatibility/2006" xmlns:o="urn:schemas-microsoft-com:office:office" xmlns:r="http://schemas.openxmlformats.org/officeDocument/2006/relationships" xmlns:m="http://schemas.openxmlformats.org/officeDocument/2006/math" xmlns:v="urn:schemas-microsoft-com:vml" xmlns:wp14="http://schemas.microsoft.com/office/word/2010/wordprocessingDrawing" xmlns:wp="http://schemas.openxmlformats.org/drawingml/2006/wordprocessingDrawing" xmlns:w10="urn:schemas-microsoft-com:office:word" xmlns:w="http://schemas.openxmlformats.org/wordprocessingml/2006/main" xmlns:w14="http://schemas.microsoft.com/office/word/2010/wordml" xmlns:w15="http://schemas.microsoft.com/office/word/2012/wordml" xmlns:w16se="http://schemas.microsoft.com/office/word/2015/wordml/symex" xmlns:wpg="http://schemas.microsoft.com/office/word/2010/wordprocessingGroup" xmlns:wpi="http://schemas.microsoft.com/office/word/2010/wordprocessingInk" xmlns:wne="http://schemas.microsoft.com/office/word/2006/wordml" xmlns:wps="http://schemas.microsoft.com/office/word/2010/wordprocessingShape" mc:Ignorable="w14 w15 w16se wp14">
+<w:document xmlns:wpc="http://schemas.microsoft.com/office/word/2010/wordprocessingCanvas" xmlns:cx="http://schemas.microsoft.com/office/drawing/2014/chartex" xmlns:cx1="http://schemas.microsoft.com/office/drawing/2015/9/8/chartex" xmlns:cx2="http://schemas.microsoft.com/office/drawing/2015/10/21/chartex" xmlns:cx3="http://schemas.microsoft.com/office/drawing/2016/5/9/chartex" xmlns:cx4="http://schemas.microsoft.com/office/drawing/2016/5/10/chartex" xmlns:cx5="http://schemas.microsoft.com/office/drawing/2016/5/11/chartex" xmlns:cx6="http://schemas.microsoft.com/office/drawing/2016/5/12/chartex" xmlns:cx7="http://schemas.microsoft.com/office/drawing/2016/5/13/chartex" xmlns:cx8="http://schemas.microsoft.com/office/drawing/2016/5/14/chartex" xmlns:mc="http://schemas.openxmlformats.org/markup-compatibility/2006" xmlns:aink="http://schemas.microsoft.com/office/drawing/2016/ink" xmlns:am3d="http://schemas.microsoft.com/office/drawing/2017/model3d" xmlns:o="urn:schemas-microsoft-com:office:office" xmlns:r="http://schemas.openxmlformats.org/officeDocument/2006/relationships" xmlns:m="http://schemas.openxmlformats.org/officeDocument/2006/math" xmlns:v="urn:schemas-microsoft-com:vml" xmlns:wp14="http://schemas.microsoft.com/office/word/2010/wordprocessingDrawing" xmlns:wp="http://schemas.openxmlformats.org/drawingml/2006/wordprocessingDrawing" xmlns:w10="urn:schemas-microsoft-com:office:word" xmlns:w="http://schemas.openxmlformats.org/wordprocessingml/2006/main" xmlns:w14="http://schemas.microsoft.com/office/word/2010/wordml" xmlns:w15="http://schemas.microsoft.com/office/word/2012/wordml" xmlns:w16cex="http://schemas.microsoft.com/office/word/2018/wordml/cex" xmlns:w16cid="http://schemas.microsoft.com/office/word/2016/wordml/cid" xmlns:w16="http://schemas.microsoft.com/office/word/2018/wordml" xmlns:w16se="http://schemas.microsoft.com/office/word/2015/wordml/symex" xmlns:wpg="http://schemas.microsoft.com/office/word/2010/wordprocessingGroup" xmlns:wpi="http://schemas.microsoft.com/office/word/2010/wordprocessingInk" xmlns:wne="http://schemas.microsoft.com/office/word/2006/wordml" xmlns:wps="http://schemas.microsoft.com/office/word/2010/wordprocessingShape" mc:Ignorable="w14 w15 w16se w16cid w16 w16cex wp14">
   <w:body>
     <w:p>
       <w:pPr>
@@ -22,7 +22,7 @@
         <w:rPr>
           <w:b/>
         </w:rPr>
-        <w:t>АКТ ОБЩЕЙ ФОРМЫ № {{ACT_NUMBER}}</w:t>
+        <w:t>АКТ ОБЩЕЙ ФОРМЫ № ${ACT_NUMBER}</w:t>
       </w:r>
       <w:r>
         <w:rPr>
@@ -31,13 +31,7 @@
         <w:br/>
       </w:r>
       <w:r>
-        <w:t>Цех: {{</w:t>
-      </w:r>
-      <w:r>
-        <w:t>DEPT</w:t>
-      </w:r>
-      <w:r>
-        <w:t>}}</w:t>
+        <w:t>Цех: ${DEPT}</w:t>
       </w:r>
     </w:p>
     <w:p/>
@@ -50,7 +44,7 @@
     <w:p/>
     <w:p>
       <w:r>
-        <w:t>{{SIGNER_LINE}}</w:t>
+        <w:t>${SIGNER_LINE}</w:t>
       </w:r>
     </w:p>
     <w:p/>
@@ -75,7 +69,7 @@
         <w:t>Станция составления</w:t>
       </w:r>
       <w:r>
-        <w:t>: {{STATION}}</w:t>
+        <w:t>: ${STATION}</w:t>
       </w:r>
     </w:p>
     <w:p>
@@ -87,7 +81,7 @@
         <w:t>Станция отправления</w:t>
       </w:r>
       <w:r>
-        <w:t>: {{ST_FROM}}</w:t>
+        <w:t>: ${ST_FROM}</w:t>
       </w:r>
     </w:p>
     <w:p>
@@ -99,7 +93,7 @@
         <w:t>Станция назначения</w:t>
       </w:r>
       <w:r>
-        <w:t>: {{ST_TO}}</w:t>
+        <w:t>: ${ST_TO}</w:t>
       </w:r>
     </w:p>
     <w:p>
@@ -111,7 +105,7 @@
         <w:t>Причина</w:t>
       </w:r>
       <w:r>
-        <w:t>: {{REASON_NAME}}</w:t>
+        <w:t>: ${REASON_NAME}</w:t>
       </w:r>
     </w:p>
     <w:p>
@@ -128,7 +122,7 @@
     </w:p>
     <w:p>
       <w:r>
-        <w:t>Время начала задержки: {{START_AT}}</w:t>
+        <w:t>Время начала задержки: ${START_AT}</w:t>
       </w:r>
     </w:p>
     <w:p/>
@@ -146,30 +140,31 @@
     </w:p>
     <w:p>
       <w:r>
-        <w:t>{{CIRCUMSTANCES}}</w:t>
+        <w:t>${CIRCUMSTANCES}</w:t>
       </w:r>
     </w:p>
     <w:p/>
     <w:tbl>
       <w:tblPr>
         <w:tblStyle w:val="a3"/>
-        <w:tblW w:w="8037" w:type="dxa"/>
+        <w:tblW w:w="8400" w:type="dxa"/>
         <w:tblInd w:w="0" w:type="dxa"/>
+        <w:tblLayout w:type="fixed"/>
         <w:tblLook w:val="04A0" w:firstRow="1" w:lastRow="0" w:firstColumn="1" w:lastColumn="0" w:noHBand="0" w:noVBand="1"/>
       </w:tblPr>
       <w:tblGrid>
-        <w:gridCol w:w="1228"/>
-        <w:gridCol w:w="1179"/>
-        <w:gridCol w:w="1955"/>
-        <w:gridCol w:w="1339"/>
-        <w:gridCol w:w="1491"/>
-        <w:gridCol w:w="1558"/>
-        <w:gridCol w:w="1515"/>
+        <w:gridCol w:w="553"/>
+        <w:gridCol w:w="1105"/>
+        <w:gridCol w:w="1437"/>
+        <w:gridCol w:w="1105"/>
+        <w:gridCol w:w="1989"/>
+        <w:gridCol w:w="884"/>
+        <w:gridCol w:w="1327"/>
       </w:tblGrid>
       <w:tr>
         <w:tc>
           <w:tcPr>
-            <w:tcW w:w="853" w:type="dxa"/>
+            <w:tcW w:w="553" w:type="dxa"/>
           </w:tcPr>
           <w:p>
             <w:pPr>
@@ -191,7 +186,7 @@
         </w:tc>
         <w:tc>
           <w:tcPr>
-            <w:tcW w:w="869" w:type="dxa"/>
+            <w:tcW w:w="1105" w:type="dxa"/>
           </w:tcPr>
           <w:p>
             <w:pPr>
@@ -213,7 +208,7 @@
         </w:tc>
         <w:tc>
           <w:tcPr>
-            <w:tcW w:w="1331" w:type="dxa"/>
+            <w:tcW w:w="1437" w:type="dxa"/>
           </w:tcPr>
           <w:p>
             <w:pPr>
@@ -252,7 +247,7 @@
         </w:tc>
         <w:tc>
           <w:tcPr>
-            <w:tcW w:w="979" w:type="dxa"/>
+            <w:tcW w:w="1105" w:type="dxa"/>
           </w:tcPr>
           <w:p>
             <w:pPr>
@@ -274,7 +269,7 @@
         </w:tc>
         <w:tc>
           <w:tcPr>
-            <w:tcW w:w="1774" w:type="dxa"/>
+            <w:tcW w:w="1989" w:type="dxa"/>
           </w:tcPr>
           <w:p>
             <w:pPr>
@@ -296,7 +291,7 @@
         </w:tc>
         <w:tc>
           <w:tcPr>
-            <w:tcW w:w="1070" w:type="dxa"/>
+            <w:tcW w:w="884" w:type="dxa"/>
           </w:tcPr>
           <w:p>
             <w:pPr>
@@ -334,7 +329,7 @@
         </w:tc>
         <w:tc>
           <w:tcPr>
-            <w:tcW w:w="1161" w:type="dxa"/>
+            <w:tcW w:w="1327" w:type="dxa"/>
           </w:tcPr>
           <w:p>
             <w:pPr>
@@ -358,7 +353,7 @@
       <w:tr>
         <w:tc>
           <w:tcPr>
-            <w:tcW w:w="853" w:type="dxa"/>
+            <w:tcW w:w="553" w:type="dxa"/>
           </w:tcPr>
           <w:p>
             <w:pPr>
@@ -373,13 +368,13 @@
                 <w:sz w:val="16"/>
                 <w:szCs w:val="16"/>
               </w:rPr>
-              <w:t>{{WAGON_IDX}}</w:t>
-            </w:r>
-          </w:p>
-        </w:tc>
-        <w:tc>
-          <w:tcPr>
-            <w:tcW w:w="869" w:type="dxa"/>
+              <w:t>${WAGON_IDX}</w:t>
+            </w:r>
+          </w:p>
+        </w:tc>
+        <w:tc>
+          <w:tcPr>
+            <w:tcW w:w="1105" w:type="dxa"/>
           </w:tcPr>
           <w:p>
             <w:pPr>
@@ -394,13 +389,13 @@
                 <w:sz w:val="16"/>
                 <w:szCs w:val="16"/>
               </w:rPr>
-              <w:t>{{WAGON_NO}}</w:t>
-            </w:r>
-          </w:p>
-        </w:tc>
-        <w:tc>
-          <w:tcPr>
-            <w:tcW w:w="1331" w:type="dxa"/>
+              <w:t>${WAGON_NO}</w:t>
+            </w:r>
+          </w:p>
+        </w:tc>
+        <w:tc>
+          <w:tcPr>
+            <w:tcW w:w="1437" w:type="dxa"/>
           </w:tcPr>
           <w:p>
             <w:pPr>
@@ -415,13 +410,13 @@
                 <w:sz w:val="16"/>
                 <w:szCs w:val="16"/>
               </w:rPr>
-              <w:t>{{WAGON_WAYBILL_NO}}</w:t>
-            </w:r>
-          </w:p>
-        </w:tc>
-        <w:tc>
-          <w:tcPr>
-            <w:tcW w:w="979" w:type="dxa"/>
+              <w:t>${WAGON_WAYBILL_NO}</w:t>
+            </w:r>
+          </w:p>
+        </w:tc>
+        <w:tc>
+          <w:tcPr>
+            <w:tcW w:w="1105" w:type="dxa"/>
           </w:tcPr>
           <w:p>
             <w:pPr>
@@ -436,13 +431,13 @@
                 <w:sz w:val="16"/>
                 <w:szCs w:val="16"/>
               </w:rPr>
-              <w:t>{{WAGON_KIND}}</w:t>
-            </w:r>
-          </w:p>
-        </w:tc>
-        <w:tc>
-          <w:tcPr>
-            <w:tcW w:w="1774" w:type="dxa"/>
+              <w:t>${WAGON_KIND}</w:t>
+            </w:r>
+          </w:p>
+        </w:tc>
+        <w:tc>
+          <w:tcPr>
+            <w:tcW w:w="1989" w:type="dxa"/>
           </w:tcPr>
           <w:p>
             <w:pPr>
@@ -457,13 +452,13 @@
                 <w:sz w:val="16"/>
                 <w:szCs w:val="16"/>
               </w:rPr>
-              <w:t>{{WAGON_CARGO}}</w:t>
-            </w:r>
-          </w:p>
-        </w:tc>
-        <w:tc>
-          <w:tcPr>
-            <w:tcW w:w="1070" w:type="dxa"/>
+              <w:t>${WAGON_CARGO}</w:t>
+            </w:r>
+          </w:p>
+        </w:tc>
+        <w:tc>
+          <w:tcPr>
+            <w:tcW w:w="884" w:type="dxa"/>
           </w:tcPr>
           <w:p>
             <w:pPr>
@@ -478,13 +473,13 @@
                 <w:sz w:val="16"/>
                 <w:szCs w:val="16"/>
               </w:rPr>
-              <w:t>{{WAGON_WEIGHT}}</w:t>
-            </w:r>
-          </w:p>
-        </w:tc>
-        <w:tc>
-          <w:tcPr>
-            <w:tcW w:w="1161" w:type="dxa"/>
+              <w:t>${WAGON_WEIGHT}</w:t>
+            </w:r>
+          </w:p>
+        </w:tc>
+        <w:tc>
+          <w:tcPr>
+            <w:tcW w:w="1327" w:type="dxa"/>
           </w:tcPr>
           <w:p>
             <w:pPr>
@@ -499,7 +494,7 @@
                 <w:sz w:val="16"/>
                 <w:szCs w:val="16"/>
               </w:rPr>
-              <w:t>{{WAGON_OWNER}}</w:t>
+              <w:t>${WAGON_OWNER}</w:t>
             </w:r>
           </w:p>
         </w:tc>
@@ -539,7 +534,7 @@
               <w:jc w:val="center"/>
             </w:pPr>
             <w:r>
-              <w:t>{{SIGNER_POST}}</w:t>
+              <w:t>${SIGNER_POST}</w:t>
             </w:r>
           </w:p>
         </w:tc>
@@ -567,7 +562,7 @@
               <w:jc w:val="center"/>
             </w:pPr>
             <w:r>
-              <w:t>{{SIGNER_FIO}}</w:t>
+              <w:t>${SIGNER_FIO}</w:t>
             </w:r>
           </w:p>
         </w:tc>
@@ -702,7 +697,7 @@
                 <w:sz w:val="18"/>
                 <w:szCs w:val="18"/>
               </w:rPr>
-              <w:t>{{PEP_FULL_NAME}}</w:t>
+              <w:t>${PEP_FULL_NAME}</w:t>
             </w:r>
           </w:p>
           <w:p>
@@ -751,7 +746,7 @@
                 <w:sz w:val="18"/>
                 <w:szCs w:val="18"/>
               </w:rPr>
-              <w:t>{{PEP_APPROVED_ID}}</w:t>
+              <w:t>${PEP_APPROVED_ID}</w:t>
             </w:r>
           </w:p>
           <w:p>
@@ -784,7 +779,7 @@
                 <w:sz w:val="18"/>
                 <w:szCs w:val="18"/>
               </w:rPr>
-              <w:t>{{PEP_DECIDED_AT}}</w:t>
+              <w:t>${PEP_DECIDED_AT}</w:t>
             </w:r>
           </w:p>
           <w:p>
@@ -826,7 +821,7 @@
 </file>
 
 <file path=word/endnotes.xml><?xml version="1.0" encoding="utf-8"?>
-<w:endnotes xmlns:wpc="http://schemas.microsoft.com/office/word/2010/wordprocessingCanvas" xmlns:cx="http://schemas.microsoft.com/office/drawing/2014/chartex" xmlns:cx1="http://schemas.microsoft.com/office/drawing/2015/9/8/chartex" xmlns:mc="http://schemas.openxmlformats.org/markup-compatibility/2006" xmlns:o="urn:schemas-microsoft-com:office:office" xmlns:r="http://schemas.openxmlformats.org/officeDocument/2006/relationships" xmlns:m="http://schemas.openxmlformats.org/officeDocument/2006/math" xmlns:v="urn:schemas-microsoft-com:vml" xmlns:wp14="http://schemas.microsoft.com/office/word/2010/wordprocessingDrawing" xmlns:wp="http://schemas.openxmlformats.org/drawingml/2006/wordprocessingDrawing" xmlns:w10="urn:schemas-microsoft-com:office:word" xmlns:w="http://schemas.openxmlformats.org/wordprocessingml/2006/main" xmlns:w14="http://schemas.microsoft.com/office/word/2010/wordml" xmlns:w15="http://schemas.microsoft.com/office/word/2012/wordml" xmlns:w16se="http://schemas.microsoft.com/office/word/2015/wordml/symex" xmlns:wpg="http://schemas.microsoft.com/office/word/2010/wordprocessingGroup" xmlns:wpi="http://schemas.microsoft.com/office/word/2010/wordprocessingInk" xmlns:wne="http://schemas.microsoft.com/office/word/2006/wordml" xmlns:wps="http://schemas.microsoft.com/office/word/2010/wordprocessingShape" mc:Ignorable="w14 w15 w16se wp14">
+<w:endnotes xmlns:wpc="http://schemas.microsoft.com/office/word/2010/wordprocessingCanvas" xmlns:cx="http://schemas.microsoft.com/office/drawing/2014/chartex" xmlns:cx1="http://schemas.microsoft.com/office/drawing/2015/9/8/chartex" xmlns:cx2="http://schemas.microsoft.com/office/drawing/2015/10/21/chartex" xmlns:cx3="http://schemas.microsoft.com/office/drawing/2016/5/9/chartex" xmlns:cx4="http://schemas.microsoft.com/office/drawing/2016/5/10/chartex" xmlns:cx5="http://schemas.microsoft.com/office/drawing/2016/5/11/chartex" xmlns:cx6="http://schemas.microsoft.com/office/drawing/2016/5/12/chartex" xmlns:cx7="http://schemas.microsoft.com/office/drawing/2016/5/13/chartex" xmlns:cx8="http://schemas.microsoft.com/office/drawing/2016/5/14/chartex" xmlns:mc="http://schemas.openxmlformats.org/markup-compatibility/2006" xmlns:aink="http://schemas.microsoft.com/office/drawing/2016/ink" xmlns:am3d="http://schemas.microsoft.com/office/drawing/2017/model3d" xmlns:o="urn:schemas-microsoft-com:office:office" xmlns:r="http://schemas.openxmlformats.org/officeDocument/2006/relationships" xmlns:m="http://schemas.openxmlformats.org/officeDocument/2006/math" xmlns:v="urn:schemas-microsoft-com:vml" xmlns:wp14="http://schemas.microsoft.com/office/word/2010/wordprocessingDrawing" xmlns:wp="http://schemas.openxmlformats.org/drawingml/2006/wordprocessingDrawing" xmlns:w10="urn:schemas-microsoft-com:office:word" xmlns:w="http://schemas.openxmlformats.org/wordprocessingml/2006/main" xmlns:w14="http://schemas.microsoft.com/office/word/2010/wordml" xmlns:w15="http://schemas.microsoft.com/office/word/2012/wordml" xmlns:w16cex="http://schemas.microsoft.com/office/word/2018/wordml/cex" xmlns:w16cid="http://schemas.microsoft.com/office/word/2016/wordml/cid" xmlns:w16="http://schemas.microsoft.com/office/word/2018/wordml" xmlns:w16se="http://schemas.microsoft.com/office/word/2015/wordml/symex" xmlns:wpg="http://schemas.microsoft.com/office/word/2010/wordprocessingGroup" xmlns:wpi="http://schemas.microsoft.com/office/word/2010/wordprocessingInk" xmlns:wne="http://schemas.microsoft.com/office/word/2006/wordml" xmlns:wps="http://schemas.microsoft.com/office/word/2010/wordprocessingShape" mc:Ignorable="w14 w15 w16se w16cid w16 w16cex wp14">
   <w:endnote w:type="separator" w:id="-1">
     <w:p>
       <w:r>
@@ -845,7 +840,7 @@
 </file>
 
 <file path=word/footer1.xml><?xml version="1.0" encoding="utf-8"?>
-<w:ftr xmlns:wpc="http://schemas.microsoft.com/office/word/2010/wordprocessingCanvas" xmlns:cx="http://schemas.microsoft.com/office/drawing/2014/chartex" xmlns:cx1="http://schemas.microsoft.com/office/drawing/2015/9/8/chartex" xmlns:mc="http://schemas.openxmlformats.org/markup-compatibility/2006" xmlns:o="urn:schemas-microsoft-com:office:office" xmlns:r="http://schemas.openxmlformats.org/officeDocument/2006/relationships" xmlns:m="http://schemas.openxmlformats.org/officeDocument/2006/math" xmlns:v="urn:schemas-microsoft-com:vml" xmlns:wp14="http://schemas.microsoft.com/office/word/2010/wordprocessingDrawing" xmlns:wp="http://schemas.openxmlformats.org/drawingml/2006/wordprocessingDrawing" xmlns:w10="urn:schemas-microsoft-com:office:word" xmlns:w="http://schemas.openxmlformats.org/wordprocessingml/2006/main" xmlns:w14="http://schemas.microsoft.com/office/word/2010/wordml" xmlns:w15="http://schemas.microsoft.com/office/word/2012/wordml" xmlns:w16se="http://schemas.microsoft.com/office/word/2015/wordml/symex" xmlns:wpg="http://schemas.microsoft.com/office/word/2010/wordprocessingGroup" xmlns:wpi="http://schemas.microsoft.com/office/word/2010/wordprocessingInk" xmlns:wne="http://schemas.microsoft.com/office/word/2006/wordml" xmlns:wps="http://schemas.microsoft.com/office/word/2010/wordprocessingShape" mc:Ignorable="w14 w15 w16se wp14">
+<w:ftr xmlns:wpc="http://schemas.microsoft.com/office/word/2010/wordprocessingCanvas" xmlns:cx="http://schemas.microsoft.com/office/drawing/2014/chartex" xmlns:cx1="http://schemas.microsoft.com/office/drawing/2015/9/8/chartex" xmlns:cx2="http://schemas.microsoft.com/office/drawing/2015/10/21/chartex" xmlns:cx3="http://schemas.microsoft.com/office/drawing/2016/5/9/chartex" xmlns:cx4="http://schemas.microsoft.com/office/drawing/2016/5/10/chartex" xmlns:cx5="http://schemas.microsoft.com/office/drawing/2016/5/11/chartex" xmlns:cx6="http://schemas.microsoft.com/office/drawing/2016/5/12/chartex" xmlns:cx7="http://schemas.microsoft.com/office/drawing/2016/5/13/chartex" xmlns:cx8="http://schemas.microsoft.com/office/drawing/2016/5/14/chartex" xmlns:mc="http://schemas.openxmlformats.org/markup-compatibility/2006" xmlns:aink="http://schemas.microsoft.com/office/drawing/2016/ink" xmlns:am3d="http://schemas.microsoft.com/office/drawing/2017/model3d" xmlns:o="urn:schemas-microsoft-com:office:office" xmlns:r="http://schemas.openxmlformats.org/officeDocument/2006/relationships" xmlns:m="http://schemas.openxmlformats.org/officeDocument/2006/math" xmlns:v="urn:schemas-microsoft-com:vml" xmlns:wp14="http://schemas.microsoft.com/office/word/2010/wordprocessingDrawing" xmlns:wp="http://schemas.openxmlformats.org/drawingml/2006/wordprocessingDrawing" xmlns:w10="urn:schemas-microsoft-com:office:word" xmlns:w="http://schemas.openxmlformats.org/wordprocessingml/2006/main" xmlns:w14="http://schemas.microsoft.com/office/word/2010/wordml" xmlns:w15="http://schemas.microsoft.com/office/word/2012/wordml" xmlns:w16cex="http://schemas.microsoft.com/office/word/2018/wordml/cex" xmlns:w16cid="http://schemas.microsoft.com/office/word/2016/wordml/cid" xmlns:w16="http://schemas.microsoft.com/office/word/2018/wordml" xmlns:w16se="http://schemas.microsoft.com/office/word/2015/wordml/symex" xmlns:wpg="http://schemas.microsoft.com/office/word/2010/wordprocessingGroup" xmlns:wpi="http://schemas.microsoft.com/office/word/2010/wordprocessingInk" xmlns:wne="http://schemas.microsoft.com/office/word/2006/wordml" xmlns:wps="http://schemas.microsoft.com/office/word/2010/wordprocessingShape" mc:Ignorable="w14 w15 w16se w16cid w16 w16cex wp14">
   <w:sdt>
     <w:sdtPr>
       <w:rPr>
@@ -901,7 +896,7 @@
 </file>
 
 <file path=word/footer2.xml><?xml version="1.0" encoding="utf-8"?>
-<w:ftr xmlns:wpc="http://schemas.microsoft.com/office/word/2010/wordprocessingCanvas" xmlns:cx="http://schemas.microsoft.com/office/drawing/2014/chartex" xmlns:cx1="http://schemas.microsoft.com/office/drawing/2015/9/8/chartex" xmlns:mc="http://schemas.openxmlformats.org/markup-compatibility/2006" xmlns:o="urn:schemas-microsoft-com:office:office" xmlns:r="http://schemas.openxmlformats.org/officeDocument/2006/relationships" xmlns:m="http://schemas.openxmlformats.org/officeDocument/2006/math" xmlns:v="urn:schemas-microsoft-com:vml" xmlns:wp14="http://schemas.microsoft.com/office/word/2010/wordprocessingDrawing" xmlns:wp="http://schemas.openxmlformats.org/drawingml/2006/wordprocessingDrawing" xmlns:w10="urn:schemas-microsoft-com:office:word" xmlns:w="http://schemas.openxmlformats.org/wordprocessingml/2006/main" xmlns:w14="http://schemas.microsoft.com/office/word/2010/wordml" xmlns:w15="http://schemas.microsoft.com/office/word/2012/wordml" xmlns:w16se="http://schemas.microsoft.com/office/word/2015/wordml/symex" xmlns:wpg="http://schemas.microsoft.com/office/word/2010/wordprocessingGroup" xmlns:wpi="http://schemas.microsoft.com/office/word/2010/wordprocessingInk" xmlns:wne="http://schemas.microsoft.com/office/word/2006/wordml" xmlns:wps="http://schemas.microsoft.com/office/word/2010/wordprocessingShape" mc:Ignorable="w14 w15 w16se wp14">
+<w:ftr xmlns:wpc="http://schemas.microsoft.com/office/word/2010/wordprocessingCanvas" xmlns:cx="http://schemas.microsoft.com/office/drawing/2014/chartex" xmlns:cx1="http://schemas.microsoft.com/office/drawing/2015/9/8/chartex" xmlns:cx2="http://schemas.microsoft.com/office/drawing/2015/10/21/chartex" xmlns:cx3="http://schemas.microsoft.com/office/drawing/2016/5/9/chartex" xmlns:cx4="http://schemas.microsoft.com/office/drawing/2016/5/10/chartex" xmlns:cx5="http://schemas.microsoft.com/office/drawing/2016/5/11/chartex" xmlns:cx6="http://schemas.microsoft.com/office/drawing/2016/5/12/chartex" xmlns:cx7="http://schemas.microsoft.com/office/drawing/2016/5/13/chartex" xmlns:cx8="http://schemas.microsoft.com/office/drawing/2016/5/14/chartex" xmlns:mc="http://schemas.openxmlformats.org/markup-compatibility/2006" xmlns:aink="http://schemas.microsoft.com/office/drawing/2016/ink" xmlns:am3d="http://schemas.microsoft.com/office/drawing/2017/model3d" xmlns:o="urn:schemas-microsoft-com:office:office" xmlns:r="http://schemas.openxmlformats.org/officeDocument/2006/relationships" xmlns:m="http://schemas.openxmlformats.org/officeDocument/2006/math" xmlns:v="urn:schemas-microsoft-com:vml" xmlns:wp14="http://schemas.microsoft.com/office/word/2010/wordprocessingDrawing" xmlns:wp="http://schemas.openxmlformats.org/drawingml/2006/wordprocessingDrawing" xmlns:w10="urn:schemas-microsoft-com:office:word" xmlns:w="http://schemas.openxmlformats.org/wordprocessingml/2006/main" xmlns:w14="http://schemas.microsoft.com/office/word/2010/wordml" xmlns:w15="http://schemas.microsoft.com/office/word/2012/wordml" xmlns:w16cex="http://schemas.microsoft.com/office/word/2018/wordml/cex" xmlns:w16cid="http://schemas.microsoft.com/office/word/2016/wordml/cid" xmlns:w16="http://schemas.microsoft.com/office/word/2018/wordml" xmlns:w16se="http://schemas.microsoft.com/office/word/2015/wordml/symex" xmlns:wpg="http://schemas.microsoft.com/office/word/2010/wordprocessingGroup" xmlns:wpi="http://schemas.microsoft.com/office/word/2010/wordprocessingInk" xmlns:wne="http://schemas.microsoft.com/office/word/2006/wordml" xmlns:wps="http://schemas.microsoft.com/office/word/2010/wordprocessingShape" mc:Ignorable="w14 w15 w16se w16cid w16 w16cex wp14">
   <w:sdt>
     <w:sdtPr>
       <w:id w:val="1220326435"/>
@@ -910,6 +905,7 @@
         <w:docPartUnique/>
       </w:docPartObj>
     </w:sdtPr>
+    <w:sdtEndPr/>
     <w:sdtContent>
       <w:p>
         <w:pPr>
@@ -937,17 +933,28 @@
         <w:r>
           <w:t xml:space="preserve"> из </w:t>
         </w:r>
-        <w:fldSimple w:instr=" NUMPAGES  \* Arabic  \* MERGEFORMAT ">
-          <w:r>
-            <w:rPr>
-              <w:noProof/>
-            </w:rPr>
-            <w:t>1</w:t>
-          </w:r>
-        </w:fldSimple>
+        <w:r>
+          <w:fldChar w:fldCharType="begin"/>
+        </w:r>
+        <w:r>
+          <w:instrText xml:space="preserve"> NUMPAGES  \* Arabic  \* MERGEFORMAT </w:instrText>
+        </w:r>
+        <w:r>
+          <w:fldChar w:fldCharType="separate"/>
+        </w:r>
+        <w:r>
+          <w:rPr>
+            <w:noProof/>
+          </w:rPr>
+          <w:t>1</w:t>
+        </w:r>
+        <w:r>
+          <w:rPr>
+            <w:noProof/>
+          </w:rPr>
+          <w:fldChar w:fldCharType="end"/>
+        </w:r>
       </w:p>
-      <w:bookmarkStart w:id="0" w:name="_GoBack" w:displacedByCustomXml="next"/>
-      <w:bookmarkEnd w:id="0" w:displacedByCustomXml="next"/>
     </w:sdtContent>
   </w:sdt>
   <w:p>
@@ -959,7 +966,7 @@
 </file>
 
 <file path=word/footer3.xml><?xml version="1.0" encoding="utf-8"?>
-<w:ftr xmlns:wpc="http://schemas.microsoft.com/office/word/2010/wordprocessingCanvas" xmlns:cx="http://schemas.microsoft.com/office/drawing/2014/chartex" xmlns:cx1="http://schemas.microsoft.com/office/drawing/2015/9/8/chartex" xmlns:mc="http://schemas.openxmlformats.org/markup-compatibility/2006" xmlns:o="urn:schemas-microsoft-com:office:office" xmlns:r="http://schemas.openxmlformats.org/officeDocument/2006/relationships" xmlns:m="http://schemas.openxmlformats.org/officeDocument/2006/math" xmlns:v="urn:schemas-microsoft-com:vml" xmlns:wp14="http://schemas.microsoft.com/office/word/2010/wordprocessingDrawing" xmlns:wp="http://schemas.openxmlformats.org/drawingml/2006/wordprocessingDrawing" xmlns:w10="urn:schemas-microsoft-com:office:word" xmlns:w="http://schemas.openxmlformats.org/wordprocessingml/2006/main" xmlns:w14="http://schemas.microsoft.com/office/word/2010/wordml" xmlns:w15="http://schemas.microsoft.com/office/word/2012/wordml" xmlns:w16se="http://schemas.microsoft.com/office/word/2015/wordml/symex" xmlns:wpg="http://schemas.microsoft.com/office/word/2010/wordprocessingGroup" xmlns:wpi="http://schemas.microsoft.com/office/word/2010/wordprocessingInk" xmlns:wne="http://schemas.microsoft.com/office/word/2006/wordml" xmlns:wps="http://schemas.microsoft.com/office/word/2010/wordprocessingShape" mc:Ignorable="w14 w15 w16se wp14">
+<w:ftr xmlns:wpc="http://schemas.microsoft.com/office/word/2010/wordprocessingCanvas" xmlns:cx="http://schemas.microsoft.com/office/drawing/2014/chartex" xmlns:cx1="http://schemas.microsoft.com/office/drawing/2015/9/8/chartex" xmlns:cx2="http://schemas.microsoft.com/office/drawing/2015/10/21/chartex" xmlns:cx3="http://schemas.microsoft.com/office/drawing/2016/5/9/chartex" xmlns:cx4="http://schemas.microsoft.com/office/drawing/2016/5/10/chartex" xmlns:cx5="http://schemas.microsoft.com/office/drawing/2016/5/11/chartex" xmlns:cx6="http://schemas.microsoft.com/office/drawing/2016/5/12/chartex" xmlns:cx7="http://schemas.microsoft.com/office/drawing/2016/5/13/chartex" xmlns:cx8="http://schemas.microsoft.com/office/drawing/2016/5/14/chartex" xmlns:mc="http://schemas.openxmlformats.org/markup-compatibility/2006" xmlns:aink="http://schemas.microsoft.com/office/drawing/2016/ink" xmlns:am3d="http://schemas.microsoft.com/office/drawing/2017/model3d" xmlns:o="urn:schemas-microsoft-com:office:office" xmlns:r="http://schemas.openxmlformats.org/officeDocument/2006/relationships" xmlns:m="http://schemas.openxmlformats.org/officeDocument/2006/math" xmlns:v="urn:schemas-microsoft-com:vml" xmlns:wp14="http://schemas.microsoft.com/office/word/2010/wordprocessingDrawing" xmlns:wp="http://schemas.openxmlformats.org/drawingml/2006/wordprocessingDrawing" xmlns:w10="urn:schemas-microsoft-com:office:word" xmlns:w="http://schemas.openxmlformats.org/wordprocessingml/2006/main" xmlns:w14="http://schemas.microsoft.com/office/word/2010/wordml" xmlns:w15="http://schemas.microsoft.com/office/word/2012/wordml" xmlns:w16cex="http://schemas.microsoft.com/office/word/2018/wordml/cex" xmlns:w16cid="http://schemas.microsoft.com/office/word/2016/wordml/cid" xmlns:w16="http://schemas.microsoft.com/office/word/2018/wordml" xmlns:w16se="http://schemas.microsoft.com/office/word/2015/wordml/symex" xmlns:wpg="http://schemas.microsoft.com/office/word/2010/wordprocessingGroup" xmlns:wpi="http://schemas.microsoft.com/office/word/2010/wordprocessingInk" xmlns:wne="http://schemas.microsoft.com/office/word/2006/wordml" xmlns:wps="http://schemas.microsoft.com/office/word/2010/wordprocessingShape" mc:Ignorable="w14 w15 w16se w16cid w16 w16cex wp14">
   <w:p>
     <w:pPr>
       <w:pStyle w:val="a5"/>
@@ -969,7 +976,7 @@
 </file>
 
 <file path=word/footnotes.xml><?xml version="1.0" encoding="utf-8"?>
-<w:footnotes xmlns:wpc="http://schemas.microsoft.com/office/word/2010/wordprocessingCanvas" xmlns:cx="http://schemas.microsoft.com/office/drawing/2014/chartex" xmlns:cx1="http://schemas.microsoft.com/office/drawing/2015/9/8/chartex" xmlns:mc="http://schemas.openxmlformats.org/markup-compatibility/2006" xmlns:o="urn:schemas-microsoft-com:office:office" xmlns:r="http://schemas.openxmlformats.org/officeDocument/2006/relationships" xmlns:m="http://schemas.openxmlformats.org/officeDocument/2006/math" xmlns:v="urn:schemas-microsoft-com:vml" xmlns:wp14="http://schemas.microsoft.com/office/word/2010/wordprocessingDrawing" xmlns:wp="http://schemas.openxmlformats.org/drawingml/2006/wordprocessingDrawing" xmlns:w10="urn:schemas-microsoft-com:office:word" xmlns:w="http://schemas.openxmlformats.org/wordprocessingml/2006/main" xmlns:w14="http://schemas.microsoft.com/office/word/2010/wordml" xmlns:w15="http://schemas.microsoft.com/office/word/2012/wordml" xmlns:w16se="http://schemas.microsoft.com/office/word/2015/wordml/symex" xmlns:wpg="http://schemas.microsoft.com/office/word/2010/wordprocessingGroup" xmlns:wpi="http://schemas.microsoft.com/office/word/2010/wordprocessingInk" xmlns:wne="http://schemas.microsoft.com/office/word/2006/wordml" xmlns:wps="http://schemas.microsoft.com/office/word/2010/wordprocessingShape" mc:Ignorable="w14 w15 w16se wp14">
+<w:footnotes xmlns:wpc="http://schemas.microsoft.com/office/word/2010/wordprocessingCanvas" xmlns:cx="http://schemas.microsoft.com/office/drawing/2014/chartex" xmlns:cx1="http://schemas.microsoft.com/office/drawing/2015/9/8/chartex" xmlns:cx2="http://schemas.microsoft.com/office/drawing/2015/10/21/chartex" xmlns:cx3="http://schemas.microsoft.com/office/drawing/2016/5/9/chartex" xmlns:cx4="http://schemas.microsoft.com/office/drawing/2016/5/10/chartex" xmlns:cx5="http://schemas.microsoft.com/office/drawing/2016/5/11/chartex" xmlns:cx6="http://schemas.microsoft.com/office/drawing/2016/5/12/chartex" xmlns:cx7="http://schemas.microsoft.com/office/drawing/2016/5/13/chartex" xmlns:cx8="http://schemas.microsoft.com/office/drawing/2016/5/14/chartex" xmlns:mc="http://schemas.openxmlformats.org/markup-compatibility/2006" xmlns:aink="http://schemas.microsoft.com/office/drawing/2016/ink" xmlns:am3d="http://schemas.microsoft.com/office/drawing/2017/model3d" xmlns:o="urn:schemas-microsoft-com:office:office" xmlns:r="http://schemas.openxmlformats.org/officeDocument/2006/relationships" xmlns:m="http://schemas.openxmlformats.org/officeDocument/2006/math" xmlns:v="urn:schemas-microsoft-com:vml" xmlns:wp14="http://schemas.microsoft.com/office/word/2010/wordprocessingDrawing" xmlns:wp="http://schemas.openxmlformats.org/drawingml/2006/wordprocessingDrawing" xmlns:w10="urn:schemas-microsoft-com:office:word" xmlns:w="http://schemas.openxmlformats.org/wordprocessingml/2006/main" xmlns:w14="http://schemas.microsoft.com/office/word/2010/wordml" xmlns:w15="http://schemas.microsoft.com/office/word/2012/wordml" xmlns:w16cex="http://schemas.microsoft.com/office/word/2018/wordml/cex" xmlns:w16cid="http://schemas.microsoft.com/office/word/2016/wordml/cid" xmlns:w16="http://schemas.microsoft.com/office/word/2018/wordml" xmlns:w16se="http://schemas.microsoft.com/office/word/2015/wordml/symex" xmlns:wpg="http://schemas.microsoft.com/office/word/2010/wordprocessingGroup" xmlns:wpi="http://schemas.microsoft.com/office/word/2010/wordprocessingInk" xmlns:wne="http://schemas.microsoft.com/office/word/2006/wordml" xmlns:wps="http://schemas.microsoft.com/office/word/2010/wordprocessingShape" mc:Ignorable="w14 w15 w16se w16cid w16 w16cex wp14">
   <w:footnote w:type="separator" w:id="-1">
     <w:p>
       <w:r>
@@ -988,7 +995,7 @@
 </file>
 
 <file path=word/header1.xml><?xml version="1.0" encoding="utf-8"?>
-<w:hdr xmlns:wpc="http://schemas.microsoft.com/office/word/2010/wordprocessingCanvas" xmlns:cx="http://schemas.microsoft.com/office/drawing/2014/chartex" xmlns:cx1="http://schemas.microsoft.com/office/drawing/2015/9/8/chartex" xmlns:mc="http://schemas.openxmlformats.org/markup-compatibility/2006" xmlns:o="urn:schemas-microsoft-com:office:office" xmlns:r="http://schemas.openxmlformats.org/officeDocument/2006/relationships" xmlns:m="http://schemas.openxmlformats.org/officeDocument/2006/math" xmlns:v="urn:schemas-microsoft-com:vml" xmlns:wp14="http://schemas.microsoft.com/office/word/2010/wordprocessingDrawing" xmlns:wp="http://schemas.openxmlformats.org/drawingml/2006/wordprocessingDrawing" xmlns:w10="urn:schemas-microsoft-com:office:word" xmlns:w="http://schemas.openxmlformats.org/wordprocessingml/2006/main" xmlns:w14="http://schemas.microsoft.com/office/word/2010/wordml" xmlns:w15="http://schemas.microsoft.com/office/word/2012/wordml" xmlns:w16se="http://schemas.microsoft.com/office/word/2015/wordml/symex" xmlns:wpg="http://schemas.microsoft.com/office/word/2010/wordprocessingGroup" xmlns:wpi="http://schemas.microsoft.com/office/word/2010/wordprocessingInk" xmlns:wne="http://schemas.microsoft.com/office/word/2006/wordml" xmlns:wps="http://schemas.microsoft.com/office/word/2010/wordprocessingShape" mc:Ignorable="w14 w15 w16se wp14">
+<w:hdr xmlns:wpc="http://schemas.microsoft.com/office/word/2010/wordprocessingCanvas" xmlns:cx="http://schemas.microsoft.com/office/drawing/2014/chartex" xmlns:cx1="http://schemas.microsoft.com/office/drawing/2015/9/8/chartex" xmlns:cx2="http://schemas.microsoft.com/office/drawing/2015/10/21/chartex" xmlns:cx3="http://schemas.microsoft.com/office/drawing/2016/5/9/chartex" xmlns:cx4="http://schemas.microsoft.com/office/drawing/2016/5/10/chartex" xmlns:cx5="http://schemas.microsoft.com/office/drawing/2016/5/11/chartex" xmlns:cx6="http://schemas.microsoft.com/office/drawing/2016/5/12/chartex" xmlns:cx7="http://schemas.microsoft.com/office/drawing/2016/5/13/chartex" xmlns:cx8="http://schemas.microsoft.com/office/drawing/2016/5/14/chartex" xmlns:mc="http://schemas.openxmlformats.org/markup-compatibility/2006" xmlns:aink="http://schemas.microsoft.com/office/drawing/2016/ink" xmlns:am3d="http://schemas.microsoft.com/office/drawing/2017/model3d" xmlns:o="urn:schemas-microsoft-com:office:office" xmlns:r="http://schemas.openxmlformats.org/officeDocument/2006/relationships" xmlns:m="http://schemas.openxmlformats.org/officeDocument/2006/math" xmlns:v="urn:schemas-microsoft-com:vml" xmlns:wp14="http://schemas.microsoft.com/office/word/2010/wordprocessingDrawing" xmlns:wp="http://schemas.openxmlformats.org/drawingml/2006/wordprocessingDrawing" xmlns:w10="urn:schemas-microsoft-com:office:word" xmlns:w="http://schemas.openxmlformats.org/wordprocessingml/2006/main" xmlns:w14="http://schemas.microsoft.com/office/word/2010/wordml" xmlns:w15="http://schemas.microsoft.com/office/word/2012/wordml" xmlns:w16cex="http://schemas.microsoft.com/office/word/2018/wordml/cex" xmlns:w16cid="http://schemas.microsoft.com/office/word/2016/wordml/cid" xmlns:w16="http://schemas.microsoft.com/office/word/2018/wordml" xmlns:w16se="http://schemas.microsoft.com/office/word/2015/wordml/symex" xmlns:wpg="http://schemas.microsoft.com/office/word/2010/wordprocessingGroup" xmlns:wpi="http://schemas.microsoft.com/office/word/2010/wordprocessingInk" xmlns:wne="http://schemas.microsoft.com/office/word/2006/wordml" xmlns:wps="http://schemas.microsoft.com/office/word/2010/wordprocessingShape" mc:Ignorable="w14 w15 w16se w16cid w16 w16cex wp14">
   <w:p>
     <w:pPr>
       <w:pStyle w:val="a8"/>
@@ -998,7 +1005,7 @@
 </file>
 
 <file path=word/header2.xml><?xml version="1.0" encoding="utf-8"?>
-<w:hdr xmlns:wpc="http://schemas.microsoft.com/office/word/2010/wordprocessingCanvas" xmlns:cx="http://schemas.microsoft.com/office/drawing/2014/chartex" xmlns:cx1="http://schemas.microsoft.com/office/drawing/2015/9/8/chartex" xmlns:mc="http://schemas.openxmlformats.org/markup-compatibility/2006" xmlns:o="urn:schemas-microsoft-com:office:office" xmlns:r="http://schemas.openxmlformats.org/officeDocument/2006/relationships" xmlns:m="http://schemas.openxmlformats.org/officeDocument/2006/math" xmlns:v="urn:schemas-microsoft-com:vml" xmlns:wp14="http://schemas.microsoft.com/office/word/2010/wordprocessingDrawing" xmlns:wp="http://schemas.openxmlformats.org/drawingml/2006/wordprocessingDrawing" xmlns:w10="urn:schemas-microsoft-com:office:word" xmlns:w="http://schemas.openxmlformats.org/wordprocessingml/2006/main" xmlns:w14="http://schemas.microsoft.com/office/word/2010/wordml" xmlns:w15="http://schemas.microsoft.com/office/word/2012/wordml" xmlns:w16se="http://schemas.microsoft.com/office/word/2015/wordml/symex" xmlns:wpg="http://schemas.microsoft.com/office/word/2010/wordprocessingGroup" xmlns:wpi="http://schemas.microsoft.com/office/word/2010/wordprocessingInk" xmlns:wne="http://schemas.microsoft.com/office/word/2006/wordml" xmlns:wps="http://schemas.microsoft.com/office/word/2010/wordprocessingShape" mc:Ignorable="w14 w15 w16se wp14">
+<w:hdr xmlns:wpc="http://schemas.microsoft.com/office/word/2010/wordprocessingCanvas" xmlns:cx="http://schemas.microsoft.com/office/drawing/2014/chartex" xmlns:cx1="http://schemas.microsoft.com/office/drawing/2015/9/8/chartex" xmlns:cx2="http://schemas.microsoft.com/office/drawing/2015/10/21/chartex" xmlns:cx3="http://schemas.microsoft.com/office/drawing/2016/5/9/chartex" xmlns:cx4="http://schemas.microsoft.com/office/drawing/2016/5/10/chartex" xmlns:cx5="http://schemas.microsoft.com/office/drawing/2016/5/11/chartex" xmlns:cx6="http://schemas.microsoft.com/office/drawing/2016/5/12/chartex" xmlns:cx7="http://schemas.microsoft.com/office/drawing/2016/5/13/chartex" xmlns:cx8="http://schemas.microsoft.com/office/drawing/2016/5/14/chartex" xmlns:mc="http://schemas.openxmlformats.org/markup-compatibility/2006" xmlns:aink="http://schemas.microsoft.com/office/drawing/2016/ink" xmlns:am3d="http://schemas.microsoft.com/office/drawing/2017/model3d" xmlns:o="urn:schemas-microsoft-com:office:office" xmlns:r="http://schemas.openxmlformats.org/officeDocument/2006/relationships" xmlns:m="http://schemas.openxmlformats.org/officeDocument/2006/math" xmlns:v="urn:schemas-microsoft-com:vml" xmlns:wp14="http://schemas.microsoft.com/office/word/2010/wordprocessingDrawing" xmlns:wp="http://schemas.openxmlformats.org/drawingml/2006/wordprocessingDrawing" xmlns:w10="urn:schemas-microsoft-com:office:word" xmlns:w="http://schemas.openxmlformats.org/wordprocessingml/2006/main" xmlns:w14="http://schemas.microsoft.com/office/word/2010/wordml" xmlns:w15="http://schemas.microsoft.com/office/word/2012/wordml" xmlns:w16cex="http://schemas.microsoft.com/office/word/2018/wordml/cex" xmlns:w16cid="http://schemas.microsoft.com/office/word/2016/wordml/cid" xmlns:w16="http://schemas.microsoft.com/office/word/2018/wordml" xmlns:w16se="http://schemas.microsoft.com/office/word/2015/wordml/symex" xmlns:wpg="http://schemas.microsoft.com/office/word/2010/wordprocessingGroup" xmlns:wpi="http://schemas.microsoft.com/office/word/2010/wordprocessingInk" xmlns:wne="http://schemas.microsoft.com/office/word/2006/wordml" xmlns:wps="http://schemas.microsoft.com/office/word/2010/wordprocessingShape" mc:Ignorable="w14 w15 w16se w16cid w16 w16cex wp14">
   <w:p>
     <w:pPr>
       <w:pStyle w:val="a8"/>
@@ -1015,14 +1022,14 @@
         <w:sz w:val="16"/>
         <w:szCs w:val="16"/>
       </w:rPr>
-      <w:t>{{ACT_NUMBER}}</w:t>
+      <w:t>${ACT_NUMBER}</w:t>
     </w:r>
   </w:p>
 </w:hdr>
 </file>
 
 <file path=word/header3.xml><?xml version="1.0" encoding="utf-8"?>
-<w:hdr xmlns:wpc="http://schemas.microsoft.com/office/word/2010/wordprocessingCanvas" xmlns:cx="http://schemas.microsoft.com/office/drawing/2014/chartex" xmlns:cx1="http://schemas.microsoft.com/office/drawing/2015/9/8/chartex" xmlns:mc="http://schemas.openxmlformats.org/markup-compatibility/2006" xmlns:o="urn:schemas-microsoft-com:office:office" xmlns:r="http://schemas.openxmlformats.org/officeDocument/2006/relationships" xmlns:m="http://schemas.openxmlformats.org/officeDocument/2006/math" xmlns:v="urn:schemas-microsoft-com:vml" xmlns:wp14="http://schemas.microsoft.com/office/word/2010/wordprocessingDrawing" xmlns:wp="http://schemas.openxmlformats.org/drawingml/2006/wordprocessingDrawing" xmlns:w10="urn:schemas-microsoft-com:office:word" xmlns:w="http://schemas.openxmlformats.org/wordprocessingml/2006/main" xmlns:w14="http://schemas.microsoft.com/office/word/2010/wordml" xmlns:w15="http://schemas.microsoft.com/office/word/2012/wordml" xmlns:w16se="http://schemas.microsoft.com/office/word/2015/wordml/symex" xmlns:wpg="http://schemas.microsoft.com/office/word/2010/wordprocessingGroup" xmlns:wpi="http://schemas.microsoft.com/office/word/2010/wordprocessingInk" xmlns:wne="http://schemas.microsoft.com/office/word/2006/wordml" xmlns:wps="http://schemas.microsoft.com/office/word/2010/wordprocessingShape" mc:Ignorable="w14 w15 w16se wp14">
+<w:hdr xmlns:wpc="http://schemas.microsoft.com/office/word/2010/wordprocessingCanvas" xmlns:cx="http://schemas.microsoft.com/office/drawing/2014/chartex" xmlns:cx1="http://schemas.microsoft.com/office/drawing/2015/9/8/chartex" xmlns:cx2="http://schemas.microsoft.com/office/drawing/2015/10/21/chartex" xmlns:cx3="http://schemas.microsoft.com/office/drawing/2016/5/9/chartex" xmlns:cx4="http://schemas.microsoft.com/office/drawing/2016/5/10/chartex" xmlns:cx5="http://schemas.microsoft.com/office/drawing/2016/5/11/chartex" xmlns:cx6="http://schemas.microsoft.com/office/drawing/2016/5/12/chartex" xmlns:cx7="http://schemas.microsoft.com/office/drawing/2016/5/13/chartex" xmlns:cx8="http://schemas.microsoft.com/office/drawing/2016/5/14/chartex" xmlns:mc="http://schemas.openxmlformats.org/markup-compatibility/2006" xmlns:aink="http://schemas.microsoft.com/office/drawing/2016/ink" xmlns:am3d="http://schemas.microsoft.com/office/drawing/2017/model3d" xmlns:o="urn:schemas-microsoft-com:office:office" xmlns:r="http://schemas.openxmlformats.org/officeDocument/2006/relationships" xmlns:m="http://schemas.openxmlformats.org/officeDocument/2006/math" xmlns:v="urn:schemas-microsoft-com:vml" xmlns:wp14="http://schemas.microsoft.com/office/word/2010/wordprocessingDrawing" xmlns:wp="http://schemas.openxmlformats.org/drawingml/2006/wordprocessingDrawing" xmlns:w10="urn:schemas-microsoft-com:office:word" xmlns:w="http://schemas.openxmlformats.org/wordprocessingml/2006/main" xmlns:w14="http://schemas.microsoft.com/office/word/2010/wordml" xmlns:w15="http://schemas.microsoft.com/office/word/2012/wordml" xmlns:w16cex="http://schemas.microsoft.com/office/word/2018/wordml/cex" xmlns:w16cid="http://schemas.microsoft.com/office/word/2016/wordml/cid" xmlns:w16="http://schemas.microsoft.com/office/word/2018/wordml" xmlns:w16se="http://schemas.microsoft.com/office/word/2015/wordml/symex" xmlns:wpg="http://schemas.microsoft.com/office/word/2010/wordprocessingGroup" xmlns:wpi="http://schemas.microsoft.com/office/word/2010/wordprocessingInk" xmlns:wne="http://schemas.microsoft.com/office/word/2006/wordml" xmlns:wps="http://schemas.microsoft.com/office/word/2010/wordprocessingShape" mc:Ignorable="w14 w15 w16se w16cid w16 w16cex wp14">
   <w:p>
     <w:pPr>
       <w:pStyle w:val="a8"/>
@@ -1032,7 +1039,7 @@
 </file>
 
 <file path=word/styles.xml><?xml version="1.0" encoding="utf-8"?>
-<w:styles xmlns:mc="http://schemas.openxmlformats.org/markup-compatibility/2006" xmlns:r="http://schemas.openxmlformats.org/officeDocument/2006/relationships" xmlns:w="http://schemas.openxmlformats.org/wordprocessingml/2006/main" xmlns:w14="http://schemas.microsoft.com/office/word/2010/wordml" xmlns:w15="http://schemas.microsoft.com/office/word/2012/wordml" xmlns:w16se="http://schemas.microsoft.com/office/word/2015/wordml/symex" mc:Ignorable="w14 w15 w16se">
+<w:styles xmlns:mc="http://schemas.openxmlformats.org/markup-compatibility/2006" xmlns:r="http://schemas.openxmlformats.org/officeDocument/2006/relationships" xmlns:w="http://schemas.openxmlformats.org/wordprocessingml/2006/main" xmlns:w14="http://schemas.microsoft.com/office/word/2010/wordml" xmlns:w15="http://schemas.microsoft.com/office/word/2012/wordml" xmlns:w16cex="http://schemas.microsoft.com/office/word/2018/wordml/cex" xmlns:w16cid="http://schemas.microsoft.com/office/word/2016/wordml/cid" xmlns:w16="http://schemas.microsoft.com/office/word/2018/wordml" xmlns:w16se="http://schemas.microsoft.com/office/word/2015/wordml/symex" mc:Ignorable="w14 w15 w16se w16cid w16 w16cex">
   <w:docDefaults>
     <w:rPrDefault>
       <w:rPr>
@@ -1044,7 +1051,7 @@
     </w:rPrDefault>
     <w:pPrDefault/>
   </w:docDefaults>
-  <w:latentStyles w:defLockedState="0" w:defUIPriority="99" w:defSemiHidden="0" w:defUnhideWhenUsed="0" w:defQFormat="0" w:count="371">
+  <w:latentStyles w:defLockedState="0" w:defUIPriority="99" w:defSemiHidden="0" w:defUnhideWhenUsed="0" w:defQFormat="0" w:count="376">
     <w:lsdException w:name="Normal" w:uiPriority="0" w:qFormat="1"/>
     <w:lsdException w:name="heading 1" w:uiPriority="9" w:qFormat="1"/>
     <w:lsdException w:name="heading 2" w:semiHidden="1" w:uiPriority="9" w:unhideWhenUsed="1" w:qFormat="1"/>
@@ -1150,7 +1157,6 @@
     <w:lsdException w:name="HTML Sample" w:semiHidden="1" w:unhideWhenUsed="1"/>
     <w:lsdException w:name="HTML Typewriter" w:semiHidden="1" w:unhideWhenUsed="1"/>
     <w:lsdException w:name="HTML Variable" w:semiHidden="1" w:unhideWhenUsed="1"/>
-    <w:lsdException w:name="Normal Table" w:semiHidden="1" w:unhideWhenUsed="1"/>
     <w:lsdException w:name="annotation subject" w:semiHidden="1" w:unhideWhenUsed="1"/>
     <w:lsdException w:name="No List" w:semiHidden="1" w:unhideWhenUsed="1"/>
     <w:lsdException w:name="Outline List 1" w:semiHidden="1" w:unhideWhenUsed="1"/>
@@ -1193,11 +1199,8 @@
     <w:lsdException w:name="Table Contemporary" w:semiHidden="1" w:unhideWhenUsed="1"/>
     <w:lsdException w:name="Table Elegant" w:semiHidden="1" w:unhideWhenUsed="1"/>
     <w:lsdException w:name="Table Professional" w:semiHidden="1" w:unhideWhenUsed="1"/>
-    <w:lsdException w:name="Table Subtle 1" w:semiHidden="1" w:unhideWhenUsed="1"/>
     <w:lsdException w:name="Table Subtle 2" w:semiHidden="1" w:unhideWhenUsed="1"/>
     <w:lsdException w:name="Table Web 1" w:semiHidden="1" w:unhideWhenUsed="1"/>
-    <w:lsdException w:name="Table Web 2" w:semiHidden="1" w:unhideWhenUsed="1"/>
-    <w:lsdException w:name="Table Web 3" w:semiHidden="1" w:unhideWhenUsed="1"/>
     <w:lsdException w:name="Balloon Text" w:semiHidden="1" w:unhideWhenUsed="1"/>
     <w:lsdException w:name="Table Grid" w:uiPriority="39"/>
     <w:lsdException w:name="Table Theme" w:semiHidden="1" w:unhideWhenUsed="1"/>
@@ -1416,6 +1419,11 @@
     <w:lsdException w:name="List Table 5 Dark Accent 6" w:uiPriority="50"/>
     <w:lsdException w:name="List Table 6 Colorful Accent 6" w:uiPriority="51"/>
     <w:lsdException w:name="List Table 7 Colorful Accent 6" w:uiPriority="52"/>
+    <w:lsdException w:name="Mention" w:semiHidden="1" w:unhideWhenUsed="1"/>
+    <w:lsdException w:name="Smart Hyperlink" w:semiHidden="1" w:unhideWhenUsed="1"/>
+    <w:lsdException w:name="Hashtag" w:semiHidden="1" w:unhideWhenUsed="1"/>
+    <w:lsdException w:name="Unresolved Mention" w:semiHidden="1" w:unhideWhenUsed="1"/>
+    <w:lsdException w:name="Smart Link" w:semiHidden="1" w:unhideWhenUsed="1"/>
   </w:latentStyles>
   <w:style w:type="paragraph" w:default="1" w:styleId="a">
     <w:name w:val="Normal"/>

--- a/gu23/report/template/act23_general.docx
+++ b/gu23/report/template/act23_general.docx
@@ -147,7 +147,7 @@
     <w:tbl>
       <w:tblPr>
         <w:tblStyle w:val="a3"/>
-        <w:tblW w:w="8400" w:type="dxa"/>
+        <w:tblW w:w="9837" w:type="dxa"/>
         <w:tblInd w:w="0" w:type="dxa"/>
         <w:tblLayout w:type="fixed"/>
         <w:tblLook w:val="04A0" w:firstRow="1" w:lastRow="0" w:firstColumn="1" w:lastColumn="0" w:noHBand="0" w:noVBand="1"/>
@@ -156,6 +156,7 @@
         <w:gridCol w:w="553"/>
         <w:gridCol w:w="1105"/>
         <w:gridCol w:w="1437"/>
+        <w:gridCol w:w="1437"/>
         <w:gridCol w:w="1105"/>
         <w:gridCol w:w="1989"/>
         <w:gridCol w:w="884"/>
@@ -225,15 +226,16 @@
                 <w:sz w:val="16"/>
                 <w:szCs w:val="16"/>
               </w:rPr>
-              <w:t xml:space="preserve">№ </w:t>
+              <w:t>№</w:t>
             </w:r>
             <w:r>
               <w:rPr>
                 <w:b/>
                 <w:sz w:val="16"/>
                 <w:szCs w:val="16"/>
-              </w:rPr>
-              <w:t>н</w:t>
+                <w:lang w:val="en-US"/>
+              </w:rPr>
+              <w:t xml:space="preserve"> </w:t>
             </w:r>
             <w:r>
               <w:rPr>
@@ -241,7 +243,30 @@
                 <w:sz w:val="16"/>
                 <w:szCs w:val="16"/>
               </w:rPr>
-              <w:t>акладной</w:t>
+              <w:t>Контейнера</w:t>
+            </w:r>
+          </w:p>
+        </w:tc>
+        <w:tc>
+          <w:tcPr>
+            <w:tcW w:w="1437" w:type="dxa"/>
+          </w:tcPr>
+          <w:p>
+            <w:pPr>
+              <w:jc w:val="center"/>
+              <w:rPr>
+                <w:b/>
+                <w:sz w:val="16"/>
+                <w:szCs w:val="16"/>
+              </w:rPr>
+            </w:pPr>
+            <w:r>
+              <w:rPr>
+                <w:b/>
+                <w:sz w:val="16"/>
+                <w:szCs w:val="16"/>
+              </w:rPr>
+              <w:t>№ накладной</w:t>
             </w:r>
           </w:p>
         </w:tc>
@@ -307,23 +332,7 @@
                 <w:sz w:val="16"/>
                 <w:szCs w:val="16"/>
               </w:rPr>
-              <w:t>Вес</w:t>
-            </w:r>
-            <w:r>
-              <w:rPr>
-                <w:b/>
-                <w:sz w:val="16"/>
-                <w:szCs w:val="16"/>
-              </w:rPr>
-              <w:t xml:space="preserve"> </w:t>
-            </w:r>
-            <w:r>
-              <w:rPr>
-                <w:b/>
-                <w:sz w:val="16"/>
-                <w:szCs w:val="16"/>
-              </w:rPr>
-              <w:t>(кг)</w:t>
+              <w:t>Вес (кг)</w:t>
             </w:r>
           </w:p>
         </w:tc>
@@ -390,6 +399,27 @@
                 <w:szCs w:val="16"/>
               </w:rPr>
               <w:t>${WAGON_NO}</w:t>
+            </w:r>
+          </w:p>
+        </w:tc>
+        <w:tc>
+          <w:tcPr>
+            <w:tcW w:w="1437" w:type="dxa"/>
+          </w:tcPr>
+          <w:p>
+            <w:pPr>
+              <w:jc w:val="center"/>
+              <w:rPr>
+                <w:sz w:val="16"/>
+                <w:szCs w:val="16"/>
+              </w:rPr>
+            </w:pPr>
+            <w:r>
+              <w:rPr>
+                <w:sz w:val="16"/>
+                <w:szCs w:val="16"/>
+              </w:rPr>
+              <w:t>${WAGON_CONT_NO}</w:t>
             </w:r>
           </w:p>
         </w:tc>
@@ -1157,6 +1187,7 @@
     <w:lsdException w:name="HTML Sample" w:semiHidden="1" w:unhideWhenUsed="1"/>
     <w:lsdException w:name="HTML Typewriter" w:semiHidden="1" w:unhideWhenUsed="1"/>
     <w:lsdException w:name="HTML Variable" w:semiHidden="1" w:unhideWhenUsed="1"/>
+    <w:lsdException w:name="Normal Table" w:semiHidden="1" w:unhideWhenUsed="1"/>
     <w:lsdException w:name="annotation subject" w:semiHidden="1" w:unhideWhenUsed="1"/>
     <w:lsdException w:name="No List" w:semiHidden="1" w:unhideWhenUsed="1"/>
     <w:lsdException w:name="Outline List 1" w:semiHidden="1" w:unhideWhenUsed="1"/>
@@ -1199,8 +1230,11 @@
     <w:lsdException w:name="Table Contemporary" w:semiHidden="1" w:unhideWhenUsed="1"/>
     <w:lsdException w:name="Table Elegant" w:semiHidden="1" w:unhideWhenUsed="1"/>
     <w:lsdException w:name="Table Professional" w:semiHidden="1" w:unhideWhenUsed="1"/>
+    <w:lsdException w:name="Table Subtle 1" w:semiHidden="1" w:unhideWhenUsed="1"/>
     <w:lsdException w:name="Table Subtle 2" w:semiHidden="1" w:unhideWhenUsed="1"/>
     <w:lsdException w:name="Table Web 1" w:semiHidden="1" w:unhideWhenUsed="1"/>
+    <w:lsdException w:name="Table Web 2" w:semiHidden="1" w:unhideWhenUsed="1"/>
+    <w:lsdException w:name="Table Web 3" w:semiHidden="1" w:unhideWhenUsed="1"/>
     <w:lsdException w:name="Balloon Text" w:semiHidden="1" w:unhideWhenUsed="1"/>
     <w:lsdException w:name="Table Grid" w:uiPriority="39"/>
     <w:lsdException w:name="Table Theme" w:semiHidden="1" w:unhideWhenUsed="1"/>
